--- a/Especificação Funcional - FIN 10743_FI06799_004.docx
+++ b/Especificação Funcional - FIN 10743_FI06799_004.docx
@@ -1,6 +1,6 @@
 
 <file path=word/document.xml><?xml version="1.0" encoding="utf-8"?>
-<w:document xmlns:wpc="http://schemas.microsoft.com/office/word/2010/wordprocessingCanvas" xmlns:cx="http://schemas.microsoft.com/office/drawing/2014/chartex" xmlns:cx1="http://schemas.microsoft.com/office/drawing/2015/9/8/chartex" xmlns:cx2="http://schemas.microsoft.com/office/drawing/2015/10/21/chartex" xmlns:cx3="http://schemas.microsoft.com/office/drawing/2016/5/9/chartex" xmlns:cx4="http://schemas.microsoft.com/office/drawing/2016/5/10/chartex" xmlns:cx5="http://schemas.microsoft.com/office/drawing/2016/5/11/chartex" xmlns:cx6="http://schemas.microsoft.com/office/drawing/2016/5/12/chartex" xmlns:cx7="http://schemas.microsoft.com/office/drawing/2016/5/13/chartex" xmlns:cx8="http://schemas.microsoft.com/office/drawing/2016/5/14/chartex" xmlns:mc="http://schemas.openxmlformats.org/markup-compatibility/2006" xmlns:aink="http://schemas.microsoft.com/office/drawing/2016/ink" xmlns:am3d="http://schemas.microsoft.com/office/drawing/2017/model3d" xmlns:o="urn:schemas-microsoft-com:office:office" xmlns:oel="http://schemas.microsoft.com/office/2019/extlst" xmlns:r="http://schemas.openxmlformats.org/officeDocument/2006/relationships" xmlns:m="http://schemas.openxmlformats.org/officeDocument/2006/math" xmlns:v="urn:schemas-microsoft-com:vml" xmlns:wp14="http://schemas.microsoft.com/office/word/2010/wordprocessingDrawing" xmlns:wp="http://schemas.openxmlformats.org/drawingml/2006/wordprocessingDrawing" xmlns:w10="urn:schemas-microsoft-com:office:word" xmlns:w="http://schemas.openxmlformats.org/wordprocessingml/2006/main" xmlns:w14="http://schemas.microsoft.com/office/word/2010/wordml" xmlns:w15="http://schemas.microsoft.com/office/word/2012/wordml" xmlns:w16cex="http://schemas.microsoft.com/office/word/2018/wordml/cex" xmlns:w16cid="http://schemas.microsoft.com/office/word/2016/wordml/cid" xmlns:w16="http://schemas.microsoft.com/office/word/2018/wordml" xmlns:w16sdtdh="http://schemas.microsoft.com/office/word/2020/wordml/sdtdatahash" xmlns:w16se="http://schemas.microsoft.com/office/word/2015/wordml/symex" xmlns:wpg="http://schemas.microsoft.com/office/word/2010/wordprocessingGroup" xmlns:wpi="http://schemas.microsoft.com/office/word/2010/wordprocessingInk" xmlns:wne="http://schemas.microsoft.com/office/word/2006/wordml" xmlns:wps="http://schemas.microsoft.com/office/word/2010/wordprocessingShape" mc:Ignorable="w14 w15 w16se w16cid w16 w16cex w16sdtdh wp14">
+<w:document xmlns:wpc="http://schemas.microsoft.com/office/word/2010/wordprocessingCanvas" xmlns:cx="http://schemas.microsoft.com/office/drawing/2014/chartex" xmlns:cx1="http://schemas.microsoft.com/office/drawing/2015/9/8/chartex" xmlns:cx2="http://schemas.microsoft.com/office/drawing/2015/10/21/chartex" xmlns:cx3="http://schemas.microsoft.com/office/drawing/2016/5/9/chartex" xmlns:cx4="http://schemas.microsoft.com/office/drawing/2016/5/10/chartex" xmlns:cx5="http://schemas.microsoft.com/office/drawing/2016/5/11/chartex" xmlns:cx6="http://schemas.microsoft.com/office/drawing/2016/5/12/chartex" xmlns:cx7="http://schemas.microsoft.com/office/drawing/2016/5/13/chartex" xmlns:cx8="http://schemas.microsoft.com/office/drawing/2016/5/14/chartex" xmlns:mc="http://schemas.openxmlformats.org/markup-compatibility/2006" xmlns:aink="http://schemas.microsoft.com/office/drawing/2016/ink" xmlns:am3d="http://schemas.microsoft.com/office/drawing/2017/model3d" xmlns:o="urn:schemas-microsoft-com:office:office" xmlns:oel="http://schemas.microsoft.com/office/2019/extlst" xmlns:r="http://schemas.openxmlformats.org/officeDocument/2006/relationships" xmlns:m="http://schemas.openxmlformats.org/officeDocument/2006/math" xmlns:v="urn:schemas-microsoft-com:vml" xmlns:wp14="http://schemas.microsoft.com/office/word/2010/wordprocessingDrawing" xmlns:wp="http://schemas.openxmlformats.org/drawingml/2006/wordprocessingDrawing" xmlns:w10="urn:schemas-microsoft-com:office:word" xmlns:w="http://schemas.openxmlformats.org/wordprocessingml/2006/main" xmlns:w14="http://schemas.microsoft.com/office/word/2010/wordml" xmlns:w15="http://schemas.microsoft.com/office/word/2012/wordml" xmlns:w16cex="http://schemas.microsoft.com/office/word/2018/wordml/cex" xmlns:w16cid="http://schemas.microsoft.com/office/word/2016/wordml/cid" xmlns:w16="http://schemas.microsoft.com/office/word/2018/wordml" xmlns:w16du="http://schemas.microsoft.com/office/word/2023/wordml/word16du" xmlns:w16sdtdh="http://schemas.microsoft.com/office/word/2020/wordml/sdtdatahash" xmlns:w16sdtfl="http://schemas.microsoft.com/office/word/2024/wordml/sdtformatlock" xmlns:w16se="http://schemas.microsoft.com/office/word/2015/wordml/symex" xmlns:wpg="http://schemas.microsoft.com/office/word/2010/wordprocessingGroup" xmlns:wpi="http://schemas.microsoft.com/office/word/2010/wordprocessingInk" xmlns:wne="http://schemas.microsoft.com/office/word/2006/wordml" xmlns:wps="http://schemas.microsoft.com/office/word/2010/wordprocessingShape" mc:Ignorable="w14 w15 w16se w16cid w16 w16cex w16sdtdh w16sdtfl w16du wp14">
   <w:body>
     <w:tbl>
       <w:tblPr>
@@ -76,7 +76,6 @@
               <w:bottom w:val="single" w:sz="4" w:space="0" w:color="00000A"/>
               <w:right w:val="single" w:sz="4" w:space="0" w:color="00000A"/>
             </w:tcBorders>
-            <w:shd w:val="clear" w:color="auto" w:fill="auto"/>
             <w:tcMar>
               <w:left w:w="60" w:type="dxa"/>
             </w:tcMar>
@@ -109,7 +108,6 @@
               <w:bottom w:val="single" w:sz="4" w:space="0" w:color="00000A"/>
               <w:right w:val="single" w:sz="12" w:space="0" w:color="00000A"/>
             </w:tcBorders>
-            <w:shd w:val="clear" w:color="auto" w:fill="auto"/>
             <w:tcMar>
               <w:left w:w="70" w:type="dxa"/>
             </w:tcMar>
@@ -167,7 +165,6 @@
               <w:bottom w:val="single" w:sz="4" w:space="0" w:color="00000A"/>
               <w:right w:val="single" w:sz="4" w:space="0" w:color="00000A"/>
             </w:tcBorders>
-            <w:shd w:val="clear" w:color="auto" w:fill="auto"/>
             <w:tcMar>
               <w:left w:w="60" w:type="dxa"/>
             </w:tcMar>
@@ -199,7 +196,6 @@
               <w:bottom w:val="single" w:sz="4" w:space="0" w:color="00000A"/>
               <w:right w:val="single" w:sz="12" w:space="0" w:color="00000A"/>
             </w:tcBorders>
-            <w:shd w:val="clear" w:color="auto" w:fill="auto"/>
             <w:tcMar>
               <w:left w:w="70" w:type="dxa"/>
             </w:tcMar>
@@ -234,7 +230,6 @@
               <w:bottom w:val="single" w:sz="4" w:space="0" w:color="00000A"/>
               <w:right w:val="single" w:sz="12" w:space="0" w:color="00000A"/>
             </w:tcBorders>
-            <w:shd w:val="clear" w:color="auto" w:fill="auto"/>
             <w:tcMar>
               <w:left w:w="70" w:type="dxa"/>
             </w:tcMar>
@@ -264,7 +259,6 @@
               <w:bottom w:val="single" w:sz="4" w:space="0" w:color="00000A"/>
               <w:right w:val="single" w:sz="12" w:space="0" w:color="00000A"/>
             </w:tcBorders>
-            <w:shd w:val="clear" w:color="auto" w:fill="auto"/>
             <w:tcMar>
               <w:left w:w="70" w:type="dxa"/>
             </w:tcMar>
@@ -310,7 +304,6 @@
               <w:bottom w:val="single" w:sz="4" w:space="0" w:color="00000A"/>
               <w:right w:val="single" w:sz="4" w:space="0" w:color="00000A"/>
             </w:tcBorders>
-            <w:shd w:val="clear" w:color="auto" w:fill="auto"/>
             <w:tcMar>
               <w:left w:w="60" w:type="dxa"/>
             </w:tcMar>
@@ -332,7 +325,6 @@
               <w:bottom w:val="single" w:sz="4" w:space="0" w:color="00000A"/>
               <w:right w:val="single" w:sz="12" w:space="0" w:color="00000A"/>
             </w:tcBorders>
-            <w:shd w:val="clear" w:color="auto" w:fill="auto"/>
             <w:tcMar>
               <w:left w:w="70" w:type="dxa"/>
             </w:tcMar>
@@ -378,7 +370,6 @@
               <w:bottom w:val="single" w:sz="4" w:space="0" w:color="00000A"/>
               <w:right w:val="single" w:sz="4" w:space="0" w:color="00000A"/>
             </w:tcBorders>
-            <w:shd w:val="clear" w:color="auto" w:fill="auto"/>
             <w:tcMar>
               <w:left w:w="60" w:type="dxa"/>
             </w:tcMar>
@@ -400,7 +391,6 @@
               <w:bottom w:val="single" w:sz="4" w:space="0" w:color="00000A"/>
               <w:right w:val="single" w:sz="12" w:space="0" w:color="00000A"/>
             </w:tcBorders>
-            <w:shd w:val="clear" w:color="auto" w:fill="auto"/>
             <w:tcMar>
               <w:left w:w="70" w:type="dxa"/>
             </w:tcMar>
@@ -482,7 +472,6 @@
               <w:bottom w:val="single" w:sz="12" w:space="0" w:color="00000A"/>
               <w:right w:val="single" w:sz="4" w:space="0" w:color="00000A"/>
             </w:tcBorders>
-            <w:shd w:val="clear" w:color="auto" w:fill="auto"/>
             <w:tcMar>
               <w:left w:w="60" w:type="dxa"/>
             </w:tcMar>
@@ -504,7 +493,6 @@
               <w:bottom w:val="single" w:sz="12" w:space="0" w:color="00000A"/>
               <w:right w:val="single" w:sz="12" w:space="0" w:color="00000A"/>
             </w:tcBorders>
-            <w:shd w:val="clear" w:color="auto" w:fill="auto"/>
             <w:tcMar>
               <w:left w:w="70" w:type="dxa"/>
             </w:tcMar>
@@ -547,7 +535,6 @@
               <w:bottom w:val="single" w:sz="4" w:space="0" w:color="00000A"/>
               <w:right w:val="single" w:sz="4" w:space="0" w:color="00000A"/>
             </w:tcBorders>
-            <w:shd w:val="clear" w:color="auto" w:fill="auto"/>
             <w:tcMar>
               <w:left w:w="60" w:type="dxa"/>
             </w:tcMar>
@@ -569,7 +556,6 @@
               <w:bottom w:val="single" w:sz="4" w:space="0" w:color="00000A"/>
               <w:right w:val="single" w:sz="12" w:space="0" w:color="00000A"/>
             </w:tcBorders>
-            <w:shd w:val="clear" w:color="auto" w:fill="auto"/>
             <w:tcMar>
               <w:left w:w="70" w:type="dxa"/>
             </w:tcMar>
@@ -742,7 +728,6 @@
               <w:bottom w:val="single" w:sz="12" w:space="0" w:color="00000A"/>
               <w:right w:val="single" w:sz="4" w:space="0" w:color="00000A"/>
             </w:tcBorders>
-            <w:shd w:val="clear" w:color="auto" w:fill="auto"/>
             <w:tcMar>
               <w:left w:w="60" w:type="dxa"/>
             </w:tcMar>
@@ -764,7 +749,6 @@
               <w:bottom w:val="single" w:sz="12" w:space="0" w:color="00000A"/>
               <w:right w:val="single" w:sz="12" w:space="0" w:color="00000A"/>
             </w:tcBorders>
-            <w:shd w:val="clear" w:color="auto" w:fill="auto"/>
             <w:tcMar>
               <w:left w:w="70" w:type="dxa"/>
             </w:tcMar>
@@ -863,7 +847,6 @@
               <w:bottom w:val="single" w:sz="4" w:space="0" w:color="00000A"/>
               <w:right w:val="single" w:sz="4" w:space="0" w:color="00000A"/>
             </w:tcBorders>
-            <w:shd w:val="clear" w:color="auto" w:fill="auto"/>
             <w:tcMar>
               <w:left w:w="60" w:type="dxa"/>
             </w:tcMar>
@@ -887,7 +870,6 @@
               <w:bottom w:val="single" w:sz="4" w:space="0" w:color="00000A"/>
               <w:right w:val="single" w:sz="12" w:space="0" w:color="00000A"/>
             </w:tcBorders>
-            <w:shd w:val="clear" w:color="auto" w:fill="auto"/>
             <w:tcMar>
               <w:left w:w="70" w:type="dxa"/>
             </w:tcMar>
@@ -926,7 +908,6 @@
               <w:bottom w:val="single" w:sz="4" w:space="0" w:color="00000A"/>
               <w:right w:val="single" w:sz="4" w:space="0" w:color="00000A"/>
             </w:tcBorders>
-            <w:shd w:val="clear" w:color="auto" w:fill="auto"/>
             <w:tcMar>
               <w:left w:w="60" w:type="dxa"/>
             </w:tcMar>
@@ -947,7 +928,6 @@
               <w:bottom w:val="single" w:sz="4" w:space="0" w:color="00000A"/>
               <w:right w:val="single" w:sz="12" w:space="0" w:color="00000A"/>
             </w:tcBorders>
-            <w:shd w:val="clear" w:color="auto" w:fill="auto"/>
             <w:tcMar>
               <w:left w:w="70" w:type="dxa"/>
             </w:tcMar>
@@ -986,7 +966,6 @@
               <w:bottom w:val="single" w:sz="12" w:space="0" w:color="00000A"/>
               <w:right w:val="single" w:sz="4" w:space="0" w:color="00000A"/>
             </w:tcBorders>
-            <w:shd w:val="clear" w:color="auto" w:fill="auto"/>
             <w:tcMar>
               <w:left w:w="60" w:type="dxa"/>
             </w:tcMar>
@@ -1010,7 +989,6 @@
               <w:bottom w:val="single" w:sz="12" w:space="0" w:color="00000A"/>
               <w:right w:val="single" w:sz="12" w:space="0" w:color="00000A"/>
             </w:tcBorders>
-            <w:shd w:val="clear" w:color="auto" w:fill="auto"/>
             <w:tcMar>
               <w:left w:w="70" w:type="dxa"/>
             </w:tcMar>
@@ -1113,7 +1091,6 @@
               <w:bottom w:val="single" w:sz="4" w:space="0" w:color="00000A"/>
               <w:right w:val="single" w:sz="4" w:space="0" w:color="00000A"/>
             </w:tcBorders>
-            <w:shd w:val="clear" w:color="auto" w:fill="auto"/>
             <w:tcMar>
               <w:left w:w="60" w:type="dxa"/>
             </w:tcMar>
@@ -1137,7 +1114,6 @@
               <w:bottom w:val="single" w:sz="4" w:space="0" w:color="00000A"/>
               <w:right w:val="single" w:sz="12" w:space="0" w:color="00000A"/>
             </w:tcBorders>
-            <w:shd w:val="clear" w:color="auto" w:fill="auto"/>
             <w:tcMar>
               <w:left w:w="70" w:type="dxa"/>
             </w:tcMar>
@@ -1176,7 +1152,6 @@
               <w:bottom w:val="single" w:sz="4" w:space="0" w:color="00000A"/>
               <w:right w:val="single" w:sz="4" w:space="0" w:color="00000A"/>
             </w:tcBorders>
-            <w:shd w:val="clear" w:color="auto" w:fill="auto"/>
             <w:tcMar>
               <w:left w:w="60" w:type="dxa"/>
             </w:tcMar>
@@ -1197,7 +1172,6 @@
               <w:bottom w:val="single" w:sz="4" w:space="0" w:color="00000A"/>
               <w:right w:val="single" w:sz="12" w:space="0" w:color="00000A"/>
             </w:tcBorders>
-            <w:shd w:val="clear" w:color="auto" w:fill="auto"/>
             <w:tcMar>
               <w:left w:w="70" w:type="dxa"/>
             </w:tcMar>
@@ -1236,7 +1210,6 @@
               <w:bottom w:val="single" w:sz="12" w:space="0" w:color="00000A"/>
               <w:right w:val="single" w:sz="4" w:space="0" w:color="00000A"/>
             </w:tcBorders>
-            <w:shd w:val="clear" w:color="auto" w:fill="auto"/>
             <w:tcMar>
               <w:left w:w="60" w:type="dxa"/>
             </w:tcMar>
@@ -1260,7 +1233,6 @@
               <w:bottom w:val="single" w:sz="12" w:space="0" w:color="00000A"/>
               <w:right w:val="single" w:sz="12" w:space="0" w:color="00000A"/>
             </w:tcBorders>
-            <w:shd w:val="clear" w:color="auto" w:fill="auto"/>
             <w:tcMar>
               <w:left w:w="70" w:type="dxa"/>
             </w:tcMar>
@@ -1360,7 +1332,6 @@
               <w:bottom w:val="single" w:sz="4" w:space="0" w:color="00000A"/>
               <w:right w:val="single" w:sz="4" w:space="0" w:color="00000A"/>
             </w:tcBorders>
-            <w:shd w:val="clear" w:color="auto" w:fill="auto"/>
             <w:tcMar>
               <w:left w:w="60" w:type="dxa"/>
             </w:tcMar>
@@ -1388,7 +1359,6 @@
               <w:bottom w:val="single" w:sz="4" w:space="0" w:color="00000A"/>
               <w:right w:val="single" w:sz="12" w:space="0" w:color="00000A"/>
             </w:tcBorders>
-            <w:shd w:val="clear" w:color="auto" w:fill="auto"/>
             <w:tcMar>
               <w:left w:w="70" w:type="dxa"/>
             </w:tcMar>
@@ -1510,7 +1480,6 @@
               <w:bottom w:val="single" w:sz="4" w:space="0" w:color="00000A"/>
               <w:right w:val="single" w:sz="12" w:space="0" w:color="00000A"/>
             </w:tcBorders>
-            <w:shd w:val="clear" w:color="auto" w:fill="auto"/>
             <w:tcMar>
               <w:left w:w="70" w:type="dxa"/>
             </w:tcMar>
@@ -1602,7 +1571,6 @@
               <w:bottom w:val="single" w:sz="4" w:space="0" w:color="00000A"/>
               <w:right w:val="single" w:sz="4" w:space="0" w:color="00000A"/>
             </w:tcBorders>
-            <w:shd w:val="clear" w:color="auto" w:fill="auto"/>
             <w:tcMar>
               <w:left w:w="60" w:type="dxa"/>
             </w:tcMar>
@@ -1626,7 +1594,6 @@
               <w:bottom w:val="single" w:sz="4" w:space="0" w:color="00000A"/>
               <w:right w:val="single" w:sz="12" w:space="0" w:color="00000A"/>
             </w:tcBorders>
-            <w:shd w:val="clear" w:color="auto" w:fill="auto"/>
             <w:tcMar>
               <w:left w:w="70" w:type="dxa"/>
             </w:tcMar>
@@ -1665,7 +1632,6 @@
               <w:bottom w:val="single" w:sz="4" w:space="0" w:color="00000A"/>
               <w:right w:val="single" w:sz="4" w:space="0" w:color="00000A"/>
             </w:tcBorders>
-            <w:shd w:val="clear" w:color="auto" w:fill="auto"/>
             <w:tcMar>
               <w:left w:w="60" w:type="dxa"/>
             </w:tcMar>
@@ -1686,7 +1652,6 @@
               <w:bottom w:val="single" w:sz="4" w:space="0" w:color="00000A"/>
               <w:right w:val="single" w:sz="12" w:space="0" w:color="00000A"/>
             </w:tcBorders>
-            <w:shd w:val="clear" w:color="auto" w:fill="auto"/>
             <w:tcMar>
               <w:left w:w="70" w:type="dxa"/>
             </w:tcMar>
@@ -1725,7 +1690,6 @@
               <w:bottom w:val="single" w:sz="12" w:space="0" w:color="00000A"/>
               <w:right w:val="single" w:sz="4" w:space="0" w:color="00000A"/>
             </w:tcBorders>
-            <w:shd w:val="clear" w:color="auto" w:fill="auto"/>
             <w:tcMar>
               <w:left w:w="60" w:type="dxa"/>
             </w:tcMar>
@@ -1749,7 +1713,6 @@
               <w:bottom w:val="single" w:sz="12" w:space="0" w:color="00000A"/>
               <w:right w:val="single" w:sz="12" w:space="0" w:color="00000A"/>
             </w:tcBorders>
-            <w:shd w:val="clear" w:color="auto" w:fill="auto"/>
             <w:tcMar>
               <w:left w:w="70" w:type="dxa"/>
             </w:tcMar>
@@ -1960,7 +1923,6 @@
               <w:bottom w:val="single" w:sz="12" w:space="0" w:color="00000A"/>
               <w:right w:val="single" w:sz="4" w:space="0" w:color="00000A"/>
             </w:tcBorders>
-            <w:shd w:val="clear" w:color="auto" w:fill="auto"/>
             <w:tcMar>
               <w:left w:w="60" w:type="dxa"/>
             </w:tcMar>
@@ -1997,7 +1959,6 @@
               <w:bottom w:val="single" w:sz="12" w:space="0" w:color="00000A"/>
               <w:right w:val="single" w:sz="4" w:space="0" w:color="00000A"/>
             </w:tcBorders>
-            <w:shd w:val="clear" w:color="auto" w:fill="auto"/>
             <w:tcMar>
               <w:left w:w="70" w:type="dxa"/>
             </w:tcMar>
@@ -2075,7 +2036,6 @@
               <w:bottom w:val="single" w:sz="12" w:space="0" w:color="00000A"/>
               <w:right w:val="single" w:sz="4" w:space="0" w:color="00000A"/>
             </w:tcBorders>
-            <w:shd w:val="clear" w:color="auto" w:fill="auto"/>
             <w:tcMar>
               <w:left w:w="70" w:type="dxa"/>
             </w:tcMar>
@@ -2129,7 +2089,6 @@
               <w:bottom w:val="single" w:sz="12" w:space="0" w:color="00000A"/>
               <w:right w:val="single" w:sz="4" w:space="0" w:color="00000A"/>
             </w:tcBorders>
-            <w:shd w:val="clear" w:color="auto" w:fill="auto"/>
             <w:tcMar>
               <w:left w:w="70" w:type="dxa"/>
             </w:tcMar>
@@ -2171,7 +2130,6 @@
               <w:bottom w:val="single" w:sz="12" w:space="0" w:color="00000A"/>
               <w:right w:val="single" w:sz="12" w:space="0" w:color="00000A"/>
             </w:tcBorders>
-            <w:shd w:val="clear" w:color="auto" w:fill="auto"/>
             <w:tcMar>
               <w:left w:w="70" w:type="dxa"/>
             </w:tcMar>
@@ -2540,7 +2498,6 @@
               <w:bottom w:val="single" w:sz="6" w:space="0" w:color="00000A"/>
               <w:right w:val="single" w:sz="12" w:space="0" w:color="00000A"/>
             </w:tcBorders>
-            <w:shd w:val="clear" w:color="auto" w:fill="auto"/>
             <w:tcMar>
               <w:left w:w="114" w:type="dxa"/>
             </w:tcMar>
@@ -2608,7 +2565,6 @@
               <w:bottom w:val="single" w:sz="6" w:space="0" w:color="00000A"/>
               <w:right w:val="single" w:sz="12" w:space="0" w:color="00000A"/>
             </w:tcBorders>
-            <w:shd w:val="clear" w:color="auto" w:fill="auto"/>
             <w:tcMar>
               <w:left w:w="114" w:type="dxa"/>
             </w:tcMar>
@@ -2669,7 +2625,6 @@
               <w:bottom w:val="single" w:sz="12" w:space="0" w:color="00000A"/>
               <w:right w:val="single" w:sz="12" w:space="0" w:color="00000A"/>
             </w:tcBorders>
-            <w:shd w:val="clear" w:color="auto" w:fill="auto"/>
             <w:tcMar>
               <w:left w:w="114" w:type="dxa"/>
             </w:tcMar>
@@ -3061,6 +3016,7 @@
       </w:pPr>
       <w:r>
         <w:rPr>
+          <w:noProof/>
           <w:color w:val="0000FF"/>
         </w:rPr>
         <w:drawing>
@@ -3115,6 +3071,7 @@
       </w:pPr>
       <w:r>
         <w:rPr>
+          <w:noProof/>
           <w:color w:val="0000FF"/>
         </w:rPr>
         <w:drawing>
@@ -3489,12 +3446,21 @@
           <w:color w:val="000000"/>
         </w:rPr>
       </w:pPr>
+      <w:proofErr w:type="spellStart"/>
       <w:r>
         <w:rPr>
           <w:b/>
           <w:color w:val="000000"/>
         </w:rPr>
-        <w:t xml:space="preserve">Freqüência </w:t>
+        <w:t>Freqüência</w:t>
+      </w:r>
+      <w:proofErr w:type="spellEnd"/>
+      <w:r>
+        <w:rPr>
+          <w:b/>
+          <w:color w:val="000000"/>
+        </w:rPr>
+        <w:t xml:space="preserve"> </w:t>
       </w:r>
     </w:p>
     <w:p>
@@ -3917,7 +3883,6 @@
               <w:bottom w:val="single" w:sz="4" w:space="0" w:color="3366FF"/>
               <w:right w:val="single" w:sz="4" w:space="0" w:color="3366FF"/>
             </w:tcBorders>
-            <w:shd w:val="clear" w:color="auto" w:fill="auto"/>
             <w:tcMar>
               <w:left w:w="70" w:type="dxa"/>
             </w:tcMar>
@@ -3969,7 +3934,6 @@
               <w:bottom w:val="single" w:sz="4" w:space="0" w:color="3366FF"/>
               <w:right w:val="single" w:sz="4" w:space="0" w:color="3366FF"/>
             </w:tcBorders>
-            <w:shd w:val="clear" w:color="auto" w:fill="auto"/>
             <w:tcMar>
               <w:left w:w="70" w:type="dxa"/>
             </w:tcMar>
@@ -3987,7 +3951,23 @@
                 <w:color w:val="0000FF"/>
                 <w:lang w:eastAsia="en-US"/>
               </w:rPr>
-              <w:t xml:space="preserve">Documento comtábil gerado corretamente com a data </w:t>
+              <w:t xml:space="preserve">Documento </w:t>
+            </w:r>
+            <w:proofErr w:type="spellStart"/>
+            <w:r>
+              <w:rPr>
+                <w:color w:val="0000FF"/>
+                <w:lang w:eastAsia="en-US"/>
+              </w:rPr>
+              <w:t>comtábil</w:t>
+            </w:r>
+            <w:proofErr w:type="spellEnd"/>
+            <w:r>
+              <w:rPr>
+                <w:color w:val="0000FF"/>
+                <w:lang w:eastAsia="en-US"/>
+              </w:rPr>
+              <w:t xml:space="preserve"> gerado corretamente com a data </w:t>
             </w:r>
             <w:r>
               <w:rPr>
@@ -4028,7 +4008,6 @@
               <w:bottom w:val="single" w:sz="4" w:space="0" w:color="3366FF"/>
               <w:right w:val="single" w:sz="4" w:space="0" w:color="3366FF"/>
             </w:tcBorders>
-            <w:shd w:val="clear" w:color="auto" w:fill="auto"/>
             <w:tcMar>
               <w:left w:w="70" w:type="dxa"/>
             </w:tcMar>
@@ -5456,6 +5435,13 @@
                 <w:szCs w:val="18"/>
               </w:rPr>
             </w:pPr>
+            <w:r>
+              <w:rPr>
+                <w:sz w:val="18"/>
+                <w:szCs w:val="18"/>
+              </w:rPr>
+              <w:t>Include</w:t>
+            </w:r>
           </w:p>
         </w:tc>
         <w:tc>
@@ -5477,6 +5463,13 @@
                 <w:szCs w:val="18"/>
               </w:rPr>
             </w:pPr>
+            <w:r>
+              <w:rPr>
+                <w:b/>
+                <w:color w:val="000000"/>
+              </w:rPr>
+              <w:t>YSINC_ZXM08U16_DTVENCIM</w:t>
+            </w:r>
           </w:p>
         </w:tc>
       </w:tr>
@@ -5568,6 +5561,22 @@
         <w:spacing w:after="240"/>
         <w:ind w:left="391" w:hanging="391"/>
       </w:pPr>
+      <w:proofErr w:type="spellStart"/>
+      <w:r>
+        <w:t>Inclusao</w:t>
+      </w:r>
+      <w:proofErr w:type="spellEnd"/>
+      <w:r>
+        <w:t xml:space="preserve"> de </w:t>
+      </w:r>
+      <w:proofErr w:type="spellStart"/>
+      <w:r>
+        <w:t>l’ogica</w:t>
+      </w:r>
+      <w:proofErr w:type="spellEnd"/>
+      <w:r>
+        <w:t xml:space="preserve"> para atender a condição de pagamento a fornecedor: A013</w:t>
+      </w:r>
     </w:p>
     <w:p>
       <w:pPr>
@@ -5590,6 +5599,4731 @@
         </w:rPr>
         <w:t>Observações:</w:t>
       </w:r>
+    </w:p>
+    <w:tbl>
+      <w:tblPr>
+        <w:tblStyle w:val="Tabelacomgrade"/>
+        <w:tblW w:w="0" w:type="auto"/>
+        <w:tblLook w:val="04A0" w:firstRow="1" w:lastRow="0" w:firstColumn="1" w:lastColumn="0" w:noHBand="0" w:noVBand="1"/>
+      </w:tblPr>
+      <w:tblGrid>
+        <w:gridCol w:w="10468"/>
+      </w:tblGrid>
+      <w:tr>
+        <w:tc>
+          <w:tcPr>
+            <w:tcW w:w="10468" w:type="dxa"/>
+          </w:tcPr>
+          <w:p>
+            <w:pPr>
+              <w:suppressAutoHyphens w:val="0"/>
+              <w:spacing w:before="240" w:after="240"/>
+              <w:rPr>
+                <w:b/>
+                <w:color w:val="000000"/>
+              </w:rPr>
+            </w:pPr>
+            <w:r>
+              <w:rPr>
+                <w:b/>
+                <w:color w:val="000000"/>
+              </w:rPr>
+              <w:t>*&amp;---------------------------------------------------------------------*</w:t>
+            </w:r>
+          </w:p>
+          <w:p>
+            <w:pPr>
+              <w:suppressAutoHyphens w:val="0"/>
+              <w:spacing w:before="240" w:after="240"/>
+              <w:rPr>
+                <w:b/>
+                <w:color w:val="000000"/>
+              </w:rPr>
+            </w:pPr>
+            <w:r>
+              <w:rPr>
+                <w:b/>
+                <w:color w:val="000000"/>
+              </w:rPr>
+              <w:t>*&amp; Include          YSINC_ZXM08U16_DTVENCIM</w:t>
+            </w:r>
+          </w:p>
+          <w:p>
+            <w:pPr>
+              <w:suppressAutoHyphens w:val="0"/>
+              <w:spacing w:before="240" w:after="240"/>
+              <w:rPr>
+                <w:b/>
+                <w:color w:val="000000"/>
+              </w:rPr>
+            </w:pPr>
+            <w:r>
+              <w:rPr>
+                <w:b/>
+                <w:color w:val="000000"/>
+              </w:rPr>
+              <w:t>*&amp;---------------------------------------------------------------------*</w:t>
+            </w:r>
+          </w:p>
+          <w:p>
+            <w:pPr>
+              <w:suppressAutoHyphens w:val="0"/>
+              <w:spacing w:before="240" w:after="240"/>
+              <w:rPr>
+                <w:b/>
+                <w:color w:val="000000"/>
+              </w:rPr>
+            </w:pPr>
+            <w:r>
+              <w:rPr>
+                <w:b/>
+                <w:color w:val="000000"/>
+              </w:rPr>
+              <w:t xml:space="preserve">*&amp; DS4K914785 - </w:t>
+            </w:r>
+            <w:proofErr w:type="gramStart"/>
+            <w:r>
+              <w:rPr>
+                <w:b/>
+                <w:color w:val="000000"/>
+              </w:rPr>
+              <w:t>ABAPBQMT  -</w:t>
+            </w:r>
+            <w:proofErr w:type="gramEnd"/>
+            <w:r>
+              <w:rPr>
+                <w:b/>
+                <w:color w:val="000000"/>
+              </w:rPr>
+              <w:t xml:space="preserve"> 8000005943: FIN10739-COND.PGTO FORNECEDOR - A005</w:t>
+            </w:r>
+          </w:p>
+          <w:p>
+            <w:pPr>
+              <w:suppressAutoHyphens w:val="0"/>
+              <w:spacing w:before="240" w:after="240"/>
+              <w:rPr>
+                <w:b/>
+                <w:color w:val="000000"/>
+              </w:rPr>
+            </w:pPr>
+            <w:r>
+              <w:rPr>
+                <w:b/>
+                <w:color w:val="000000"/>
+              </w:rPr>
+              <w:t>*&amp;</w:t>
+            </w:r>
+          </w:p>
+          <w:p>
+            <w:pPr>
+              <w:suppressAutoHyphens w:val="0"/>
+              <w:spacing w:before="240" w:after="240"/>
+              <w:rPr>
+                <w:b/>
+                <w:color w:val="000000"/>
+              </w:rPr>
+            </w:pPr>
+            <w:r>
+              <w:rPr>
+                <w:b/>
+                <w:color w:val="000000"/>
+              </w:rPr>
+              <w:lastRenderedPageBreak/>
+              <w:t>*&amp;---------------------------------------------------------------------*</w:t>
+            </w:r>
+          </w:p>
+          <w:p>
+            <w:pPr>
+              <w:suppressAutoHyphens w:val="0"/>
+              <w:spacing w:before="240" w:after="240"/>
+              <w:rPr>
+                <w:b/>
+                <w:color w:val="000000"/>
+              </w:rPr>
+            </w:pPr>
+          </w:p>
+          <w:p>
+            <w:pPr>
+              <w:suppressAutoHyphens w:val="0"/>
+              <w:spacing w:before="240" w:after="240"/>
+              <w:rPr>
+                <w:b/>
+                <w:color w:val="000000"/>
+                <w:lang w:val="en-US"/>
+              </w:rPr>
+            </w:pPr>
+            <w:r>
+              <w:rPr>
+                <w:b/>
+                <w:color w:val="000000"/>
+                <w:lang w:val="en-US"/>
+              </w:rPr>
+              <w:t xml:space="preserve">DATA: </w:t>
+            </w:r>
+            <w:proofErr w:type="spellStart"/>
+            <w:r>
+              <w:rPr>
+                <w:b/>
+                <w:color w:val="000000"/>
+                <w:lang w:val="en-US"/>
+              </w:rPr>
+              <w:t>lv_data</w:t>
+            </w:r>
+            <w:proofErr w:type="spellEnd"/>
+            <w:r>
+              <w:rPr>
+                <w:b/>
+                <w:color w:val="000000"/>
+                <w:lang w:val="en-US"/>
+              </w:rPr>
+              <w:t xml:space="preserve">      TYPE datum VALUE IS INITIAL,</w:t>
+            </w:r>
+          </w:p>
+          <w:p>
+            <w:pPr>
+              <w:suppressAutoHyphens w:val="0"/>
+              <w:spacing w:before="240" w:after="240"/>
+              <w:rPr>
+                <w:b/>
+                <w:color w:val="000000"/>
+                <w:lang w:val="en-US"/>
+              </w:rPr>
+            </w:pPr>
+            <w:r>
+              <w:rPr>
+                <w:b/>
+                <w:color w:val="000000"/>
+                <w:lang w:val="en-US"/>
+              </w:rPr>
+              <w:t xml:space="preserve">      </w:t>
+            </w:r>
+            <w:proofErr w:type="spellStart"/>
+            <w:r>
+              <w:rPr>
+                <w:b/>
+                <w:color w:val="000000"/>
+                <w:lang w:val="en-US"/>
+              </w:rPr>
+              <w:t>lv_data_util</w:t>
+            </w:r>
+            <w:proofErr w:type="spellEnd"/>
+            <w:r>
+              <w:rPr>
+                <w:b/>
+                <w:color w:val="000000"/>
+                <w:lang w:val="en-US"/>
+              </w:rPr>
+              <w:t xml:space="preserve"> TYPE datum VALUE IS INITIAL.</w:t>
+            </w:r>
+          </w:p>
+          <w:p>
+            <w:pPr>
+              <w:suppressAutoHyphens w:val="0"/>
+              <w:spacing w:before="240" w:after="240"/>
+              <w:rPr>
+                <w:b/>
+                <w:color w:val="000000"/>
+              </w:rPr>
+            </w:pPr>
+            <w:r>
+              <w:rPr>
+                <w:b/>
+                <w:color w:val="000000"/>
+              </w:rPr>
+              <w:t xml:space="preserve">* Inicio da </w:t>
+            </w:r>
+            <w:proofErr w:type="spellStart"/>
+            <w:r>
+              <w:rPr>
+                <w:b/>
+                <w:color w:val="000000"/>
+              </w:rPr>
+              <w:t>nlcusao</w:t>
+            </w:r>
+            <w:proofErr w:type="spellEnd"/>
+            <w:r>
+              <w:rPr>
+                <w:b/>
+                <w:color w:val="000000"/>
+              </w:rPr>
+              <w:t xml:space="preserve"> 16/09/2026 FIN10740</w:t>
+            </w:r>
+          </w:p>
+          <w:p>
+            <w:pPr>
+              <w:suppressAutoHyphens w:val="0"/>
+              <w:spacing w:before="240" w:after="240"/>
+              <w:rPr>
+                <w:b/>
+                <w:color w:val="000000"/>
+              </w:rPr>
+            </w:pPr>
+            <w:r>
+              <w:rPr>
+                <w:b/>
+                <w:color w:val="000000"/>
+              </w:rPr>
+              <w:t xml:space="preserve">DATA: </w:t>
+            </w:r>
+            <w:proofErr w:type="spellStart"/>
+            <w:r>
+              <w:rPr>
+                <w:b/>
+                <w:color w:val="000000"/>
+              </w:rPr>
+              <w:t>lv_data_decendial</w:t>
+            </w:r>
+            <w:proofErr w:type="spellEnd"/>
+            <w:r>
+              <w:rPr>
+                <w:b/>
+                <w:color w:val="000000"/>
+              </w:rPr>
+              <w:t xml:space="preserve"> TYPE </w:t>
+            </w:r>
+            <w:proofErr w:type="spellStart"/>
+            <w:r>
+              <w:rPr>
+                <w:b/>
+                <w:color w:val="000000"/>
+              </w:rPr>
+              <w:t>datum</w:t>
+            </w:r>
+            <w:proofErr w:type="spellEnd"/>
+            <w:r>
+              <w:rPr>
+                <w:b/>
+                <w:color w:val="000000"/>
+              </w:rPr>
+              <w:t xml:space="preserve"> VALUE IS INITIAL.</w:t>
+            </w:r>
+          </w:p>
+          <w:p>
+            <w:pPr>
+              <w:suppressAutoHyphens w:val="0"/>
+              <w:spacing w:before="240" w:after="240"/>
+              <w:rPr>
+                <w:b/>
+                <w:color w:val="000000"/>
+              </w:rPr>
+            </w:pPr>
+            <w:r>
+              <w:rPr>
+                <w:b/>
+                <w:color w:val="000000"/>
+              </w:rPr>
+              <w:t xml:space="preserve">DATA: lv_data_CONDA015 TYPE </w:t>
+            </w:r>
+            <w:proofErr w:type="spellStart"/>
+            <w:r>
+              <w:rPr>
+                <w:b/>
+                <w:color w:val="000000"/>
+              </w:rPr>
+              <w:t>datum</w:t>
+            </w:r>
+            <w:proofErr w:type="spellEnd"/>
+            <w:r>
+              <w:rPr>
+                <w:b/>
+                <w:color w:val="000000"/>
+              </w:rPr>
+              <w:t xml:space="preserve"> VALUE IS INITIAL.</w:t>
+            </w:r>
+          </w:p>
+          <w:p>
+            <w:pPr>
+              <w:suppressAutoHyphens w:val="0"/>
+              <w:spacing w:before="240" w:after="240"/>
+              <w:rPr>
+                <w:b/>
+                <w:color w:val="000000"/>
+              </w:rPr>
+            </w:pPr>
+            <w:r>
+              <w:rPr>
+                <w:b/>
+                <w:color w:val="000000"/>
+              </w:rPr>
+              <w:t xml:space="preserve">DATA: lv_data_CONDA011 TYPE </w:t>
+            </w:r>
+            <w:proofErr w:type="spellStart"/>
+            <w:r>
+              <w:rPr>
+                <w:b/>
+                <w:color w:val="000000"/>
+              </w:rPr>
+              <w:t>datum</w:t>
+            </w:r>
+            <w:proofErr w:type="spellEnd"/>
+            <w:r>
+              <w:rPr>
+                <w:b/>
+                <w:color w:val="000000"/>
+              </w:rPr>
+              <w:t xml:space="preserve"> VALUE IS INITIAL.</w:t>
+            </w:r>
+          </w:p>
+          <w:p>
+            <w:pPr>
+              <w:suppressAutoHyphens w:val="0"/>
+              <w:spacing w:before="240" w:after="240"/>
+              <w:rPr>
+                <w:b/>
+                <w:color w:val="000000"/>
+              </w:rPr>
+            </w:pPr>
+            <w:r>
+              <w:rPr>
+                <w:b/>
+                <w:color w:val="000000"/>
+              </w:rPr>
+              <w:t xml:space="preserve">DATA: lv_data_CONDA013 TYPE </w:t>
+            </w:r>
+            <w:proofErr w:type="spellStart"/>
+            <w:r>
+              <w:rPr>
+                <w:b/>
+                <w:color w:val="000000"/>
+              </w:rPr>
+              <w:t>datum</w:t>
+            </w:r>
+            <w:proofErr w:type="spellEnd"/>
+            <w:r>
+              <w:rPr>
+                <w:b/>
+                <w:color w:val="000000"/>
+              </w:rPr>
+              <w:t xml:space="preserve"> VALUE IS INITIAL.</w:t>
+            </w:r>
+          </w:p>
+          <w:p>
+            <w:pPr>
+              <w:suppressAutoHyphens w:val="0"/>
+              <w:spacing w:before="240" w:after="240"/>
+              <w:rPr>
+                <w:b/>
+                <w:color w:val="000000"/>
+              </w:rPr>
+            </w:pPr>
+          </w:p>
+          <w:p>
+            <w:pPr>
+              <w:suppressAutoHyphens w:val="0"/>
+              <w:spacing w:before="240" w:after="240"/>
+              <w:rPr>
+                <w:b/>
+                <w:color w:val="000000"/>
+              </w:rPr>
+            </w:pPr>
+            <w:r>
+              <w:rPr>
+                <w:b/>
+                <w:color w:val="000000"/>
+              </w:rPr>
+              <w:t xml:space="preserve">* Fim da </w:t>
+            </w:r>
+            <w:proofErr w:type="spellStart"/>
+            <w:r>
+              <w:rPr>
+                <w:b/>
+                <w:color w:val="000000"/>
+              </w:rPr>
+              <w:t>nlcusao</w:t>
+            </w:r>
+            <w:proofErr w:type="spellEnd"/>
+            <w:r>
+              <w:rPr>
+                <w:b/>
+                <w:color w:val="000000"/>
+              </w:rPr>
+              <w:t xml:space="preserve"> 16/09/2026 FIN10740</w:t>
+            </w:r>
+          </w:p>
+          <w:p>
+            <w:pPr>
+              <w:suppressAutoHyphens w:val="0"/>
+              <w:spacing w:before="240" w:after="240"/>
+              <w:rPr>
+                <w:b/>
+                <w:color w:val="000000"/>
+                <w:lang w:val="en-US"/>
+              </w:rPr>
+            </w:pPr>
+            <w:r>
+              <w:rPr>
+                <w:b/>
+                <w:color w:val="000000"/>
+                <w:lang w:val="en-US"/>
+              </w:rPr>
+              <w:t xml:space="preserve">DATA: </w:t>
+            </w:r>
+            <w:proofErr w:type="spellStart"/>
+            <w:r>
+              <w:rPr>
+                <w:b/>
+                <w:color w:val="000000"/>
+                <w:lang w:val="en-US"/>
+              </w:rPr>
+              <w:t>ls_invfo_condpgt</w:t>
+            </w:r>
+            <w:proofErr w:type="spellEnd"/>
+            <w:r>
+              <w:rPr>
+                <w:b/>
+                <w:color w:val="000000"/>
+                <w:lang w:val="en-US"/>
+              </w:rPr>
+              <w:t xml:space="preserve"> TYPE </w:t>
+            </w:r>
+            <w:proofErr w:type="spellStart"/>
+            <w:r>
+              <w:rPr>
+                <w:b/>
+                <w:color w:val="000000"/>
+                <w:lang w:val="en-US"/>
+              </w:rPr>
+              <w:t>invfo</w:t>
+            </w:r>
+            <w:proofErr w:type="spellEnd"/>
+            <w:r>
+              <w:rPr>
+                <w:b/>
+                <w:color w:val="000000"/>
+                <w:lang w:val="en-US"/>
+              </w:rPr>
+              <w:t>,</w:t>
+            </w:r>
+          </w:p>
+          <w:p>
+            <w:pPr>
+              <w:suppressAutoHyphens w:val="0"/>
+              <w:spacing w:before="240" w:after="240"/>
+              <w:rPr>
+                <w:b/>
+                <w:color w:val="000000"/>
+                <w:lang w:val="en-US"/>
+              </w:rPr>
+            </w:pPr>
+            <w:r>
+              <w:rPr>
+                <w:b/>
+                <w:color w:val="000000"/>
+                <w:lang w:val="en-US"/>
+              </w:rPr>
+              <w:t xml:space="preserve">      ls__</w:t>
+            </w:r>
+            <w:proofErr w:type="spellStart"/>
+            <w:r>
+              <w:rPr>
+                <w:b/>
+                <w:color w:val="000000"/>
+                <w:lang w:val="en-US"/>
+              </w:rPr>
+              <w:t>drseg</w:t>
+            </w:r>
+            <w:proofErr w:type="spellEnd"/>
+            <w:r>
+              <w:rPr>
+                <w:b/>
+                <w:color w:val="000000"/>
+                <w:lang w:val="en-US"/>
+              </w:rPr>
+              <w:t xml:space="preserve">        LIKE LINE OF </w:t>
+            </w:r>
+            <w:proofErr w:type="spellStart"/>
+            <w:r>
+              <w:rPr>
+                <w:b/>
+                <w:color w:val="000000"/>
+                <w:lang w:val="en-US"/>
+              </w:rPr>
+              <w:t>t_drseg</w:t>
+            </w:r>
+            <w:proofErr w:type="spellEnd"/>
+            <w:r>
+              <w:rPr>
+                <w:b/>
+                <w:color w:val="000000"/>
+                <w:lang w:val="en-US"/>
+              </w:rPr>
+              <w:t>.</w:t>
+            </w:r>
+          </w:p>
+          <w:p>
+            <w:pPr>
+              <w:suppressAutoHyphens w:val="0"/>
+              <w:spacing w:before="240" w:after="240"/>
+              <w:rPr>
+                <w:b/>
+                <w:color w:val="000000"/>
+                <w:lang w:val="en-US"/>
+              </w:rPr>
+            </w:pPr>
+          </w:p>
+          <w:p>
+            <w:pPr>
+              <w:suppressAutoHyphens w:val="0"/>
+              <w:spacing w:before="240" w:after="240"/>
+              <w:rPr>
+                <w:b/>
+                <w:color w:val="000000"/>
+                <w:lang w:val="en-US"/>
+              </w:rPr>
+            </w:pPr>
+            <w:r>
+              <w:rPr>
+                <w:b/>
+                <w:color w:val="000000"/>
+                <w:lang w:val="en-US"/>
+              </w:rPr>
+              <w:t>FIELD-SYMBOLS: &lt;</w:t>
+            </w:r>
+            <w:proofErr w:type="spellStart"/>
+            <w:r>
+              <w:rPr>
+                <w:b/>
+                <w:color w:val="000000"/>
+                <w:lang w:val="en-US"/>
+              </w:rPr>
+              <w:t>fs_invfo_condpgt</w:t>
+            </w:r>
+            <w:proofErr w:type="spellEnd"/>
+            <w:r>
+              <w:rPr>
+                <w:b/>
+                <w:color w:val="000000"/>
+                <w:lang w:val="en-US"/>
+              </w:rPr>
+              <w:t>&gt; TYPE any,</w:t>
+            </w:r>
+          </w:p>
+          <w:p>
+            <w:pPr>
+              <w:suppressAutoHyphens w:val="0"/>
+              <w:spacing w:before="240" w:after="240"/>
+              <w:rPr>
+                <w:b/>
+                <w:color w:val="000000"/>
+                <w:lang w:val="en-US"/>
+              </w:rPr>
+            </w:pPr>
+            <w:r>
+              <w:rPr>
+                <w:b/>
+                <w:color w:val="000000"/>
+                <w:lang w:val="en-US"/>
+              </w:rPr>
+              <w:t xml:space="preserve">               &lt;fs__</w:t>
+            </w:r>
+            <w:proofErr w:type="spellStart"/>
+            <w:r>
+              <w:rPr>
+                <w:b/>
+                <w:color w:val="000000"/>
+                <w:lang w:val="en-US"/>
+              </w:rPr>
+              <w:t>drseg</w:t>
+            </w:r>
+            <w:proofErr w:type="spellEnd"/>
+            <w:r>
+              <w:rPr>
+                <w:b/>
+                <w:color w:val="000000"/>
+                <w:lang w:val="en-US"/>
+              </w:rPr>
+              <w:t xml:space="preserve">&gt;        LIKE LINE OF </w:t>
+            </w:r>
+            <w:proofErr w:type="spellStart"/>
+            <w:r>
+              <w:rPr>
+                <w:b/>
+                <w:color w:val="000000"/>
+                <w:lang w:val="en-US"/>
+              </w:rPr>
+              <w:t>t_drseg</w:t>
+            </w:r>
+            <w:proofErr w:type="spellEnd"/>
+            <w:r>
+              <w:rPr>
+                <w:b/>
+                <w:color w:val="000000"/>
+                <w:lang w:val="en-US"/>
+              </w:rPr>
+              <w:t>.</w:t>
+            </w:r>
+          </w:p>
+          <w:p>
+            <w:pPr>
+              <w:suppressAutoHyphens w:val="0"/>
+              <w:spacing w:before="240" w:after="240"/>
+              <w:rPr>
+                <w:b/>
+                <w:color w:val="000000"/>
+                <w:lang w:val="en-US"/>
+              </w:rPr>
+            </w:pPr>
+          </w:p>
+          <w:p>
+            <w:pPr>
+              <w:suppressAutoHyphens w:val="0"/>
+              <w:spacing w:before="240" w:after="240"/>
+              <w:rPr>
+                <w:b/>
+                <w:color w:val="000000"/>
+              </w:rPr>
+            </w:pPr>
+            <w:r>
+              <w:rPr>
+                <w:b/>
+                <w:color w:val="000000"/>
+              </w:rPr>
+              <w:t>* quando for MIRO</w:t>
+            </w:r>
+          </w:p>
+          <w:p>
+            <w:pPr>
+              <w:suppressAutoHyphens w:val="0"/>
+              <w:spacing w:before="240" w:after="240"/>
+              <w:rPr>
+                <w:b/>
+                <w:color w:val="000000"/>
+              </w:rPr>
+            </w:pPr>
+          </w:p>
+          <w:p>
+            <w:pPr>
+              <w:suppressAutoHyphens w:val="0"/>
+              <w:spacing w:before="240" w:after="240"/>
+              <w:rPr>
+                <w:b/>
+                <w:color w:val="000000"/>
+                <w:lang w:val="en-US"/>
+              </w:rPr>
+            </w:pPr>
+            <w:r>
+              <w:rPr>
+                <w:b/>
+                <w:color w:val="000000"/>
+                <w:lang w:val="en-US"/>
+              </w:rPr>
+              <w:t xml:space="preserve">IF </w:t>
+            </w:r>
+            <w:proofErr w:type="spellStart"/>
+            <w:r>
+              <w:rPr>
+                <w:b/>
+                <w:color w:val="000000"/>
+                <w:lang w:val="en-US"/>
+              </w:rPr>
+              <w:t>sy-tcode</w:t>
+            </w:r>
+            <w:proofErr w:type="spellEnd"/>
+            <w:r>
+              <w:rPr>
+                <w:b/>
+                <w:color w:val="000000"/>
+                <w:lang w:val="en-US"/>
+              </w:rPr>
+              <w:t xml:space="preserve"> EQ 'MIRO</w:t>
+            </w:r>
+            <w:proofErr w:type="gramStart"/>
+            <w:r>
+              <w:rPr>
+                <w:b/>
+                <w:color w:val="000000"/>
+                <w:lang w:val="en-US"/>
+              </w:rPr>
+              <w:t>' .</w:t>
+            </w:r>
+            <w:proofErr w:type="gramEnd"/>
+          </w:p>
+          <w:p>
+            <w:pPr>
+              <w:suppressAutoHyphens w:val="0"/>
+              <w:spacing w:before="240" w:after="240"/>
+              <w:rPr>
+                <w:b/>
+                <w:color w:val="000000"/>
+              </w:rPr>
+            </w:pPr>
+            <w:r>
+              <w:rPr>
+                <w:b/>
+                <w:color w:val="000000"/>
+                <w:lang w:val="en-US"/>
+              </w:rPr>
+              <w:t xml:space="preserve">  </w:t>
+            </w:r>
+            <w:r>
+              <w:rPr>
+                <w:b/>
+                <w:color w:val="000000"/>
+              </w:rPr>
+              <w:t xml:space="preserve">CLEAR </w:t>
+            </w:r>
+            <w:proofErr w:type="spellStart"/>
+            <w:r>
+              <w:rPr>
+                <w:b/>
+                <w:color w:val="000000"/>
+              </w:rPr>
+              <w:t>ls_invfo_condpgt</w:t>
+            </w:r>
+            <w:proofErr w:type="spellEnd"/>
+            <w:r>
+              <w:rPr>
+                <w:b/>
+                <w:color w:val="000000"/>
+              </w:rPr>
+              <w:t>.</w:t>
+            </w:r>
+          </w:p>
+          <w:p>
+            <w:pPr>
+              <w:suppressAutoHyphens w:val="0"/>
+              <w:spacing w:before="240" w:after="240"/>
+              <w:rPr>
+                <w:b/>
+                <w:color w:val="000000"/>
+              </w:rPr>
+            </w:pPr>
+          </w:p>
+          <w:p>
+            <w:pPr>
+              <w:suppressAutoHyphens w:val="0"/>
+              <w:spacing w:before="240" w:after="240"/>
+              <w:rPr>
+                <w:b/>
+                <w:color w:val="000000"/>
+                <w:lang w:val="en-US"/>
+              </w:rPr>
+            </w:pPr>
+            <w:r>
+              <w:rPr>
+                <w:b/>
+                <w:color w:val="000000"/>
+                <w:lang w:val="en-US"/>
+              </w:rPr>
+              <w:t xml:space="preserve">  ASSIGN ('(SAPLFDCB)INVFO') TO &lt;</w:t>
+            </w:r>
+            <w:proofErr w:type="spellStart"/>
+            <w:r>
+              <w:rPr>
+                <w:b/>
+                <w:color w:val="000000"/>
+                <w:lang w:val="en-US"/>
+              </w:rPr>
+              <w:t>fs_invfo_condpgt</w:t>
+            </w:r>
+            <w:proofErr w:type="spellEnd"/>
+            <w:r>
+              <w:rPr>
+                <w:b/>
+                <w:color w:val="000000"/>
+                <w:lang w:val="en-US"/>
+              </w:rPr>
+              <w:t>&gt;.</w:t>
+            </w:r>
+          </w:p>
+          <w:p>
+            <w:pPr>
+              <w:suppressAutoHyphens w:val="0"/>
+              <w:spacing w:before="240" w:after="240"/>
+              <w:rPr>
+                <w:b/>
+                <w:color w:val="000000"/>
+                <w:lang w:val="en-US"/>
+              </w:rPr>
+            </w:pPr>
+            <w:r>
+              <w:rPr>
+                <w:b/>
+                <w:color w:val="000000"/>
+                <w:lang w:val="en-US"/>
+              </w:rPr>
+              <w:lastRenderedPageBreak/>
+              <w:t xml:space="preserve">  IF &lt;</w:t>
+            </w:r>
+            <w:proofErr w:type="spellStart"/>
+            <w:r>
+              <w:rPr>
+                <w:b/>
+                <w:color w:val="000000"/>
+                <w:lang w:val="en-US"/>
+              </w:rPr>
+              <w:t>fs_invfo_condpgt</w:t>
+            </w:r>
+            <w:proofErr w:type="spellEnd"/>
+            <w:r>
+              <w:rPr>
+                <w:b/>
+                <w:color w:val="000000"/>
+                <w:lang w:val="en-US"/>
+              </w:rPr>
+              <w:t>&gt; IS ASSIGNED.</w:t>
+            </w:r>
+          </w:p>
+          <w:p>
+            <w:pPr>
+              <w:suppressAutoHyphens w:val="0"/>
+              <w:spacing w:before="240" w:after="240"/>
+              <w:rPr>
+                <w:b/>
+                <w:color w:val="000000"/>
+              </w:rPr>
+            </w:pPr>
+            <w:r>
+              <w:rPr>
+                <w:b/>
+                <w:color w:val="000000"/>
+                <w:lang w:val="en-US"/>
+              </w:rPr>
+              <w:t xml:space="preserve">    </w:t>
+            </w:r>
+            <w:proofErr w:type="spellStart"/>
+            <w:r>
+              <w:rPr>
+                <w:b/>
+                <w:color w:val="000000"/>
+              </w:rPr>
+              <w:t>ls_invfo_condpgt</w:t>
+            </w:r>
+            <w:proofErr w:type="spellEnd"/>
+            <w:r>
+              <w:rPr>
+                <w:b/>
+                <w:color w:val="000000"/>
+              </w:rPr>
+              <w:t xml:space="preserve"> = &lt;</w:t>
+            </w:r>
+            <w:proofErr w:type="spellStart"/>
+            <w:r>
+              <w:rPr>
+                <w:b/>
+                <w:color w:val="000000"/>
+              </w:rPr>
+              <w:t>fs_invfo_condpgt</w:t>
+            </w:r>
+            <w:proofErr w:type="spellEnd"/>
+            <w:r>
+              <w:rPr>
+                <w:b/>
+                <w:color w:val="000000"/>
+              </w:rPr>
+              <w:t>&gt;.</w:t>
+            </w:r>
+          </w:p>
+          <w:p>
+            <w:pPr>
+              <w:suppressAutoHyphens w:val="0"/>
+              <w:spacing w:before="240" w:after="240"/>
+              <w:rPr>
+                <w:b/>
+                <w:color w:val="000000"/>
+              </w:rPr>
+            </w:pPr>
+          </w:p>
+          <w:p>
+            <w:pPr>
+              <w:suppressAutoHyphens w:val="0"/>
+              <w:spacing w:before="240" w:after="240"/>
+              <w:rPr>
+                <w:b/>
+                <w:color w:val="000000"/>
+              </w:rPr>
+            </w:pPr>
+            <w:r>
+              <w:rPr>
+                <w:b/>
+                <w:color w:val="000000"/>
+              </w:rPr>
+              <w:t xml:space="preserve">    " </w:t>
+            </w:r>
+            <w:proofErr w:type="spellStart"/>
+            <w:r>
+              <w:rPr>
+                <w:b/>
+                <w:color w:val="000000"/>
+              </w:rPr>
+              <w:t>Condicao</w:t>
+            </w:r>
+            <w:proofErr w:type="spellEnd"/>
+            <w:r>
+              <w:rPr>
+                <w:b/>
+                <w:color w:val="000000"/>
+              </w:rPr>
+              <w:t xml:space="preserve"> </w:t>
+            </w:r>
+            <w:proofErr w:type="spellStart"/>
+            <w:r>
+              <w:rPr>
+                <w:b/>
+                <w:color w:val="000000"/>
+              </w:rPr>
+              <w:t>pgto</w:t>
+            </w:r>
+            <w:proofErr w:type="spellEnd"/>
+            <w:r>
+              <w:rPr>
+                <w:b/>
+                <w:color w:val="000000"/>
+              </w:rPr>
+              <w:t xml:space="preserve"> Fornecedor = A005</w:t>
+            </w:r>
+          </w:p>
+          <w:p>
+            <w:pPr>
+              <w:suppressAutoHyphens w:val="0"/>
+              <w:spacing w:before="240" w:after="240"/>
+              <w:rPr>
+                <w:b/>
+                <w:color w:val="000000"/>
+                <w:lang w:val="en-US"/>
+              </w:rPr>
+            </w:pPr>
+            <w:r>
+              <w:rPr>
+                <w:b/>
+                <w:color w:val="000000"/>
+                <w:lang w:val="en-US"/>
+              </w:rPr>
+              <w:t xml:space="preserve">    IF </w:t>
+            </w:r>
+            <w:proofErr w:type="spellStart"/>
+            <w:r>
+              <w:rPr>
+                <w:b/>
+                <w:color w:val="000000"/>
+                <w:lang w:val="en-US"/>
+              </w:rPr>
+              <w:t>ls_invfo_condpgt-zterm</w:t>
+            </w:r>
+            <w:proofErr w:type="spellEnd"/>
+            <w:r>
+              <w:rPr>
+                <w:b/>
+                <w:color w:val="000000"/>
+                <w:lang w:val="en-US"/>
+              </w:rPr>
+              <w:t xml:space="preserve"> = 'A005'.</w:t>
+            </w:r>
+          </w:p>
+          <w:p>
+            <w:pPr>
+              <w:suppressAutoHyphens w:val="0"/>
+              <w:spacing w:before="240" w:after="240"/>
+              <w:rPr>
+                <w:b/>
+                <w:color w:val="000000"/>
+                <w:lang w:val="en-US"/>
+              </w:rPr>
+            </w:pPr>
+            <w:r>
+              <w:rPr>
+                <w:b/>
+                <w:color w:val="000000"/>
+                <w:lang w:val="en-US"/>
+              </w:rPr>
+              <w:t xml:space="preserve">      READ TABLE </w:t>
+            </w:r>
+            <w:proofErr w:type="spellStart"/>
+            <w:r>
+              <w:rPr>
+                <w:b/>
+                <w:color w:val="000000"/>
+                <w:lang w:val="en-US"/>
+              </w:rPr>
+              <w:t>t_</w:t>
+            </w:r>
+            <w:proofErr w:type="gramStart"/>
+            <w:r>
+              <w:rPr>
+                <w:b/>
+                <w:color w:val="000000"/>
+                <w:lang w:val="en-US"/>
+              </w:rPr>
+              <w:t>drseg</w:t>
+            </w:r>
+            <w:proofErr w:type="spellEnd"/>
+            <w:r>
+              <w:rPr>
+                <w:b/>
+                <w:color w:val="000000"/>
+                <w:lang w:val="en-US"/>
+              </w:rPr>
+              <w:t>[</w:t>
+            </w:r>
+            <w:proofErr w:type="gramEnd"/>
+            <w:r>
+              <w:rPr>
+                <w:b/>
+                <w:color w:val="000000"/>
+                <w:lang w:val="en-US"/>
+              </w:rPr>
+              <w:t>] ASSIGNING &lt;fs__</w:t>
+            </w:r>
+            <w:proofErr w:type="spellStart"/>
+            <w:r>
+              <w:rPr>
+                <w:b/>
+                <w:color w:val="000000"/>
+                <w:lang w:val="en-US"/>
+              </w:rPr>
+              <w:t>drseg</w:t>
+            </w:r>
+            <w:proofErr w:type="spellEnd"/>
+            <w:r>
+              <w:rPr>
+                <w:b/>
+                <w:color w:val="000000"/>
+                <w:lang w:val="en-US"/>
+              </w:rPr>
+              <w:t>&gt; INDEX 1.</w:t>
+            </w:r>
+          </w:p>
+          <w:p>
+            <w:pPr>
+              <w:suppressAutoHyphens w:val="0"/>
+              <w:spacing w:before="240" w:after="240"/>
+              <w:rPr>
+                <w:b/>
+                <w:color w:val="000000"/>
+                <w:lang w:val="en-US"/>
+              </w:rPr>
+            </w:pPr>
+            <w:r>
+              <w:rPr>
+                <w:b/>
+                <w:color w:val="000000"/>
+                <w:lang w:val="en-US"/>
+              </w:rPr>
+              <w:t xml:space="preserve">      IF &lt;</w:t>
+            </w:r>
+            <w:proofErr w:type="spellStart"/>
+            <w:r>
+              <w:rPr>
+                <w:b/>
+                <w:color w:val="000000"/>
+                <w:lang w:val="en-US"/>
+              </w:rPr>
+              <w:t>fs_drseg</w:t>
+            </w:r>
+            <w:proofErr w:type="spellEnd"/>
+            <w:r>
+              <w:rPr>
+                <w:b/>
+                <w:color w:val="000000"/>
+                <w:lang w:val="en-US"/>
+              </w:rPr>
+              <w:t>&gt; IS ASSIGNED.</w:t>
+            </w:r>
+          </w:p>
+          <w:p>
+            <w:pPr>
+              <w:suppressAutoHyphens w:val="0"/>
+              <w:spacing w:before="240" w:after="240"/>
+              <w:rPr>
+                <w:b/>
+                <w:color w:val="000000"/>
+              </w:rPr>
+            </w:pPr>
+            <w:r>
+              <w:rPr>
+                <w:b/>
+                <w:color w:val="000000"/>
+                <w:lang w:val="en-US"/>
+              </w:rPr>
+              <w:t xml:space="preserve">        </w:t>
+            </w:r>
+            <w:proofErr w:type="spellStart"/>
+            <w:r>
+              <w:rPr>
+                <w:b/>
+                <w:color w:val="000000"/>
+              </w:rPr>
+              <w:t>ls</w:t>
+            </w:r>
+            <w:proofErr w:type="spellEnd"/>
+            <w:r>
+              <w:rPr>
+                <w:b/>
+                <w:color w:val="000000"/>
+              </w:rPr>
+              <w:t>__</w:t>
+            </w:r>
+            <w:proofErr w:type="spellStart"/>
+            <w:r>
+              <w:rPr>
+                <w:b/>
+                <w:color w:val="000000"/>
+              </w:rPr>
+              <w:t>drseg</w:t>
+            </w:r>
+            <w:proofErr w:type="spellEnd"/>
+            <w:r>
+              <w:rPr>
+                <w:b/>
+                <w:color w:val="000000"/>
+              </w:rPr>
+              <w:t xml:space="preserve"> = &lt;</w:t>
+            </w:r>
+            <w:proofErr w:type="spellStart"/>
+            <w:r>
+              <w:rPr>
+                <w:b/>
+                <w:color w:val="000000"/>
+              </w:rPr>
+              <w:t>fs</w:t>
+            </w:r>
+            <w:proofErr w:type="spellEnd"/>
+            <w:r>
+              <w:rPr>
+                <w:b/>
+                <w:color w:val="000000"/>
+              </w:rPr>
+              <w:t>__</w:t>
+            </w:r>
+            <w:proofErr w:type="spellStart"/>
+            <w:r>
+              <w:rPr>
+                <w:b/>
+                <w:color w:val="000000"/>
+              </w:rPr>
+              <w:t>drseg</w:t>
+            </w:r>
+            <w:proofErr w:type="spellEnd"/>
+            <w:r>
+              <w:rPr>
+                <w:b/>
+                <w:color w:val="000000"/>
+              </w:rPr>
+              <w:t>&gt;.</w:t>
+            </w:r>
+          </w:p>
+          <w:p>
+            <w:pPr>
+              <w:suppressAutoHyphens w:val="0"/>
+              <w:spacing w:before="240" w:after="240"/>
+              <w:rPr>
+                <w:b/>
+                <w:color w:val="000000"/>
+              </w:rPr>
+            </w:pPr>
+          </w:p>
+          <w:p>
+            <w:pPr>
+              <w:suppressAutoHyphens w:val="0"/>
+              <w:spacing w:before="240" w:after="240"/>
+              <w:rPr>
+                <w:b/>
+                <w:color w:val="000000"/>
+                <w:lang w:val="en-US"/>
+              </w:rPr>
+            </w:pPr>
+            <w:r>
+              <w:rPr>
+                <w:b/>
+                <w:color w:val="000000"/>
+                <w:lang w:val="en-US"/>
+              </w:rPr>
+              <w:t xml:space="preserve">        IF &lt;</w:t>
+            </w:r>
+            <w:proofErr w:type="spellStart"/>
+            <w:r>
+              <w:rPr>
+                <w:b/>
+                <w:color w:val="000000"/>
+                <w:lang w:val="en-US"/>
+              </w:rPr>
+              <w:t>fs_drseg</w:t>
+            </w:r>
+            <w:proofErr w:type="spellEnd"/>
+            <w:r>
+              <w:rPr>
+                <w:b/>
+                <w:color w:val="000000"/>
+                <w:lang w:val="en-US"/>
+              </w:rPr>
+              <w:t>&gt; IS ASSIGNED.</w:t>
+            </w:r>
+          </w:p>
+          <w:p>
+            <w:pPr>
+              <w:suppressAutoHyphens w:val="0"/>
+              <w:spacing w:before="240" w:after="240"/>
+              <w:rPr>
+                <w:b/>
+                <w:color w:val="000000"/>
+              </w:rPr>
+            </w:pPr>
+            <w:r>
+              <w:rPr>
+                <w:b/>
+                <w:color w:val="000000"/>
+                <w:lang w:val="en-US"/>
+              </w:rPr>
+              <w:t xml:space="preserve">          </w:t>
+            </w:r>
+            <w:proofErr w:type="spellStart"/>
+            <w:r>
+              <w:rPr>
+                <w:b/>
+                <w:color w:val="000000"/>
+              </w:rPr>
+              <w:t>ls_drseg</w:t>
+            </w:r>
+            <w:proofErr w:type="spellEnd"/>
+            <w:r>
+              <w:rPr>
+                <w:b/>
+                <w:color w:val="000000"/>
+              </w:rPr>
+              <w:t xml:space="preserve"> = &lt;</w:t>
+            </w:r>
+            <w:proofErr w:type="spellStart"/>
+            <w:r>
+              <w:rPr>
+                <w:b/>
+                <w:color w:val="000000"/>
+              </w:rPr>
+              <w:t>fs_drseg</w:t>
+            </w:r>
+            <w:proofErr w:type="spellEnd"/>
+            <w:r>
+              <w:rPr>
+                <w:b/>
+                <w:color w:val="000000"/>
+              </w:rPr>
+              <w:t>&gt;.</w:t>
+            </w:r>
+          </w:p>
+          <w:p>
+            <w:pPr>
+              <w:suppressAutoHyphens w:val="0"/>
+              <w:spacing w:before="240" w:after="240"/>
+              <w:rPr>
+                <w:b/>
+                <w:color w:val="000000"/>
+              </w:rPr>
+            </w:pPr>
+          </w:p>
+          <w:p>
+            <w:pPr>
+              <w:suppressAutoHyphens w:val="0"/>
+              <w:spacing w:before="240" w:after="240"/>
+              <w:rPr>
+                <w:b/>
+                <w:color w:val="000000"/>
+                <w:lang w:val="en-US"/>
+              </w:rPr>
+            </w:pPr>
+            <w:r>
+              <w:rPr>
+                <w:b/>
+                <w:color w:val="000000"/>
+                <w:lang w:val="en-US"/>
+              </w:rPr>
+              <w:t xml:space="preserve">          IF ls__</w:t>
+            </w:r>
+            <w:proofErr w:type="spellStart"/>
+            <w:r>
+              <w:rPr>
+                <w:b/>
+                <w:color w:val="000000"/>
+                <w:lang w:val="en-US"/>
+              </w:rPr>
+              <w:t>drseg-bpmng</w:t>
+            </w:r>
+            <w:proofErr w:type="spellEnd"/>
+            <w:r>
+              <w:rPr>
+                <w:b/>
+                <w:color w:val="000000"/>
+                <w:lang w:val="en-US"/>
+              </w:rPr>
+              <w:t xml:space="preserve"> IS NOT INITIAL AND ls__</w:t>
+            </w:r>
+            <w:proofErr w:type="spellStart"/>
+            <w:r>
+              <w:rPr>
+                <w:b/>
+                <w:color w:val="000000"/>
+                <w:lang w:val="en-US"/>
+              </w:rPr>
+              <w:t>drseg-wemng</w:t>
+            </w:r>
+            <w:proofErr w:type="spellEnd"/>
+            <w:r>
+              <w:rPr>
+                <w:b/>
+                <w:color w:val="000000"/>
+                <w:lang w:val="en-US"/>
+              </w:rPr>
+              <w:t xml:space="preserve"> IS NOT INITIAL.</w:t>
+            </w:r>
+          </w:p>
+          <w:p>
+            <w:pPr>
+              <w:suppressAutoHyphens w:val="0"/>
+              <w:spacing w:before="240" w:after="240"/>
+              <w:rPr>
+                <w:b/>
+                <w:color w:val="000000"/>
+              </w:rPr>
+            </w:pPr>
+            <w:r>
+              <w:rPr>
+                <w:b/>
+                <w:color w:val="000000"/>
+                <w:lang w:val="en-US"/>
+              </w:rPr>
+              <w:t xml:space="preserve">            </w:t>
+            </w:r>
+            <w:r>
+              <w:rPr>
+                <w:b/>
+                <w:color w:val="000000"/>
+              </w:rPr>
+              <w:t xml:space="preserve">SELECT SINGLE </w:t>
+            </w:r>
+            <w:proofErr w:type="spellStart"/>
+            <w:r>
+              <w:rPr>
+                <w:b/>
+                <w:color w:val="000000"/>
+              </w:rPr>
+              <w:t>budat</w:t>
+            </w:r>
+            <w:proofErr w:type="spellEnd"/>
+            <w:r>
+              <w:rPr>
+                <w:b/>
+                <w:color w:val="000000"/>
+              </w:rPr>
+              <w:t xml:space="preserve"> FROM </w:t>
+            </w:r>
+            <w:proofErr w:type="spellStart"/>
+            <w:r>
+              <w:rPr>
+                <w:b/>
+                <w:color w:val="000000"/>
+              </w:rPr>
+              <w:t>mkpf</w:t>
+            </w:r>
+            <w:proofErr w:type="spellEnd"/>
+          </w:p>
+          <w:p>
+            <w:pPr>
+              <w:suppressAutoHyphens w:val="0"/>
+              <w:spacing w:before="240" w:after="240"/>
+              <w:rPr>
+                <w:b/>
+                <w:color w:val="000000"/>
+              </w:rPr>
+            </w:pPr>
+            <w:r>
+              <w:rPr>
+                <w:b/>
+                <w:color w:val="000000"/>
+              </w:rPr>
+              <w:t xml:space="preserve">                     INTO </w:t>
+            </w:r>
+            <w:proofErr w:type="spellStart"/>
+            <w:r>
+              <w:rPr>
+                <w:b/>
+                <w:color w:val="000000"/>
+              </w:rPr>
+              <w:t>lv_data</w:t>
+            </w:r>
+            <w:proofErr w:type="spellEnd"/>
+          </w:p>
+          <w:p>
+            <w:pPr>
+              <w:suppressAutoHyphens w:val="0"/>
+              <w:spacing w:before="240" w:after="240"/>
+              <w:rPr>
+                <w:b/>
+                <w:color w:val="000000"/>
+              </w:rPr>
+            </w:pPr>
+            <w:r>
+              <w:rPr>
+                <w:b/>
+                <w:color w:val="000000"/>
+              </w:rPr>
+              <w:t xml:space="preserve">                    WHERE </w:t>
+            </w:r>
+            <w:proofErr w:type="spellStart"/>
+            <w:r>
+              <w:rPr>
+                <w:b/>
+                <w:color w:val="000000"/>
+              </w:rPr>
+              <w:t>mblnr</w:t>
+            </w:r>
+            <w:proofErr w:type="spellEnd"/>
+            <w:r>
+              <w:rPr>
+                <w:b/>
+                <w:color w:val="000000"/>
+              </w:rPr>
+              <w:t xml:space="preserve"> = </w:t>
+            </w:r>
+            <w:proofErr w:type="spellStart"/>
+            <w:r>
+              <w:rPr>
+                <w:b/>
+                <w:color w:val="000000"/>
+              </w:rPr>
+              <w:t>ls</w:t>
+            </w:r>
+            <w:proofErr w:type="spellEnd"/>
+            <w:r>
+              <w:rPr>
+                <w:b/>
+                <w:color w:val="000000"/>
+              </w:rPr>
+              <w:t>__</w:t>
+            </w:r>
+            <w:proofErr w:type="spellStart"/>
+            <w:r>
+              <w:rPr>
+                <w:b/>
+                <w:color w:val="000000"/>
+              </w:rPr>
+              <w:t>drseg-lfbnr</w:t>
+            </w:r>
+            <w:proofErr w:type="spellEnd"/>
+          </w:p>
+          <w:p>
+            <w:pPr>
+              <w:suppressAutoHyphens w:val="0"/>
+              <w:spacing w:before="240" w:after="240"/>
+              <w:rPr>
+                <w:b/>
+                <w:color w:val="000000"/>
+                <w:lang w:val="en-US"/>
+              </w:rPr>
+            </w:pPr>
+            <w:r>
+              <w:rPr>
+                <w:b/>
+                <w:color w:val="000000"/>
+                <w:lang w:val="en-US"/>
+              </w:rPr>
+              <w:t xml:space="preserve">                      AND </w:t>
+            </w:r>
+            <w:proofErr w:type="spellStart"/>
+            <w:r>
+              <w:rPr>
+                <w:b/>
+                <w:color w:val="000000"/>
+                <w:lang w:val="en-US"/>
+              </w:rPr>
+              <w:t>mjahr</w:t>
+            </w:r>
+            <w:proofErr w:type="spellEnd"/>
+            <w:r>
+              <w:rPr>
+                <w:b/>
+                <w:color w:val="000000"/>
+                <w:lang w:val="en-US"/>
+              </w:rPr>
+              <w:t xml:space="preserve"> = ls__</w:t>
+            </w:r>
+            <w:proofErr w:type="spellStart"/>
+            <w:r>
+              <w:rPr>
+                <w:b/>
+                <w:color w:val="000000"/>
+                <w:lang w:val="en-US"/>
+              </w:rPr>
+              <w:t>drseg-lfgja</w:t>
+            </w:r>
+            <w:proofErr w:type="spellEnd"/>
+            <w:r>
+              <w:rPr>
+                <w:b/>
+                <w:color w:val="000000"/>
+                <w:lang w:val="en-US"/>
+              </w:rPr>
+              <w:t>.</w:t>
+            </w:r>
+          </w:p>
+          <w:p>
+            <w:pPr>
+              <w:suppressAutoHyphens w:val="0"/>
+              <w:spacing w:before="240" w:after="240"/>
+              <w:rPr>
+                <w:b/>
+                <w:color w:val="000000"/>
+              </w:rPr>
+            </w:pPr>
+            <w:r>
+              <w:rPr>
+                <w:b/>
+                <w:color w:val="000000"/>
+                <w:lang w:val="en-US"/>
+              </w:rPr>
+              <w:t xml:space="preserve">            </w:t>
+            </w:r>
+            <w:r>
+              <w:rPr>
+                <w:b/>
+                <w:color w:val="000000"/>
+              </w:rPr>
+              <w:t>IF sy-subrc = 0.</w:t>
+            </w:r>
+          </w:p>
+          <w:p>
+            <w:pPr>
+              <w:suppressAutoHyphens w:val="0"/>
+              <w:spacing w:before="240" w:after="240"/>
+              <w:rPr>
+                <w:b/>
+                <w:color w:val="000000"/>
+              </w:rPr>
+            </w:pPr>
+            <w:r>
+              <w:rPr>
+                <w:b/>
+                <w:color w:val="000000"/>
+              </w:rPr>
+              <w:t xml:space="preserve">              </w:t>
+            </w:r>
+            <w:proofErr w:type="spellStart"/>
+            <w:r>
+              <w:rPr>
+                <w:b/>
+                <w:color w:val="000000"/>
+              </w:rPr>
+              <w:t>lv_data_util</w:t>
+            </w:r>
+            <w:proofErr w:type="spellEnd"/>
+            <w:r>
+              <w:rPr>
+                <w:b/>
+                <w:color w:val="000000"/>
+              </w:rPr>
+              <w:t xml:space="preserve"> = </w:t>
+            </w:r>
+            <w:proofErr w:type="spellStart"/>
+            <w:r>
+              <w:rPr>
+                <w:b/>
+                <w:color w:val="000000"/>
+              </w:rPr>
+              <w:t>ycl_condpag_util</w:t>
+            </w:r>
+            <w:proofErr w:type="spellEnd"/>
+            <w:r>
+              <w:rPr>
+                <w:b/>
+                <w:color w:val="000000"/>
+              </w:rPr>
+              <w:t>=&gt;</w:t>
+            </w:r>
+            <w:proofErr w:type="spellStart"/>
+            <w:r>
+              <w:rPr>
+                <w:b/>
+                <w:color w:val="000000"/>
+              </w:rPr>
+              <w:t>get_</w:t>
+            </w:r>
+            <w:proofErr w:type="gramStart"/>
+            <w:r>
+              <w:rPr>
+                <w:b/>
+                <w:color w:val="000000"/>
+              </w:rPr>
+              <w:t>instance</w:t>
+            </w:r>
+            <w:proofErr w:type="spellEnd"/>
+            <w:r>
+              <w:rPr>
+                <w:b/>
+                <w:color w:val="000000"/>
+              </w:rPr>
+              <w:t>( )</w:t>
+            </w:r>
+            <w:proofErr w:type="gramEnd"/>
+            <w:r>
+              <w:rPr>
+                <w:b/>
+                <w:color w:val="000000"/>
+              </w:rPr>
+              <w:t>-&gt;</w:t>
+            </w:r>
+            <w:proofErr w:type="spellStart"/>
+            <w:r>
+              <w:rPr>
+                <w:b/>
+                <w:color w:val="000000"/>
+              </w:rPr>
+              <w:t>get_data_</w:t>
+            </w:r>
+            <w:proofErr w:type="gramStart"/>
+            <w:r>
+              <w:rPr>
+                <w:b/>
+                <w:color w:val="000000"/>
+              </w:rPr>
+              <w:t>util</w:t>
+            </w:r>
+            <w:proofErr w:type="spellEnd"/>
+            <w:r>
+              <w:rPr>
+                <w:b/>
+                <w:color w:val="000000"/>
+              </w:rPr>
+              <w:t>( EXPORTING</w:t>
+            </w:r>
+            <w:proofErr w:type="gramEnd"/>
+            <w:r>
+              <w:rPr>
+                <w:b/>
+                <w:color w:val="000000"/>
+              </w:rPr>
+              <w:t xml:space="preserve"> </w:t>
+            </w:r>
+            <w:proofErr w:type="spellStart"/>
+            <w:r>
+              <w:rPr>
+                <w:b/>
+                <w:color w:val="000000"/>
+              </w:rPr>
+              <w:t>vi_num_dias</w:t>
+            </w:r>
+            <w:proofErr w:type="spellEnd"/>
+            <w:r>
+              <w:rPr>
+                <w:b/>
+                <w:color w:val="000000"/>
+              </w:rPr>
+              <w:t xml:space="preserve"> = </w:t>
+            </w:r>
+            <w:proofErr w:type="gramStart"/>
+            <w:r>
+              <w:rPr>
+                <w:b/>
+                <w:color w:val="000000"/>
+              </w:rPr>
+              <w:t xml:space="preserve">5  </w:t>
+            </w:r>
+            <w:proofErr w:type="spellStart"/>
+            <w:r>
+              <w:rPr>
+                <w:b/>
+                <w:color w:val="000000"/>
+              </w:rPr>
+              <w:t>vi</w:t>
+            </w:r>
+            <w:proofErr w:type="gramEnd"/>
+            <w:r>
+              <w:rPr>
+                <w:b/>
+                <w:color w:val="000000"/>
+              </w:rPr>
+              <w:t>_data</w:t>
+            </w:r>
+            <w:proofErr w:type="spellEnd"/>
+            <w:r>
+              <w:rPr>
+                <w:b/>
+                <w:color w:val="000000"/>
+              </w:rPr>
+              <w:t xml:space="preserve"> = </w:t>
+            </w:r>
+            <w:proofErr w:type="spellStart"/>
+            <w:r>
+              <w:rPr>
+                <w:b/>
+                <w:color w:val="000000"/>
+              </w:rPr>
+              <w:t>lv_</w:t>
+            </w:r>
+            <w:proofErr w:type="gramStart"/>
+            <w:r>
+              <w:rPr>
+                <w:b/>
+                <w:color w:val="000000"/>
+              </w:rPr>
+              <w:t>data</w:t>
+            </w:r>
+            <w:proofErr w:type="spellEnd"/>
+            <w:r>
+              <w:rPr>
+                <w:b/>
+                <w:color w:val="000000"/>
+              </w:rPr>
+              <w:t xml:space="preserve"> )</w:t>
+            </w:r>
+            <w:proofErr w:type="gramEnd"/>
+            <w:r>
+              <w:rPr>
+                <w:b/>
+                <w:color w:val="000000"/>
+              </w:rPr>
+              <w:t>.</w:t>
+            </w:r>
+          </w:p>
+          <w:p>
+            <w:pPr>
+              <w:suppressAutoHyphens w:val="0"/>
+              <w:spacing w:before="240" w:after="240"/>
+              <w:rPr>
+                <w:b/>
+                <w:color w:val="000000"/>
+              </w:rPr>
+            </w:pPr>
+          </w:p>
+          <w:p>
+            <w:pPr>
+              <w:suppressAutoHyphens w:val="0"/>
+              <w:spacing w:before="240" w:after="240"/>
+              <w:rPr>
+                <w:b/>
+                <w:color w:val="000000"/>
+                <w:lang w:val="en-US"/>
+              </w:rPr>
+            </w:pPr>
+            <w:r>
+              <w:rPr>
+                <w:b/>
+                <w:color w:val="000000"/>
+                <w:lang w:val="en-US"/>
+              </w:rPr>
+              <w:t xml:space="preserve">              </w:t>
+            </w:r>
+            <w:proofErr w:type="spellStart"/>
+            <w:r>
+              <w:rPr>
+                <w:b/>
+                <w:color w:val="000000"/>
+                <w:lang w:val="en-US"/>
+              </w:rPr>
+              <w:t>ls_invfo_condpgt-zfbdt</w:t>
+            </w:r>
+            <w:proofErr w:type="spellEnd"/>
+            <w:r>
+              <w:rPr>
+                <w:b/>
+                <w:color w:val="000000"/>
+                <w:lang w:val="en-US"/>
+              </w:rPr>
+              <w:t xml:space="preserve"> = COND </w:t>
+            </w:r>
+            <w:proofErr w:type="gramStart"/>
+            <w:r>
+              <w:rPr>
+                <w:b/>
+                <w:color w:val="000000"/>
+                <w:lang w:val="en-US"/>
+              </w:rPr>
+              <w:t>#( WHEN</w:t>
+            </w:r>
+            <w:proofErr w:type="gramEnd"/>
+            <w:r>
+              <w:rPr>
+                <w:b/>
+                <w:color w:val="000000"/>
+                <w:lang w:val="en-US"/>
+              </w:rPr>
+              <w:t xml:space="preserve"> </w:t>
+            </w:r>
+            <w:proofErr w:type="spellStart"/>
+            <w:r>
+              <w:rPr>
+                <w:b/>
+                <w:color w:val="000000"/>
+                <w:lang w:val="en-US"/>
+              </w:rPr>
+              <w:t>lv_data_util</w:t>
+            </w:r>
+            <w:proofErr w:type="spellEnd"/>
+            <w:r>
+              <w:rPr>
+                <w:b/>
+                <w:color w:val="000000"/>
+                <w:lang w:val="en-US"/>
+              </w:rPr>
+              <w:t xml:space="preserve"> GT </w:t>
+            </w:r>
+            <w:proofErr w:type="spellStart"/>
+            <w:r>
+              <w:rPr>
+                <w:b/>
+                <w:color w:val="000000"/>
+                <w:lang w:val="en-US"/>
+              </w:rPr>
+              <w:t>lv_data</w:t>
+            </w:r>
+            <w:proofErr w:type="spellEnd"/>
+            <w:r>
+              <w:rPr>
+                <w:b/>
+                <w:color w:val="000000"/>
+                <w:lang w:val="en-US"/>
+              </w:rPr>
+              <w:t xml:space="preserve"> THEN </w:t>
+            </w:r>
+            <w:proofErr w:type="spellStart"/>
+            <w:r>
+              <w:rPr>
+                <w:b/>
+                <w:color w:val="000000"/>
+                <w:lang w:val="en-US"/>
+              </w:rPr>
+              <w:t>lv_data_util</w:t>
+            </w:r>
+            <w:proofErr w:type="spellEnd"/>
+            <w:r>
+              <w:rPr>
+                <w:b/>
+                <w:color w:val="000000"/>
+                <w:lang w:val="en-US"/>
+              </w:rPr>
+              <w:t xml:space="preserve"> ELSE </w:t>
+            </w:r>
+            <w:proofErr w:type="spellStart"/>
+            <w:r>
+              <w:rPr>
+                <w:b/>
+                <w:color w:val="000000"/>
+                <w:lang w:val="en-US"/>
+              </w:rPr>
+              <w:t>lv_</w:t>
+            </w:r>
+            <w:proofErr w:type="gramStart"/>
+            <w:r>
+              <w:rPr>
+                <w:b/>
+                <w:color w:val="000000"/>
+                <w:lang w:val="en-US"/>
+              </w:rPr>
+              <w:t>data</w:t>
+            </w:r>
+            <w:proofErr w:type="spellEnd"/>
+            <w:r>
+              <w:rPr>
+                <w:b/>
+                <w:color w:val="000000"/>
+                <w:lang w:val="en-US"/>
+              </w:rPr>
+              <w:t xml:space="preserve"> )</w:t>
+            </w:r>
+            <w:proofErr w:type="gramEnd"/>
+            <w:r>
+              <w:rPr>
+                <w:b/>
+                <w:color w:val="000000"/>
+                <w:lang w:val="en-US"/>
+              </w:rPr>
+              <w:t xml:space="preserve"> .</w:t>
+            </w:r>
+          </w:p>
+          <w:p>
+            <w:pPr>
+              <w:suppressAutoHyphens w:val="0"/>
+              <w:spacing w:before="240" w:after="240"/>
+              <w:rPr>
+                <w:b/>
+                <w:color w:val="000000"/>
+                <w:lang w:val="en-US"/>
+              </w:rPr>
+            </w:pPr>
+          </w:p>
+          <w:p>
+            <w:pPr>
+              <w:suppressAutoHyphens w:val="0"/>
+              <w:spacing w:before="240" w:after="240"/>
+              <w:rPr>
+                <w:b/>
+                <w:color w:val="000000"/>
+              </w:rPr>
+            </w:pPr>
+            <w:r>
+              <w:rPr>
+                <w:b/>
+                <w:color w:val="000000"/>
+                <w:lang w:val="en-US"/>
+              </w:rPr>
+              <w:lastRenderedPageBreak/>
+              <w:t xml:space="preserve">              </w:t>
+            </w:r>
+            <w:r>
+              <w:rPr>
+                <w:b/>
+                <w:color w:val="000000"/>
+              </w:rPr>
+              <w:t>&lt;</w:t>
+            </w:r>
+            <w:proofErr w:type="spellStart"/>
+            <w:r>
+              <w:rPr>
+                <w:b/>
+                <w:color w:val="000000"/>
+              </w:rPr>
+              <w:t>fs_invfo_condpgt</w:t>
+            </w:r>
+            <w:proofErr w:type="spellEnd"/>
+            <w:r>
+              <w:rPr>
+                <w:b/>
+                <w:color w:val="000000"/>
+              </w:rPr>
+              <w:t xml:space="preserve">&gt; = </w:t>
+            </w:r>
+            <w:proofErr w:type="spellStart"/>
+            <w:r>
+              <w:rPr>
+                <w:b/>
+                <w:color w:val="000000"/>
+              </w:rPr>
+              <w:t>ls_invfo_condpgt</w:t>
+            </w:r>
+            <w:proofErr w:type="spellEnd"/>
+            <w:r>
+              <w:rPr>
+                <w:b/>
+                <w:color w:val="000000"/>
+              </w:rPr>
+              <w:t>.</w:t>
+            </w:r>
+          </w:p>
+          <w:p>
+            <w:pPr>
+              <w:suppressAutoHyphens w:val="0"/>
+              <w:spacing w:before="240" w:after="240"/>
+              <w:rPr>
+                <w:b/>
+                <w:color w:val="000000"/>
+              </w:rPr>
+            </w:pPr>
+          </w:p>
+          <w:p>
+            <w:pPr>
+              <w:suppressAutoHyphens w:val="0"/>
+              <w:spacing w:before="240" w:after="240"/>
+              <w:rPr>
+                <w:b/>
+                <w:color w:val="000000"/>
+              </w:rPr>
+            </w:pPr>
+            <w:r>
+              <w:rPr>
+                <w:b/>
+                <w:color w:val="000000"/>
+              </w:rPr>
+              <w:t xml:space="preserve">            ENDIF.</w:t>
+            </w:r>
+          </w:p>
+          <w:p>
+            <w:pPr>
+              <w:suppressAutoHyphens w:val="0"/>
+              <w:spacing w:before="240" w:after="240"/>
+              <w:rPr>
+                <w:b/>
+                <w:color w:val="000000"/>
+              </w:rPr>
+            </w:pPr>
+            <w:r>
+              <w:rPr>
+                <w:b/>
+                <w:color w:val="000000"/>
+              </w:rPr>
+              <w:t xml:space="preserve">          ENDIF.</w:t>
+            </w:r>
+          </w:p>
+          <w:p>
+            <w:pPr>
+              <w:suppressAutoHyphens w:val="0"/>
+              <w:spacing w:before="240" w:after="240"/>
+              <w:rPr>
+                <w:b/>
+                <w:color w:val="000000"/>
+              </w:rPr>
+            </w:pPr>
+            <w:r>
+              <w:rPr>
+                <w:b/>
+                <w:color w:val="000000"/>
+              </w:rPr>
+              <w:t xml:space="preserve">        ENDIF.</w:t>
+            </w:r>
+          </w:p>
+          <w:p>
+            <w:pPr>
+              <w:suppressAutoHyphens w:val="0"/>
+              <w:spacing w:before="240" w:after="240"/>
+              <w:rPr>
+                <w:b/>
+                <w:color w:val="000000"/>
+              </w:rPr>
+            </w:pPr>
+            <w:r>
+              <w:rPr>
+                <w:b/>
+                <w:color w:val="000000"/>
+              </w:rPr>
+              <w:t xml:space="preserve">      ENDIF.</w:t>
+            </w:r>
+          </w:p>
+          <w:p>
+            <w:pPr>
+              <w:suppressAutoHyphens w:val="0"/>
+              <w:spacing w:before="240" w:after="240"/>
+              <w:rPr>
+                <w:b/>
+                <w:color w:val="000000"/>
+              </w:rPr>
+            </w:pPr>
+            <w:r>
+              <w:rPr>
+                <w:b/>
+                <w:color w:val="000000"/>
+              </w:rPr>
+              <w:t xml:space="preserve">    ENDIF.</w:t>
+            </w:r>
+          </w:p>
+          <w:p>
+            <w:pPr>
+              <w:suppressAutoHyphens w:val="0"/>
+              <w:spacing w:before="240" w:after="240"/>
+              <w:rPr>
+                <w:b/>
+                <w:color w:val="000000"/>
+              </w:rPr>
+            </w:pPr>
+          </w:p>
+          <w:p>
+            <w:pPr>
+              <w:suppressAutoHyphens w:val="0"/>
+              <w:spacing w:before="240" w:after="240"/>
+              <w:rPr>
+                <w:b/>
+                <w:color w:val="000000"/>
+              </w:rPr>
+            </w:pPr>
+            <w:r>
+              <w:rPr>
+                <w:b/>
+                <w:color w:val="000000"/>
+              </w:rPr>
+              <w:t xml:space="preserve">* Inicio da </w:t>
+            </w:r>
+            <w:proofErr w:type="spellStart"/>
+            <w:r>
+              <w:rPr>
+                <w:b/>
+                <w:color w:val="000000"/>
+              </w:rPr>
+              <w:t>nlcusao</w:t>
+            </w:r>
+            <w:proofErr w:type="spellEnd"/>
+            <w:r>
+              <w:rPr>
+                <w:b/>
+                <w:color w:val="000000"/>
+              </w:rPr>
+              <w:t xml:space="preserve"> 16/09/2026 FIN10740</w:t>
+            </w:r>
+          </w:p>
+          <w:p>
+            <w:pPr>
+              <w:suppressAutoHyphens w:val="0"/>
+              <w:spacing w:before="240" w:after="240"/>
+              <w:rPr>
+                <w:b/>
+                <w:color w:val="000000"/>
+                <w:lang w:val="en-US"/>
+              </w:rPr>
+            </w:pPr>
+            <w:r>
+              <w:rPr>
+                <w:b/>
+                <w:color w:val="000000"/>
+                <w:lang w:val="en-US"/>
+              </w:rPr>
+              <w:t xml:space="preserve">    IF </w:t>
+            </w:r>
+            <w:proofErr w:type="spellStart"/>
+            <w:r>
+              <w:rPr>
+                <w:b/>
+                <w:color w:val="000000"/>
+                <w:lang w:val="en-US"/>
+              </w:rPr>
+              <w:t>ls_invfo_condpgt-zterm</w:t>
+            </w:r>
+            <w:proofErr w:type="spellEnd"/>
+            <w:r>
+              <w:rPr>
+                <w:b/>
+                <w:color w:val="000000"/>
+                <w:lang w:val="en-US"/>
+              </w:rPr>
+              <w:t xml:space="preserve"> = 'A050'.</w:t>
+            </w:r>
+          </w:p>
+          <w:p>
+            <w:pPr>
+              <w:suppressAutoHyphens w:val="0"/>
+              <w:spacing w:before="240" w:after="240"/>
+              <w:rPr>
+                <w:b/>
+                <w:color w:val="000000"/>
+                <w:lang w:val="en-US"/>
+              </w:rPr>
+            </w:pPr>
+          </w:p>
+          <w:p>
+            <w:pPr>
+              <w:suppressAutoHyphens w:val="0"/>
+              <w:spacing w:before="240" w:after="240"/>
+              <w:rPr>
+                <w:b/>
+                <w:color w:val="000000"/>
+              </w:rPr>
+            </w:pPr>
+            <w:r>
+              <w:rPr>
+                <w:b/>
+                <w:color w:val="000000"/>
+                <w:lang w:val="en-US"/>
+              </w:rPr>
+              <w:t xml:space="preserve">      </w:t>
+            </w:r>
+            <w:r>
+              <w:rPr>
+                <w:b/>
+                <w:color w:val="000000"/>
+              </w:rPr>
+              <w:t xml:space="preserve">CLEAR: </w:t>
+            </w:r>
+            <w:proofErr w:type="spellStart"/>
+            <w:r>
+              <w:rPr>
+                <w:b/>
+                <w:color w:val="000000"/>
+              </w:rPr>
+              <w:t>lv_data_decendial</w:t>
+            </w:r>
+            <w:proofErr w:type="spellEnd"/>
+            <w:r>
+              <w:rPr>
+                <w:b/>
+                <w:color w:val="000000"/>
+              </w:rPr>
+              <w:t xml:space="preserve">, </w:t>
+            </w:r>
+            <w:proofErr w:type="spellStart"/>
+            <w:r>
+              <w:rPr>
+                <w:b/>
+                <w:color w:val="000000"/>
+              </w:rPr>
+              <w:t>lv_data</w:t>
+            </w:r>
+            <w:proofErr w:type="spellEnd"/>
+            <w:r>
+              <w:rPr>
+                <w:b/>
+                <w:color w:val="000000"/>
+              </w:rPr>
+              <w:t>.</w:t>
+            </w:r>
+          </w:p>
+          <w:p>
+            <w:pPr>
+              <w:suppressAutoHyphens w:val="0"/>
+              <w:spacing w:before="240" w:after="240"/>
+              <w:rPr>
+                <w:b/>
+                <w:color w:val="000000"/>
+              </w:rPr>
+            </w:pPr>
+          </w:p>
+          <w:p>
+            <w:pPr>
+              <w:suppressAutoHyphens w:val="0"/>
+              <w:spacing w:before="240" w:after="240"/>
+              <w:rPr>
+                <w:b/>
+                <w:color w:val="000000"/>
+              </w:rPr>
+            </w:pPr>
+            <w:r>
+              <w:rPr>
+                <w:b/>
+                <w:color w:val="000000"/>
+              </w:rPr>
+              <w:t xml:space="preserve">      </w:t>
+            </w:r>
+            <w:proofErr w:type="spellStart"/>
+            <w:r>
+              <w:rPr>
+                <w:b/>
+                <w:color w:val="000000"/>
+              </w:rPr>
+              <w:t>lv_data</w:t>
+            </w:r>
+            <w:proofErr w:type="spellEnd"/>
+            <w:r>
+              <w:rPr>
+                <w:b/>
+                <w:color w:val="000000"/>
+              </w:rPr>
+              <w:t xml:space="preserve"> = </w:t>
+            </w:r>
+            <w:proofErr w:type="spellStart"/>
+            <w:r>
+              <w:rPr>
+                <w:b/>
+                <w:color w:val="000000"/>
+              </w:rPr>
+              <w:t>ls_invfo_condpgt-bldat</w:t>
+            </w:r>
+            <w:proofErr w:type="spellEnd"/>
+            <w:r>
+              <w:rPr>
+                <w:b/>
+                <w:color w:val="000000"/>
+              </w:rPr>
+              <w:t>.</w:t>
+            </w:r>
+          </w:p>
+          <w:p>
+            <w:pPr>
+              <w:suppressAutoHyphens w:val="0"/>
+              <w:spacing w:before="240" w:after="240"/>
+              <w:rPr>
+                <w:b/>
+                <w:color w:val="000000"/>
+              </w:rPr>
+            </w:pPr>
+          </w:p>
+          <w:p>
+            <w:pPr>
+              <w:suppressAutoHyphens w:val="0"/>
+              <w:spacing w:before="240" w:after="240"/>
+              <w:rPr>
+                <w:b/>
+                <w:color w:val="000000"/>
+                <w:lang w:val="en-US"/>
+              </w:rPr>
+            </w:pPr>
+            <w:r>
+              <w:rPr>
+                <w:b/>
+                <w:color w:val="000000"/>
+                <w:lang w:val="en-US"/>
+              </w:rPr>
+              <w:t xml:space="preserve">      IF NOT </w:t>
+            </w:r>
+            <w:proofErr w:type="spellStart"/>
+            <w:r>
+              <w:rPr>
+                <w:b/>
+                <w:color w:val="000000"/>
+                <w:lang w:val="en-US"/>
+              </w:rPr>
+              <w:t>lv_data</w:t>
+            </w:r>
+            <w:proofErr w:type="spellEnd"/>
+            <w:r>
+              <w:rPr>
+                <w:b/>
+                <w:color w:val="000000"/>
+                <w:lang w:val="en-US"/>
+              </w:rPr>
+              <w:t xml:space="preserve"> IS INITIAL.</w:t>
+            </w:r>
+          </w:p>
+          <w:p>
+            <w:pPr>
+              <w:suppressAutoHyphens w:val="0"/>
+              <w:spacing w:before="240" w:after="240"/>
+              <w:rPr>
+                <w:b/>
+                <w:color w:val="000000"/>
+                <w:lang w:val="en-US"/>
+              </w:rPr>
+            </w:pPr>
+          </w:p>
+          <w:p>
+            <w:pPr>
+              <w:suppressAutoHyphens w:val="0"/>
+              <w:spacing w:before="240" w:after="240"/>
+              <w:rPr>
+                <w:b/>
+                <w:color w:val="000000"/>
+              </w:rPr>
+            </w:pPr>
+            <w:r>
+              <w:rPr>
+                <w:b/>
+                <w:color w:val="000000"/>
+                <w:lang w:val="en-US"/>
+              </w:rPr>
+              <w:t xml:space="preserve">        </w:t>
+            </w:r>
+            <w:proofErr w:type="spellStart"/>
+            <w:r>
+              <w:rPr>
+                <w:b/>
+                <w:color w:val="000000"/>
+              </w:rPr>
+              <w:t>lv_data_decendial</w:t>
+            </w:r>
+            <w:proofErr w:type="spellEnd"/>
+            <w:r>
+              <w:rPr>
+                <w:b/>
+                <w:color w:val="000000"/>
+              </w:rPr>
+              <w:t xml:space="preserve"> = </w:t>
+            </w:r>
+            <w:proofErr w:type="spellStart"/>
+            <w:r>
+              <w:rPr>
+                <w:b/>
+                <w:color w:val="000000"/>
+              </w:rPr>
+              <w:t>ycl_condpag_util</w:t>
+            </w:r>
+            <w:proofErr w:type="spellEnd"/>
+            <w:r>
+              <w:rPr>
+                <w:b/>
+                <w:color w:val="000000"/>
+              </w:rPr>
+              <w:t>=&gt;</w:t>
+            </w:r>
+            <w:proofErr w:type="spellStart"/>
+            <w:r>
+              <w:rPr>
+                <w:b/>
+                <w:color w:val="000000"/>
+              </w:rPr>
+              <w:t>get_</w:t>
+            </w:r>
+            <w:proofErr w:type="gramStart"/>
+            <w:r>
+              <w:rPr>
+                <w:b/>
+                <w:color w:val="000000"/>
+              </w:rPr>
+              <w:t>instance</w:t>
+            </w:r>
+            <w:proofErr w:type="spellEnd"/>
+            <w:r>
+              <w:rPr>
+                <w:b/>
+                <w:color w:val="000000"/>
+              </w:rPr>
+              <w:t>( )</w:t>
+            </w:r>
+            <w:proofErr w:type="gramEnd"/>
+            <w:r>
+              <w:rPr>
+                <w:b/>
+                <w:color w:val="000000"/>
+              </w:rPr>
+              <w:t>-&gt;</w:t>
+            </w:r>
+            <w:proofErr w:type="spellStart"/>
+            <w:r>
+              <w:rPr>
+                <w:b/>
+                <w:color w:val="000000"/>
+              </w:rPr>
+              <w:t>get_data_</w:t>
+            </w:r>
+            <w:proofErr w:type="gramStart"/>
+            <w:r>
+              <w:rPr>
+                <w:b/>
+                <w:color w:val="000000"/>
+              </w:rPr>
+              <w:t>decendial</w:t>
+            </w:r>
+            <w:proofErr w:type="spellEnd"/>
+            <w:r>
+              <w:rPr>
+                <w:b/>
+                <w:color w:val="000000"/>
+              </w:rPr>
+              <w:t>( EXPORTING</w:t>
+            </w:r>
+            <w:proofErr w:type="gramEnd"/>
+            <w:r>
+              <w:rPr>
+                <w:b/>
+                <w:color w:val="000000"/>
+              </w:rPr>
+              <w:t xml:space="preserve"> </w:t>
+            </w:r>
+            <w:proofErr w:type="spellStart"/>
+            <w:r>
+              <w:rPr>
+                <w:b/>
+                <w:color w:val="000000"/>
+              </w:rPr>
+              <w:t>vi_data</w:t>
+            </w:r>
+            <w:proofErr w:type="spellEnd"/>
+            <w:r>
+              <w:rPr>
+                <w:b/>
+                <w:color w:val="000000"/>
+              </w:rPr>
+              <w:t xml:space="preserve"> = </w:t>
+            </w:r>
+            <w:proofErr w:type="spellStart"/>
+            <w:r>
+              <w:rPr>
+                <w:b/>
+                <w:color w:val="000000"/>
+              </w:rPr>
+              <w:t>lv_</w:t>
+            </w:r>
+            <w:proofErr w:type="gramStart"/>
+            <w:r>
+              <w:rPr>
+                <w:b/>
+                <w:color w:val="000000"/>
+              </w:rPr>
+              <w:t>data</w:t>
+            </w:r>
+            <w:proofErr w:type="spellEnd"/>
+            <w:r>
+              <w:rPr>
+                <w:b/>
+                <w:color w:val="000000"/>
+              </w:rPr>
+              <w:t xml:space="preserve"> )</w:t>
+            </w:r>
+            <w:proofErr w:type="gramEnd"/>
+            <w:r>
+              <w:rPr>
+                <w:b/>
+                <w:color w:val="000000"/>
+              </w:rPr>
+              <w:t>.</w:t>
+            </w:r>
+          </w:p>
+          <w:p>
+            <w:pPr>
+              <w:suppressAutoHyphens w:val="0"/>
+              <w:spacing w:before="240" w:after="240"/>
+              <w:rPr>
+                <w:b/>
+                <w:color w:val="000000"/>
+              </w:rPr>
+            </w:pPr>
+          </w:p>
+          <w:p>
+            <w:pPr>
+              <w:suppressAutoHyphens w:val="0"/>
+              <w:spacing w:before="240" w:after="240"/>
+              <w:rPr>
+                <w:b/>
+                <w:color w:val="000000"/>
+                <w:lang w:val="en-US"/>
+              </w:rPr>
+            </w:pPr>
+            <w:r>
+              <w:rPr>
+                <w:b/>
+                <w:color w:val="000000"/>
+                <w:lang w:val="en-US"/>
+              </w:rPr>
+              <w:t xml:space="preserve">        </w:t>
+            </w:r>
+            <w:proofErr w:type="spellStart"/>
+            <w:r>
+              <w:rPr>
+                <w:b/>
+                <w:color w:val="000000"/>
+                <w:lang w:val="en-US"/>
+              </w:rPr>
+              <w:t>ls_invfo_condpgt-zfbdt</w:t>
+            </w:r>
+            <w:proofErr w:type="spellEnd"/>
+            <w:r>
+              <w:rPr>
+                <w:b/>
+                <w:color w:val="000000"/>
+                <w:lang w:val="en-US"/>
+              </w:rPr>
+              <w:t xml:space="preserve"> = COND </w:t>
+            </w:r>
+            <w:proofErr w:type="gramStart"/>
+            <w:r>
+              <w:rPr>
+                <w:b/>
+                <w:color w:val="000000"/>
+                <w:lang w:val="en-US"/>
+              </w:rPr>
+              <w:t>#( WHEN</w:t>
+            </w:r>
+            <w:proofErr w:type="gramEnd"/>
+            <w:r>
+              <w:rPr>
+                <w:b/>
+                <w:color w:val="000000"/>
+                <w:lang w:val="en-US"/>
+              </w:rPr>
+              <w:t xml:space="preserve"> </w:t>
+            </w:r>
+            <w:proofErr w:type="spellStart"/>
+            <w:r>
+              <w:rPr>
+                <w:b/>
+                <w:color w:val="000000"/>
+                <w:lang w:val="en-US"/>
+              </w:rPr>
+              <w:t>lv_data_decendial</w:t>
+            </w:r>
+            <w:proofErr w:type="spellEnd"/>
+            <w:r>
+              <w:rPr>
+                <w:b/>
+                <w:color w:val="000000"/>
+                <w:lang w:val="en-US"/>
+              </w:rPr>
+              <w:t xml:space="preserve"> GT </w:t>
+            </w:r>
+            <w:proofErr w:type="spellStart"/>
+            <w:r>
+              <w:rPr>
+                <w:b/>
+                <w:color w:val="000000"/>
+                <w:lang w:val="en-US"/>
+              </w:rPr>
+              <w:t>lv_data</w:t>
+            </w:r>
+            <w:proofErr w:type="spellEnd"/>
+            <w:r>
+              <w:rPr>
+                <w:b/>
+                <w:color w:val="000000"/>
+                <w:lang w:val="en-US"/>
+              </w:rPr>
+              <w:t xml:space="preserve"> THEN </w:t>
+            </w:r>
+            <w:proofErr w:type="spellStart"/>
+            <w:r>
+              <w:rPr>
+                <w:b/>
+                <w:color w:val="000000"/>
+                <w:lang w:val="en-US"/>
+              </w:rPr>
+              <w:t>lv_data_decendial</w:t>
+            </w:r>
+            <w:proofErr w:type="spellEnd"/>
+            <w:r>
+              <w:rPr>
+                <w:b/>
+                <w:color w:val="000000"/>
+                <w:lang w:val="en-US"/>
+              </w:rPr>
+              <w:t xml:space="preserve"> ELSE </w:t>
+            </w:r>
+            <w:proofErr w:type="spellStart"/>
+            <w:r>
+              <w:rPr>
+                <w:b/>
+                <w:color w:val="000000"/>
+                <w:lang w:val="en-US"/>
+              </w:rPr>
+              <w:t>lv_</w:t>
+            </w:r>
+            <w:proofErr w:type="gramStart"/>
+            <w:r>
+              <w:rPr>
+                <w:b/>
+                <w:color w:val="000000"/>
+                <w:lang w:val="en-US"/>
+              </w:rPr>
+              <w:t>data</w:t>
+            </w:r>
+            <w:proofErr w:type="spellEnd"/>
+            <w:r>
+              <w:rPr>
+                <w:b/>
+                <w:color w:val="000000"/>
+                <w:lang w:val="en-US"/>
+              </w:rPr>
+              <w:t xml:space="preserve"> )</w:t>
+            </w:r>
+            <w:proofErr w:type="gramEnd"/>
+            <w:r>
+              <w:rPr>
+                <w:b/>
+                <w:color w:val="000000"/>
+                <w:lang w:val="en-US"/>
+              </w:rPr>
+              <w:t>.</w:t>
+            </w:r>
+          </w:p>
+          <w:p>
+            <w:pPr>
+              <w:suppressAutoHyphens w:val="0"/>
+              <w:spacing w:before="240" w:after="240"/>
+              <w:rPr>
+                <w:b/>
+                <w:color w:val="000000"/>
+                <w:lang w:val="en-US"/>
+              </w:rPr>
+            </w:pPr>
+          </w:p>
+          <w:p>
+            <w:pPr>
+              <w:suppressAutoHyphens w:val="0"/>
+              <w:spacing w:before="240" w:after="240"/>
+              <w:rPr>
+                <w:b/>
+                <w:color w:val="000000"/>
+              </w:rPr>
+            </w:pPr>
+            <w:r>
+              <w:rPr>
+                <w:b/>
+                <w:color w:val="000000"/>
+                <w:lang w:val="en-US"/>
+              </w:rPr>
+              <w:t xml:space="preserve">        </w:t>
+            </w:r>
+            <w:r>
+              <w:rPr>
+                <w:b/>
+                <w:color w:val="000000"/>
+              </w:rPr>
+              <w:t>&lt;</w:t>
+            </w:r>
+            <w:proofErr w:type="spellStart"/>
+            <w:r>
+              <w:rPr>
+                <w:b/>
+                <w:color w:val="000000"/>
+              </w:rPr>
+              <w:t>fs_invfo_condpgt</w:t>
+            </w:r>
+            <w:proofErr w:type="spellEnd"/>
+            <w:r>
+              <w:rPr>
+                <w:b/>
+                <w:color w:val="000000"/>
+              </w:rPr>
+              <w:t xml:space="preserve">&gt; = </w:t>
+            </w:r>
+            <w:proofErr w:type="spellStart"/>
+            <w:r>
+              <w:rPr>
+                <w:b/>
+                <w:color w:val="000000"/>
+              </w:rPr>
+              <w:t>ls_invfo_condpgt</w:t>
+            </w:r>
+            <w:proofErr w:type="spellEnd"/>
+            <w:r>
+              <w:rPr>
+                <w:b/>
+                <w:color w:val="000000"/>
+              </w:rPr>
+              <w:t>.</w:t>
+            </w:r>
+          </w:p>
+          <w:p>
+            <w:pPr>
+              <w:suppressAutoHyphens w:val="0"/>
+              <w:spacing w:before="240" w:after="240"/>
+              <w:rPr>
+                <w:b/>
+                <w:color w:val="000000"/>
+              </w:rPr>
+            </w:pPr>
+          </w:p>
+          <w:p>
+            <w:pPr>
+              <w:suppressAutoHyphens w:val="0"/>
+              <w:spacing w:before="240" w:after="240"/>
+              <w:rPr>
+                <w:b/>
+                <w:color w:val="000000"/>
+              </w:rPr>
+            </w:pPr>
+            <w:r>
+              <w:rPr>
+                <w:b/>
+                <w:color w:val="000000"/>
+              </w:rPr>
+              <w:t xml:space="preserve">      ENDIF.</w:t>
+            </w:r>
+          </w:p>
+          <w:p>
+            <w:pPr>
+              <w:suppressAutoHyphens w:val="0"/>
+              <w:spacing w:before="240" w:after="240"/>
+              <w:rPr>
+                <w:b/>
+                <w:color w:val="000000"/>
+              </w:rPr>
+            </w:pPr>
+          </w:p>
+          <w:p>
+            <w:pPr>
+              <w:suppressAutoHyphens w:val="0"/>
+              <w:spacing w:before="240" w:after="240"/>
+              <w:rPr>
+                <w:b/>
+                <w:color w:val="000000"/>
+              </w:rPr>
+            </w:pPr>
+            <w:r>
+              <w:rPr>
+                <w:b/>
+                <w:color w:val="000000"/>
+              </w:rPr>
+              <w:t xml:space="preserve">    ENDIF.</w:t>
+            </w:r>
+          </w:p>
+          <w:p>
+            <w:pPr>
+              <w:suppressAutoHyphens w:val="0"/>
+              <w:spacing w:before="240" w:after="240"/>
+              <w:rPr>
+                <w:b/>
+                <w:color w:val="000000"/>
+              </w:rPr>
+            </w:pPr>
+          </w:p>
+          <w:p>
+            <w:pPr>
+              <w:suppressAutoHyphens w:val="0"/>
+              <w:spacing w:before="240" w:after="240"/>
+              <w:rPr>
+                <w:b/>
+                <w:color w:val="000000"/>
+                <w:lang w:val="en-US"/>
+              </w:rPr>
+            </w:pPr>
+            <w:r>
+              <w:rPr>
+                <w:b/>
+                <w:color w:val="000000"/>
+                <w:lang w:val="en-US"/>
+              </w:rPr>
+              <w:t xml:space="preserve">    IF </w:t>
+            </w:r>
+            <w:proofErr w:type="spellStart"/>
+            <w:r>
+              <w:rPr>
+                <w:b/>
+                <w:color w:val="000000"/>
+                <w:lang w:val="en-US"/>
+              </w:rPr>
+              <w:t>ls_invfo_condpgt-zterm</w:t>
+            </w:r>
+            <w:proofErr w:type="spellEnd"/>
+            <w:r>
+              <w:rPr>
+                <w:b/>
+                <w:color w:val="000000"/>
+                <w:lang w:val="en-US"/>
+              </w:rPr>
+              <w:t xml:space="preserve"> = 'A015'.</w:t>
+            </w:r>
+          </w:p>
+          <w:p>
+            <w:pPr>
+              <w:suppressAutoHyphens w:val="0"/>
+              <w:spacing w:before="240" w:after="240"/>
+              <w:rPr>
+                <w:b/>
+                <w:color w:val="000000"/>
+              </w:rPr>
+            </w:pPr>
+            <w:r>
+              <w:rPr>
+                <w:b/>
+                <w:color w:val="000000"/>
+                <w:lang w:val="en-US"/>
+              </w:rPr>
+              <w:t xml:space="preserve">      </w:t>
+            </w:r>
+            <w:r>
+              <w:rPr>
+                <w:b/>
+                <w:color w:val="000000"/>
+              </w:rPr>
+              <w:t xml:space="preserve">CLEAR: lv_data_CONDA015, </w:t>
+            </w:r>
+            <w:proofErr w:type="spellStart"/>
+            <w:r>
+              <w:rPr>
+                <w:b/>
+                <w:color w:val="000000"/>
+              </w:rPr>
+              <w:t>lv_data</w:t>
+            </w:r>
+            <w:proofErr w:type="spellEnd"/>
+            <w:r>
+              <w:rPr>
+                <w:b/>
+                <w:color w:val="000000"/>
+              </w:rPr>
+              <w:t>.</w:t>
+            </w:r>
+          </w:p>
+          <w:p>
+            <w:pPr>
+              <w:suppressAutoHyphens w:val="0"/>
+              <w:spacing w:before="240" w:after="240"/>
+              <w:rPr>
+                <w:b/>
+                <w:color w:val="000000"/>
+              </w:rPr>
+            </w:pPr>
+          </w:p>
+          <w:p>
+            <w:pPr>
+              <w:suppressAutoHyphens w:val="0"/>
+              <w:spacing w:before="240" w:after="240"/>
+              <w:rPr>
+                <w:b/>
+                <w:color w:val="000000"/>
+              </w:rPr>
+            </w:pPr>
+            <w:r>
+              <w:rPr>
+                <w:b/>
+                <w:color w:val="000000"/>
+              </w:rPr>
+              <w:t xml:space="preserve">      </w:t>
+            </w:r>
+            <w:proofErr w:type="spellStart"/>
+            <w:r>
+              <w:rPr>
+                <w:b/>
+                <w:color w:val="000000"/>
+              </w:rPr>
+              <w:t>lv_data</w:t>
+            </w:r>
+            <w:proofErr w:type="spellEnd"/>
+            <w:r>
+              <w:rPr>
+                <w:b/>
+                <w:color w:val="000000"/>
+              </w:rPr>
+              <w:t xml:space="preserve"> = </w:t>
+            </w:r>
+            <w:proofErr w:type="spellStart"/>
+            <w:r>
+              <w:rPr>
+                <w:b/>
+                <w:color w:val="000000"/>
+              </w:rPr>
+              <w:t>ls_invfo_condpgt-bldat</w:t>
+            </w:r>
+            <w:proofErr w:type="spellEnd"/>
+            <w:r>
+              <w:rPr>
+                <w:b/>
+                <w:color w:val="000000"/>
+              </w:rPr>
+              <w:t>.</w:t>
+            </w:r>
+          </w:p>
+          <w:p>
+            <w:pPr>
+              <w:suppressAutoHyphens w:val="0"/>
+              <w:spacing w:before="240" w:after="240"/>
+              <w:rPr>
+                <w:b/>
+                <w:color w:val="000000"/>
+              </w:rPr>
+            </w:pPr>
+          </w:p>
+          <w:p>
+            <w:pPr>
+              <w:suppressAutoHyphens w:val="0"/>
+              <w:spacing w:before="240" w:after="240"/>
+              <w:rPr>
+                <w:b/>
+                <w:color w:val="000000"/>
+                <w:lang w:val="en-US"/>
+              </w:rPr>
+            </w:pPr>
+            <w:r>
+              <w:rPr>
+                <w:b/>
+                <w:color w:val="000000"/>
+                <w:lang w:val="en-US"/>
+              </w:rPr>
+              <w:t xml:space="preserve">      IF NOT </w:t>
+            </w:r>
+            <w:proofErr w:type="spellStart"/>
+            <w:r>
+              <w:rPr>
+                <w:b/>
+                <w:color w:val="000000"/>
+                <w:lang w:val="en-US"/>
+              </w:rPr>
+              <w:t>lv_data</w:t>
+            </w:r>
+            <w:proofErr w:type="spellEnd"/>
+            <w:r>
+              <w:rPr>
+                <w:b/>
+                <w:color w:val="000000"/>
+                <w:lang w:val="en-US"/>
+              </w:rPr>
+              <w:t xml:space="preserve"> IS INITIAL.</w:t>
+            </w:r>
+          </w:p>
+          <w:p>
+            <w:pPr>
+              <w:suppressAutoHyphens w:val="0"/>
+              <w:spacing w:before="240" w:after="240"/>
+              <w:rPr>
+                <w:b/>
+                <w:color w:val="000000"/>
+                <w:lang w:val="en-US"/>
+              </w:rPr>
+            </w:pPr>
+          </w:p>
+          <w:p>
+            <w:pPr>
+              <w:suppressAutoHyphens w:val="0"/>
+              <w:spacing w:before="240" w:after="240"/>
+              <w:rPr>
+                <w:b/>
+                <w:color w:val="000000"/>
+              </w:rPr>
+            </w:pPr>
+            <w:r>
+              <w:rPr>
+                <w:b/>
+                <w:color w:val="000000"/>
+                <w:lang w:val="en-US"/>
+              </w:rPr>
+              <w:t xml:space="preserve">        </w:t>
+            </w:r>
+            <w:r>
+              <w:rPr>
+                <w:b/>
+                <w:color w:val="000000"/>
+              </w:rPr>
+              <w:t xml:space="preserve">lv_data_CONDA015 = </w:t>
+            </w:r>
+            <w:proofErr w:type="spellStart"/>
+            <w:r>
+              <w:rPr>
+                <w:b/>
+                <w:color w:val="000000"/>
+              </w:rPr>
+              <w:t>ycl_condpag_util</w:t>
+            </w:r>
+            <w:proofErr w:type="spellEnd"/>
+            <w:r>
+              <w:rPr>
+                <w:b/>
+                <w:color w:val="000000"/>
+              </w:rPr>
+              <w:t>=&gt;</w:t>
+            </w:r>
+            <w:proofErr w:type="spellStart"/>
+            <w:r>
+              <w:rPr>
+                <w:b/>
+                <w:color w:val="000000"/>
+              </w:rPr>
+              <w:t>get_</w:t>
+            </w:r>
+            <w:proofErr w:type="gramStart"/>
+            <w:r>
+              <w:rPr>
+                <w:b/>
+                <w:color w:val="000000"/>
+              </w:rPr>
+              <w:t>instance</w:t>
+            </w:r>
+            <w:proofErr w:type="spellEnd"/>
+            <w:r>
+              <w:rPr>
+                <w:b/>
+                <w:color w:val="000000"/>
+              </w:rPr>
+              <w:t>( )</w:t>
+            </w:r>
+            <w:proofErr w:type="gramEnd"/>
+            <w:r>
+              <w:rPr>
+                <w:b/>
+                <w:color w:val="000000"/>
+              </w:rPr>
+              <w:t>-&gt;GET_DATA_CONDA</w:t>
+            </w:r>
+            <w:proofErr w:type="gramStart"/>
+            <w:r>
+              <w:rPr>
+                <w:b/>
+                <w:color w:val="000000"/>
+              </w:rPr>
+              <w:t>015( EXPORTING</w:t>
+            </w:r>
+            <w:proofErr w:type="gramEnd"/>
+            <w:r>
+              <w:rPr>
+                <w:b/>
+                <w:color w:val="000000"/>
+              </w:rPr>
+              <w:t xml:space="preserve"> </w:t>
+            </w:r>
+            <w:proofErr w:type="spellStart"/>
+            <w:r>
+              <w:rPr>
+                <w:b/>
+                <w:color w:val="000000"/>
+              </w:rPr>
+              <w:t>vi_data</w:t>
+            </w:r>
+            <w:proofErr w:type="spellEnd"/>
+            <w:r>
+              <w:rPr>
+                <w:b/>
+                <w:color w:val="000000"/>
+              </w:rPr>
+              <w:t xml:space="preserve"> = </w:t>
+            </w:r>
+            <w:proofErr w:type="spellStart"/>
+            <w:r>
+              <w:rPr>
+                <w:b/>
+                <w:color w:val="000000"/>
+              </w:rPr>
+              <w:t>lv_</w:t>
+            </w:r>
+            <w:proofErr w:type="gramStart"/>
+            <w:r>
+              <w:rPr>
+                <w:b/>
+                <w:color w:val="000000"/>
+              </w:rPr>
+              <w:t>data</w:t>
+            </w:r>
+            <w:proofErr w:type="spellEnd"/>
+            <w:r>
+              <w:rPr>
+                <w:b/>
+                <w:color w:val="000000"/>
+              </w:rPr>
+              <w:t xml:space="preserve"> )</w:t>
+            </w:r>
+            <w:proofErr w:type="gramEnd"/>
+            <w:r>
+              <w:rPr>
+                <w:b/>
+                <w:color w:val="000000"/>
+              </w:rPr>
+              <w:t>.</w:t>
+            </w:r>
+          </w:p>
+          <w:p>
+            <w:pPr>
+              <w:suppressAutoHyphens w:val="0"/>
+              <w:spacing w:before="240" w:after="240"/>
+              <w:rPr>
+                <w:b/>
+                <w:color w:val="000000"/>
+              </w:rPr>
+            </w:pPr>
+          </w:p>
+          <w:p>
+            <w:pPr>
+              <w:suppressAutoHyphens w:val="0"/>
+              <w:spacing w:before="240" w:after="240"/>
+              <w:rPr>
+                <w:b/>
+                <w:color w:val="000000"/>
+                <w:lang w:val="en-US"/>
+              </w:rPr>
+            </w:pPr>
+            <w:r>
+              <w:rPr>
+                <w:b/>
+                <w:color w:val="000000"/>
+                <w:lang w:val="en-US"/>
+              </w:rPr>
+              <w:t xml:space="preserve">        </w:t>
+            </w:r>
+            <w:proofErr w:type="spellStart"/>
+            <w:r>
+              <w:rPr>
+                <w:b/>
+                <w:color w:val="000000"/>
+                <w:lang w:val="en-US"/>
+              </w:rPr>
+              <w:t>ls_invfo_condpgt-zfbdt</w:t>
+            </w:r>
+            <w:proofErr w:type="spellEnd"/>
+            <w:r>
+              <w:rPr>
+                <w:b/>
+                <w:color w:val="000000"/>
+                <w:lang w:val="en-US"/>
+              </w:rPr>
+              <w:t xml:space="preserve"> = COND </w:t>
+            </w:r>
+            <w:proofErr w:type="gramStart"/>
+            <w:r>
+              <w:rPr>
+                <w:b/>
+                <w:color w:val="000000"/>
+                <w:lang w:val="en-US"/>
+              </w:rPr>
+              <w:t>#( WHEN</w:t>
+            </w:r>
+            <w:proofErr w:type="gramEnd"/>
+            <w:r>
+              <w:rPr>
+                <w:b/>
+                <w:color w:val="000000"/>
+                <w:lang w:val="en-US"/>
+              </w:rPr>
+              <w:t xml:space="preserve"> lv_data_CONDA015 GT </w:t>
+            </w:r>
+            <w:proofErr w:type="spellStart"/>
+            <w:r>
+              <w:rPr>
+                <w:b/>
+                <w:color w:val="000000"/>
+                <w:lang w:val="en-US"/>
+              </w:rPr>
+              <w:t>lv_data</w:t>
+            </w:r>
+            <w:proofErr w:type="spellEnd"/>
+            <w:r>
+              <w:rPr>
+                <w:b/>
+                <w:color w:val="000000"/>
+                <w:lang w:val="en-US"/>
+              </w:rPr>
+              <w:t xml:space="preserve"> THEN lv_data_CONDA015 ELSE </w:t>
+            </w:r>
+            <w:proofErr w:type="spellStart"/>
+            <w:r>
+              <w:rPr>
+                <w:b/>
+                <w:color w:val="000000"/>
+                <w:lang w:val="en-US"/>
+              </w:rPr>
+              <w:t>lv_</w:t>
+            </w:r>
+            <w:proofErr w:type="gramStart"/>
+            <w:r>
+              <w:rPr>
+                <w:b/>
+                <w:color w:val="000000"/>
+                <w:lang w:val="en-US"/>
+              </w:rPr>
+              <w:t>data</w:t>
+            </w:r>
+            <w:proofErr w:type="spellEnd"/>
+            <w:r>
+              <w:rPr>
+                <w:b/>
+                <w:color w:val="000000"/>
+                <w:lang w:val="en-US"/>
+              </w:rPr>
+              <w:t xml:space="preserve"> )</w:t>
+            </w:r>
+            <w:proofErr w:type="gramEnd"/>
+            <w:r>
+              <w:rPr>
+                <w:b/>
+                <w:color w:val="000000"/>
+                <w:lang w:val="en-US"/>
+              </w:rPr>
+              <w:t>.</w:t>
+            </w:r>
+          </w:p>
+          <w:p>
+            <w:pPr>
+              <w:suppressAutoHyphens w:val="0"/>
+              <w:spacing w:before="240" w:after="240"/>
+              <w:rPr>
+                <w:b/>
+                <w:color w:val="000000"/>
+                <w:lang w:val="en-US"/>
+              </w:rPr>
+            </w:pPr>
+          </w:p>
+          <w:p>
+            <w:pPr>
+              <w:suppressAutoHyphens w:val="0"/>
+              <w:spacing w:before="240" w:after="240"/>
+              <w:rPr>
+                <w:b/>
+                <w:color w:val="000000"/>
+              </w:rPr>
+            </w:pPr>
+            <w:r>
+              <w:rPr>
+                <w:b/>
+                <w:color w:val="000000"/>
+                <w:lang w:val="en-US"/>
+              </w:rPr>
+              <w:t xml:space="preserve">        </w:t>
+            </w:r>
+            <w:r>
+              <w:rPr>
+                <w:b/>
+                <w:color w:val="000000"/>
+              </w:rPr>
+              <w:t>&lt;</w:t>
+            </w:r>
+            <w:proofErr w:type="spellStart"/>
+            <w:r>
+              <w:rPr>
+                <w:b/>
+                <w:color w:val="000000"/>
+              </w:rPr>
+              <w:t>fs_invfo_condpgt</w:t>
+            </w:r>
+            <w:proofErr w:type="spellEnd"/>
+            <w:r>
+              <w:rPr>
+                <w:b/>
+                <w:color w:val="000000"/>
+              </w:rPr>
+              <w:t xml:space="preserve">&gt; = </w:t>
+            </w:r>
+            <w:proofErr w:type="spellStart"/>
+            <w:r>
+              <w:rPr>
+                <w:b/>
+                <w:color w:val="000000"/>
+              </w:rPr>
+              <w:t>ls_invfo_condpgt</w:t>
+            </w:r>
+            <w:proofErr w:type="spellEnd"/>
+            <w:r>
+              <w:rPr>
+                <w:b/>
+                <w:color w:val="000000"/>
+              </w:rPr>
+              <w:t>.</w:t>
+            </w:r>
+          </w:p>
+          <w:p>
+            <w:pPr>
+              <w:suppressAutoHyphens w:val="0"/>
+              <w:spacing w:before="240" w:after="240"/>
+              <w:rPr>
+                <w:b/>
+                <w:color w:val="000000"/>
+              </w:rPr>
+            </w:pPr>
+          </w:p>
+          <w:p>
+            <w:pPr>
+              <w:suppressAutoHyphens w:val="0"/>
+              <w:spacing w:before="240" w:after="240"/>
+              <w:rPr>
+                <w:b/>
+                <w:color w:val="000000"/>
+              </w:rPr>
+            </w:pPr>
+            <w:r>
+              <w:rPr>
+                <w:b/>
+                <w:color w:val="000000"/>
+              </w:rPr>
+              <w:t xml:space="preserve">      ENDIF.</w:t>
+            </w:r>
+          </w:p>
+          <w:p>
+            <w:pPr>
+              <w:suppressAutoHyphens w:val="0"/>
+              <w:spacing w:before="240" w:after="240"/>
+              <w:rPr>
+                <w:b/>
+                <w:color w:val="000000"/>
+              </w:rPr>
+            </w:pPr>
+          </w:p>
+          <w:p>
+            <w:pPr>
+              <w:suppressAutoHyphens w:val="0"/>
+              <w:spacing w:before="240" w:after="240"/>
+              <w:rPr>
+                <w:b/>
+                <w:color w:val="000000"/>
+              </w:rPr>
+            </w:pPr>
+            <w:r>
+              <w:rPr>
+                <w:b/>
+                <w:color w:val="000000"/>
+              </w:rPr>
+              <w:t xml:space="preserve">    ENDIF.</w:t>
+            </w:r>
+          </w:p>
+          <w:p>
+            <w:pPr>
+              <w:suppressAutoHyphens w:val="0"/>
+              <w:spacing w:before="240" w:after="240"/>
+              <w:rPr>
+                <w:b/>
+                <w:color w:val="000000"/>
+              </w:rPr>
+            </w:pPr>
+          </w:p>
+          <w:p>
+            <w:pPr>
+              <w:suppressAutoHyphens w:val="0"/>
+              <w:spacing w:before="240" w:after="240"/>
+              <w:rPr>
+                <w:b/>
+                <w:color w:val="000000"/>
+                <w:lang w:val="en-US"/>
+              </w:rPr>
+            </w:pPr>
+            <w:r>
+              <w:rPr>
+                <w:b/>
+                <w:color w:val="000000"/>
+              </w:rPr>
+              <w:lastRenderedPageBreak/>
+              <w:t xml:space="preserve">      </w:t>
+            </w:r>
+            <w:r>
+              <w:rPr>
+                <w:b/>
+                <w:color w:val="000000"/>
+                <w:lang w:val="en-US"/>
+              </w:rPr>
+              <w:t xml:space="preserve">IF </w:t>
+            </w:r>
+            <w:proofErr w:type="spellStart"/>
+            <w:r>
+              <w:rPr>
+                <w:b/>
+                <w:color w:val="000000"/>
+                <w:lang w:val="en-US"/>
+              </w:rPr>
+              <w:t>ls_invfo_condpgt-zterm</w:t>
+            </w:r>
+            <w:proofErr w:type="spellEnd"/>
+            <w:r>
+              <w:rPr>
+                <w:b/>
+                <w:color w:val="000000"/>
+                <w:lang w:val="en-US"/>
+              </w:rPr>
+              <w:t xml:space="preserve"> = 'A011'.</w:t>
+            </w:r>
+          </w:p>
+          <w:p>
+            <w:pPr>
+              <w:suppressAutoHyphens w:val="0"/>
+              <w:spacing w:before="240" w:after="240"/>
+              <w:rPr>
+                <w:b/>
+                <w:color w:val="000000"/>
+              </w:rPr>
+            </w:pPr>
+            <w:r>
+              <w:rPr>
+                <w:b/>
+                <w:color w:val="000000"/>
+                <w:lang w:val="en-US"/>
+              </w:rPr>
+              <w:t xml:space="preserve">      </w:t>
+            </w:r>
+            <w:r>
+              <w:rPr>
+                <w:b/>
+                <w:color w:val="000000"/>
+              </w:rPr>
+              <w:t xml:space="preserve">CLEAR: lv_data_CONDA011, </w:t>
+            </w:r>
+            <w:proofErr w:type="spellStart"/>
+            <w:r>
+              <w:rPr>
+                <w:b/>
+                <w:color w:val="000000"/>
+              </w:rPr>
+              <w:t>lv_data</w:t>
+            </w:r>
+            <w:proofErr w:type="spellEnd"/>
+            <w:r>
+              <w:rPr>
+                <w:b/>
+                <w:color w:val="000000"/>
+              </w:rPr>
+              <w:t>.</w:t>
+            </w:r>
+          </w:p>
+          <w:p>
+            <w:pPr>
+              <w:suppressAutoHyphens w:val="0"/>
+              <w:spacing w:before="240" w:after="240"/>
+              <w:rPr>
+                <w:b/>
+                <w:color w:val="000000"/>
+              </w:rPr>
+            </w:pPr>
+          </w:p>
+          <w:p>
+            <w:pPr>
+              <w:suppressAutoHyphens w:val="0"/>
+              <w:spacing w:before="240" w:after="240"/>
+              <w:rPr>
+                <w:b/>
+                <w:color w:val="000000"/>
+              </w:rPr>
+            </w:pPr>
+            <w:r>
+              <w:rPr>
+                <w:b/>
+                <w:color w:val="000000"/>
+              </w:rPr>
+              <w:t xml:space="preserve">      </w:t>
+            </w:r>
+            <w:proofErr w:type="spellStart"/>
+            <w:r>
+              <w:rPr>
+                <w:b/>
+                <w:color w:val="000000"/>
+              </w:rPr>
+              <w:t>lv_data</w:t>
+            </w:r>
+            <w:proofErr w:type="spellEnd"/>
+            <w:r>
+              <w:rPr>
+                <w:b/>
+                <w:color w:val="000000"/>
+              </w:rPr>
+              <w:t xml:space="preserve"> = </w:t>
+            </w:r>
+            <w:proofErr w:type="spellStart"/>
+            <w:r>
+              <w:rPr>
+                <w:b/>
+                <w:color w:val="000000"/>
+              </w:rPr>
+              <w:t>ls_invfo_condpgt-bldat</w:t>
+            </w:r>
+            <w:proofErr w:type="spellEnd"/>
+            <w:r>
+              <w:rPr>
+                <w:b/>
+                <w:color w:val="000000"/>
+              </w:rPr>
+              <w:t>.</w:t>
+            </w:r>
+          </w:p>
+          <w:p>
+            <w:pPr>
+              <w:suppressAutoHyphens w:val="0"/>
+              <w:spacing w:before="240" w:after="240"/>
+              <w:rPr>
+                <w:b/>
+                <w:color w:val="000000"/>
+              </w:rPr>
+            </w:pPr>
+          </w:p>
+          <w:p>
+            <w:pPr>
+              <w:suppressAutoHyphens w:val="0"/>
+              <w:spacing w:before="240" w:after="240"/>
+              <w:rPr>
+                <w:b/>
+                <w:color w:val="000000"/>
+                <w:lang w:val="en-US"/>
+              </w:rPr>
+            </w:pPr>
+            <w:r>
+              <w:rPr>
+                <w:b/>
+                <w:color w:val="000000"/>
+                <w:lang w:val="en-US"/>
+              </w:rPr>
+              <w:t xml:space="preserve">      IF NOT </w:t>
+            </w:r>
+            <w:proofErr w:type="spellStart"/>
+            <w:r>
+              <w:rPr>
+                <w:b/>
+                <w:color w:val="000000"/>
+                <w:lang w:val="en-US"/>
+              </w:rPr>
+              <w:t>lv_data</w:t>
+            </w:r>
+            <w:proofErr w:type="spellEnd"/>
+            <w:r>
+              <w:rPr>
+                <w:b/>
+                <w:color w:val="000000"/>
+                <w:lang w:val="en-US"/>
+              </w:rPr>
+              <w:t xml:space="preserve"> IS INITIAL.</w:t>
+            </w:r>
+          </w:p>
+          <w:p>
+            <w:pPr>
+              <w:suppressAutoHyphens w:val="0"/>
+              <w:spacing w:before="240" w:after="240"/>
+              <w:rPr>
+                <w:b/>
+                <w:color w:val="000000"/>
+                <w:lang w:val="en-US"/>
+              </w:rPr>
+            </w:pPr>
+          </w:p>
+          <w:p>
+            <w:pPr>
+              <w:suppressAutoHyphens w:val="0"/>
+              <w:spacing w:before="240" w:after="240"/>
+              <w:rPr>
+                <w:b/>
+                <w:color w:val="000000"/>
+              </w:rPr>
+            </w:pPr>
+            <w:r>
+              <w:rPr>
+                <w:b/>
+                <w:color w:val="000000"/>
+                <w:lang w:val="en-US"/>
+              </w:rPr>
+              <w:t xml:space="preserve">        </w:t>
+            </w:r>
+            <w:r>
+              <w:rPr>
+                <w:b/>
+                <w:color w:val="000000"/>
+              </w:rPr>
+              <w:t xml:space="preserve">lv_data_CONDA011 = </w:t>
+            </w:r>
+            <w:proofErr w:type="spellStart"/>
+            <w:r>
+              <w:rPr>
+                <w:b/>
+                <w:color w:val="000000"/>
+              </w:rPr>
+              <w:t>ycl_condpag_util</w:t>
+            </w:r>
+            <w:proofErr w:type="spellEnd"/>
+            <w:r>
+              <w:rPr>
+                <w:b/>
+                <w:color w:val="000000"/>
+              </w:rPr>
+              <w:t>=&gt;</w:t>
+            </w:r>
+            <w:proofErr w:type="spellStart"/>
+            <w:r>
+              <w:rPr>
+                <w:b/>
+                <w:color w:val="000000"/>
+              </w:rPr>
+              <w:t>get_</w:t>
+            </w:r>
+            <w:proofErr w:type="gramStart"/>
+            <w:r>
+              <w:rPr>
+                <w:b/>
+                <w:color w:val="000000"/>
+              </w:rPr>
+              <w:t>instance</w:t>
+            </w:r>
+            <w:proofErr w:type="spellEnd"/>
+            <w:r>
+              <w:rPr>
+                <w:b/>
+                <w:color w:val="000000"/>
+              </w:rPr>
+              <w:t>( )</w:t>
+            </w:r>
+            <w:proofErr w:type="gramEnd"/>
+            <w:r>
+              <w:rPr>
+                <w:b/>
+                <w:color w:val="000000"/>
+              </w:rPr>
+              <w:t>-&gt;GET_DATA_CONDA</w:t>
+            </w:r>
+            <w:proofErr w:type="gramStart"/>
+            <w:r>
+              <w:rPr>
+                <w:b/>
+                <w:color w:val="000000"/>
+              </w:rPr>
+              <w:t>011( EXPORTING</w:t>
+            </w:r>
+            <w:proofErr w:type="gramEnd"/>
+            <w:r>
+              <w:rPr>
+                <w:b/>
+                <w:color w:val="000000"/>
+              </w:rPr>
+              <w:t xml:space="preserve"> </w:t>
+            </w:r>
+            <w:proofErr w:type="spellStart"/>
+            <w:r>
+              <w:rPr>
+                <w:b/>
+                <w:color w:val="000000"/>
+              </w:rPr>
+              <w:t>vi_data</w:t>
+            </w:r>
+            <w:proofErr w:type="spellEnd"/>
+            <w:r>
+              <w:rPr>
+                <w:b/>
+                <w:color w:val="000000"/>
+              </w:rPr>
+              <w:t xml:space="preserve"> = </w:t>
+            </w:r>
+            <w:proofErr w:type="spellStart"/>
+            <w:r>
+              <w:rPr>
+                <w:b/>
+                <w:color w:val="000000"/>
+              </w:rPr>
+              <w:t>lv_</w:t>
+            </w:r>
+            <w:proofErr w:type="gramStart"/>
+            <w:r>
+              <w:rPr>
+                <w:b/>
+                <w:color w:val="000000"/>
+              </w:rPr>
+              <w:t>data</w:t>
+            </w:r>
+            <w:proofErr w:type="spellEnd"/>
+            <w:r>
+              <w:rPr>
+                <w:b/>
+                <w:color w:val="000000"/>
+              </w:rPr>
+              <w:t xml:space="preserve"> )</w:t>
+            </w:r>
+            <w:proofErr w:type="gramEnd"/>
+            <w:r>
+              <w:rPr>
+                <w:b/>
+                <w:color w:val="000000"/>
+              </w:rPr>
+              <w:t>.</w:t>
+            </w:r>
+          </w:p>
+          <w:p>
+            <w:pPr>
+              <w:suppressAutoHyphens w:val="0"/>
+              <w:spacing w:before="240" w:after="240"/>
+              <w:rPr>
+                <w:b/>
+                <w:color w:val="000000"/>
+              </w:rPr>
+            </w:pPr>
+          </w:p>
+          <w:p>
+            <w:pPr>
+              <w:suppressAutoHyphens w:val="0"/>
+              <w:spacing w:before="240" w:after="240"/>
+              <w:rPr>
+                <w:b/>
+                <w:color w:val="000000"/>
+                <w:lang w:val="en-US"/>
+              </w:rPr>
+            </w:pPr>
+            <w:r>
+              <w:rPr>
+                <w:b/>
+                <w:color w:val="000000"/>
+                <w:lang w:val="en-US"/>
+              </w:rPr>
+              <w:t xml:space="preserve">        </w:t>
+            </w:r>
+            <w:proofErr w:type="spellStart"/>
+            <w:r>
+              <w:rPr>
+                <w:b/>
+                <w:color w:val="000000"/>
+                <w:lang w:val="en-US"/>
+              </w:rPr>
+              <w:t>ls_invfo_condpgt-zfbdt</w:t>
+            </w:r>
+            <w:proofErr w:type="spellEnd"/>
+            <w:r>
+              <w:rPr>
+                <w:b/>
+                <w:color w:val="000000"/>
+                <w:lang w:val="en-US"/>
+              </w:rPr>
+              <w:t xml:space="preserve"> = COND </w:t>
+            </w:r>
+            <w:proofErr w:type="gramStart"/>
+            <w:r>
+              <w:rPr>
+                <w:b/>
+                <w:color w:val="000000"/>
+                <w:lang w:val="en-US"/>
+              </w:rPr>
+              <w:t>#( WHEN</w:t>
+            </w:r>
+            <w:proofErr w:type="gramEnd"/>
+            <w:r>
+              <w:rPr>
+                <w:b/>
+                <w:color w:val="000000"/>
+                <w:lang w:val="en-US"/>
+              </w:rPr>
+              <w:t xml:space="preserve"> lv_data_CONDA011 GT </w:t>
+            </w:r>
+            <w:proofErr w:type="spellStart"/>
+            <w:r>
+              <w:rPr>
+                <w:b/>
+                <w:color w:val="000000"/>
+                <w:lang w:val="en-US"/>
+              </w:rPr>
+              <w:t>lv_data</w:t>
+            </w:r>
+            <w:proofErr w:type="spellEnd"/>
+            <w:r>
+              <w:rPr>
+                <w:b/>
+                <w:color w:val="000000"/>
+                <w:lang w:val="en-US"/>
+              </w:rPr>
+              <w:t xml:space="preserve"> THEN lv_data_CONDA011 ELSE </w:t>
+            </w:r>
+            <w:proofErr w:type="spellStart"/>
+            <w:r>
+              <w:rPr>
+                <w:b/>
+                <w:color w:val="000000"/>
+                <w:lang w:val="en-US"/>
+              </w:rPr>
+              <w:t>lv_</w:t>
+            </w:r>
+            <w:proofErr w:type="gramStart"/>
+            <w:r>
+              <w:rPr>
+                <w:b/>
+                <w:color w:val="000000"/>
+                <w:lang w:val="en-US"/>
+              </w:rPr>
+              <w:t>data</w:t>
+            </w:r>
+            <w:proofErr w:type="spellEnd"/>
+            <w:r>
+              <w:rPr>
+                <w:b/>
+                <w:color w:val="000000"/>
+                <w:lang w:val="en-US"/>
+              </w:rPr>
+              <w:t xml:space="preserve"> )</w:t>
+            </w:r>
+            <w:proofErr w:type="gramEnd"/>
+            <w:r>
+              <w:rPr>
+                <w:b/>
+                <w:color w:val="000000"/>
+                <w:lang w:val="en-US"/>
+              </w:rPr>
+              <w:t>.</w:t>
+            </w:r>
+          </w:p>
+          <w:p>
+            <w:pPr>
+              <w:suppressAutoHyphens w:val="0"/>
+              <w:spacing w:before="240" w:after="240"/>
+              <w:rPr>
+                <w:b/>
+                <w:color w:val="000000"/>
+                <w:lang w:val="en-US"/>
+              </w:rPr>
+            </w:pPr>
+          </w:p>
+          <w:p>
+            <w:pPr>
+              <w:suppressAutoHyphens w:val="0"/>
+              <w:spacing w:before="240" w:after="240"/>
+              <w:rPr>
+                <w:b/>
+                <w:color w:val="000000"/>
+              </w:rPr>
+            </w:pPr>
+            <w:r>
+              <w:rPr>
+                <w:b/>
+                <w:color w:val="000000"/>
+                <w:lang w:val="en-US"/>
+              </w:rPr>
+              <w:t xml:space="preserve">        </w:t>
+            </w:r>
+            <w:r>
+              <w:rPr>
+                <w:b/>
+                <w:color w:val="000000"/>
+              </w:rPr>
+              <w:t>&lt;</w:t>
+            </w:r>
+            <w:proofErr w:type="spellStart"/>
+            <w:r>
+              <w:rPr>
+                <w:b/>
+                <w:color w:val="000000"/>
+              </w:rPr>
+              <w:t>fs_invfo_condpgt</w:t>
+            </w:r>
+            <w:proofErr w:type="spellEnd"/>
+            <w:r>
+              <w:rPr>
+                <w:b/>
+                <w:color w:val="000000"/>
+              </w:rPr>
+              <w:t xml:space="preserve">&gt; = </w:t>
+            </w:r>
+            <w:proofErr w:type="spellStart"/>
+            <w:r>
+              <w:rPr>
+                <w:b/>
+                <w:color w:val="000000"/>
+              </w:rPr>
+              <w:t>ls_invfo_condpgt</w:t>
+            </w:r>
+            <w:proofErr w:type="spellEnd"/>
+            <w:r>
+              <w:rPr>
+                <w:b/>
+                <w:color w:val="000000"/>
+              </w:rPr>
+              <w:t>.</w:t>
+            </w:r>
+          </w:p>
+          <w:p>
+            <w:pPr>
+              <w:suppressAutoHyphens w:val="0"/>
+              <w:spacing w:before="240" w:after="240"/>
+              <w:rPr>
+                <w:b/>
+                <w:color w:val="000000"/>
+              </w:rPr>
+            </w:pPr>
+          </w:p>
+          <w:p>
+            <w:pPr>
+              <w:suppressAutoHyphens w:val="0"/>
+              <w:spacing w:before="240" w:after="240"/>
+              <w:rPr>
+                <w:b/>
+                <w:color w:val="000000"/>
+              </w:rPr>
+            </w:pPr>
+            <w:r>
+              <w:rPr>
+                <w:b/>
+                <w:color w:val="000000"/>
+              </w:rPr>
+              <w:t xml:space="preserve">      ENDIF.</w:t>
+            </w:r>
+          </w:p>
+          <w:p>
+            <w:pPr>
+              <w:suppressAutoHyphens w:val="0"/>
+              <w:spacing w:before="240" w:after="240"/>
+              <w:rPr>
+                <w:b/>
+                <w:color w:val="000000"/>
+              </w:rPr>
+            </w:pPr>
+          </w:p>
+          <w:p>
+            <w:pPr>
+              <w:suppressAutoHyphens w:val="0"/>
+              <w:spacing w:before="240" w:after="240"/>
+              <w:rPr>
+                <w:b/>
+                <w:color w:val="000000"/>
+              </w:rPr>
+            </w:pPr>
+            <w:r>
+              <w:rPr>
+                <w:b/>
+                <w:color w:val="000000"/>
+              </w:rPr>
+              <w:t xml:space="preserve">    ENDIF.</w:t>
+            </w:r>
+          </w:p>
+          <w:p>
+            <w:pPr>
+              <w:suppressAutoHyphens w:val="0"/>
+              <w:spacing w:before="240" w:after="240"/>
+              <w:rPr>
+                <w:b/>
+                <w:color w:val="000000"/>
+              </w:rPr>
+            </w:pPr>
+          </w:p>
+          <w:p>
+            <w:pPr>
+              <w:suppressAutoHyphens w:val="0"/>
+              <w:spacing w:before="240" w:after="240"/>
+              <w:rPr>
+                <w:b/>
+                <w:color w:val="000000"/>
+                <w:highlight w:val="yellow"/>
+                <w:lang w:val="en-US"/>
+              </w:rPr>
+            </w:pPr>
+            <w:r>
+              <w:rPr>
+                <w:b/>
+                <w:color w:val="000000"/>
+                <w:lang w:val="en-US"/>
+              </w:rPr>
+              <w:t xml:space="preserve">       </w:t>
+            </w:r>
+            <w:r>
+              <w:rPr>
+                <w:b/>
+                <w:color w:val="000000"/>
+                <w:highlight w:val="yellow"/>
+                <w:lang w:val="en-US"/>
+              </w:rPr>
+              <w:t xml:space="preserve">IF </w:t>
+            </w:r>
+            <w:proofErr w:type="spellStart"/>
+            <w:r>
+              <w:rPr>
+                <w:b/>
+                <w:color w:val="000000"/>
+                <w:highlight w:val="yellow"/>
+                <w:lang w:val="en-US"/>
+              </w:rPr>
+              <w:t>ls_invfo_condpgt-zterm</w:t>
+            </w:r>
+            <w:proofErr w:type="spellEnd"/>
+            <w:r>
+              <w:rPr>
+                <w:b/>
+                <w:color w:val="000000"/>
+                <w:highlight w:val="yellow"/>
+                <w:lang w:val="en-US"/>
+              </w:rPr>
+              <w:t xml:space="preserve"> = 'A013'.</w:t>
+            </w:r>
+          </w:p>
+          <w:p>
+            <w:pPr>
+              <w:suppressAutoHyphens w:val="0"/>
+              <w:spacing w:before="240" w:after="240"/>
+              <w:rPr>
+                <w:b/>
+                <w:color w:val="000000"/>
+                <w:highlight w:val="yellow"/>
+              </w:rPr>
+            </w:pPr>
+            <w:r>
+              <w:rPr>
+                <w:b/>
+                <w:color w:val="000000"/>
+                <w:highlight w:val="yellow"/>
+                <w:lang w:val="en-US"/>
+              </w:rPr>
+              <w:t xml:space="preserve">      </w:t>
+            </w:r>
+            <w:r>
+              <w:rPr>
+                <w:b/>
+                <w:color w:val="000000"/>
+                <w:highlight w:val="yellow"/>
+              </w:rPr>
+              <w:t xml:space="preserve">CLEAR: lv_data_CONDA013, </w:t>
+            </w:r>
+            <w:proofErr w:type="spellStart"/>
+            <w:r>
+              <w:rPr>
+                <w:b/>
+                <w:color w:val="000000"/>
+                <w:highlight w:val="yellow"/>
+              </w:rPr>
+              <w:t>lv_data</w:t>
+            </w:r>
+            <w:proofErr w:type="spellEnd"/>
+            <w:r>
+              <w:rPr>
+                <w:b/>
+                <w:color w:val="000000"/>
+                <w:highlight w:val="yellow"/>
+              </w:rPr>
+              <w:t>.</w:t>
+            </w:r>
+          </w:p>
+          <w:p>
+            <w:pPr>
+              <w:suppressAutoHyphens w:val="0"/>
+              <w:spacing w:before="240" w:after="240"/>
+              <w:rPr>
+                <w:b/>
+                <w:color w:val="000000"/>
+                <w:highlight w:val="yellow"/>
+              </w:rPr>
+            </w:pPr>
+          </w:p>
+          <w:p>
+            <w:pPr>
+              <w:suppressAutoHyphens w:val="0"/>
+              <w:spacing w:before="240" w:after="240"/>
+              <w:rPr>
+                <w:b/>
+                <w:color w:val="000000"/>
+                <w:highlight w:val="yellow"/>
+              </w:rPr>
+            </w:pPr>
+            <w:r>
+              <w:rPr>
+                <w:b/>
+                <w:color w:val="000000"/>
+                <w:highlight w:val="yellow"/>
+              </w:rPr>
+              <w:t xml:space="preserve">      </w:t>
+            </w:r>
+            <w:proofErr w:type="spellStart"/>
+            <w:r>
+              <w:rPr>
+                <w:b/>
+                <w:color w:val="000000"/>
+                <w:highlight w:val="yellow"/>
+              </w:rPr>
+              <w:t>lv_data</w:t>
+            </w:r>
+            <w:proofErr w:type="spellEnd"/>
+            <w:r>
+              <w:rPr>
+                <w:b/>
+                <w:color w:val="000000"/>
+                <w:highlight w:val="yellow"/>
+              </w:rPr>
+              <w:t xml:space="preserve"> = </w:t>
+            </w:r>
+            <w:proofErr w:type="spellStart"/>
+            <w:r>
+              <w:rPr>
+                <w:b/>
+                <w:color w:val="000000"/>
+                <w:highlight w:val="yellow"/>
+              </w:rPr>
+              <w:t>ls_invfo_condpgt-bldat</w:t>
+            </w:r>
+            <w:proofErr w:type="spellEnd"/>
+            <w:r>
+              <w:rPr>
+                <w:b/>
+                <w:color w:val="000000"/>
+                <w:highlight w:val="yellow"/>
+              </w:rPr>
+              <w:t>.</w:t>
+            </w:r>
+          </w:p>
+          <w:p>
+            <w:pPr>
+              <w:suppressAutoHyphens w:val="0"/>
+              <w:spacing w:before="240" w:after="240"/>
+              <w:rPr>
+                <w:b/>
+                <w:color w:val="000000"/>
+                <w:highlight w:val="yellow"/>
+              </w:rPr>
+            </w:pPr>
+          </w:p>
+          <w:p>
+            <w:pPr>
+              <w:suppressAutoHyphens w:val="0"/>
+              <w:spacing w:before="240" w:after="240"/>
+              <w:rPr>
+                <w:b/>
+                <w:color w:val="000000"/>
+                <w:highlight w:val="yellow"/>
+                <w:lang w:val="en-US"/>
+              </w:rPr>
+            </w:pPr>
+            <w:r>
+              <w:rPr>
+                <w:b/>
+                <w:color w:val="000000"/>
+                <w:highlight w:val="yellow"/>
+                <w:lang w:val="en-US"/>
+              </w:rPr>
+              <w:lastRenderedPageBreak/>
+              <w:t xml:space="preserve">      IF NOT </w:t>
+            </w:r>
+            <w:proofErr w:type="spellStart"/>
+            <w:r>
+              <w:rPr>
+                <w:b/>
+                <w:color w:val="000000"/>
+                <w:highlight w:val="yellow"/>
+                <w:lang w:val="en-US"/>
+              </w:rPr>
+              <w:t>lv_data</w:t>
+            </w:r>
+            <w:proofErr w:type="spellEnd"/>
+            <w:r>
+              <w:rPr>
+                <w:b/>
+                <w:color w:val="000000"/>
+                <w:highlight w:val="yellow"/>
+                <w:lang w:val="en-US"/>
+              </w:rPr>
+              <w:t xml:space="preserve"> IS INITIAL.</w:t>
+            </w:r>
+          </w:p>
+          <w:p>
+            <w:pPr>
+              <w:suppressAutoHyphens w:val="0"/>
+              <w:spacing w:before="240" w:after="240"/>
+              <w:rPr>
+                <w:b/>
+                <w:color w:val="000000"/>
+                <w:highlight w:val="yellow"/>
+                <w:lang w:val="en-US"/>
+              </w:rPr>
+            </w:pPr>
+          </w:p>
+          <w:p>
+            <w:pPr>
+              <w:suppressAutoHyphens w:val="0"/>
+              <w:spacing w:before="240" w:after="240"/>
+              <w:rPr>
+                <w:b/>
+                <w:color w:val="000000"/>
+                <w:highlight w:val="yellow"/>
+              </w:rPr>
+            </w:pPr>
+            <w:r>
+              <w:rPr>
+                <w:b/>
+                <w:color w:val="000000"/>
+                <w:highlight w:val="yellow"/>
+                <w:lang w:val="en-US"/>
+              </w:rPr>
+              <w:t xml:space="preserve">        </w:t>
+            </w:r>
+            <w:r>
+              <w:rPr>
+                <w:b/>
+                <w:color w:val="000000"/>
+                <w:highlight w:val="yellow"/>
+              </w:rPr>
+              <w:t xml:space="preserve">lv_data_CONDA013 = </w:t>
+            </w:r>
+            <w:proofErr w:type="spellStart"/>
+            <w:r>
+              <w:rPr>
+                <w:b/>
+                <w:color w:val="000000"/>
+                <w:highlight w:val="yellow"/>
+              </w:rPr>
+              <w:t>ycl_condpag_util</w:t>
+            </w:r>
+            <w:proofErr w:type="spellEnd"/>
+            <w:r>
+              <w:rPr>
+                <w:b/>
+                <w:color w:val="000000"/>
+                <w:highlight w:val="yellow"/>
+              </w:rPr>
+              <w:t>=&gt;</w:t>
+            </w:r>
+            <w:proofErr w:type="spellStart"/>
+            <w:r>
+              <w:rPr>
+                <w:b/>
+                <w:color w:val="000000"/>
+                <w:highlight w:val="yellow"/>
+              </w:rPr>
+              <w:t>get_</w:t>
+            </w:r>
+            <w:proofErr w:type="gramStart"/>
+            <w:r>
+              <w:rPr>
+                <w:b/>
+                <w:color w:val="000000"/>
+                <w:highlight w:val="yellow"/>
+              </w:rPr>
+              <w:t>instance</w:t>
+            </w:r>
+            <w:proofErr w:type="spellEnd"/>
+            <w:r>
+              <w:rPr>
+                <w:b/>
+                <w:color w:val="000000"/>
+                <w:highlight w:val="yellow"/>
+              </w:rPr>
+              <w:t>( )</w:t>
+            </w:r>
+            <w:proofErr w:type="gramEnd"/>
+            <w:r>
+              <w:rPr>
+                <w:b/>
+                <w:color w:val="000000"/>
+                <w:highlight w:val="yellow"/>
+              </w:rPr>
+              <w:t>-&gt;GET_DATA_CONDA</w:t>
+            </w:r>
+            <w:proofErr w:type="gramStart"/>
+            <w:r>
+              <w:rPr>
+                <w:b/>
+                <w:color w:val="000000"/>
+                <w:highlight w:val="yellow"/>
+              </w:rPr>
+              <w:t>013( EXPORTING</w:t>
+            </w:r>
+            <w:proofErr w:type="gramEnd"/>
+            <w:r>
+              <w:rPr>
+                <w:b/>
+                <w:color w:val="000000"/>
+                <w:highlight w:val="yellow"/>
+              </w:rPr>
+              <w:t xml:space="preserve"> </w:t>
+            </w:r>
+            <w:proofErr w:type="spellStart"/>
+            <w:r>
+              <w:rPr>
+                <w:b/>
+                <w:color w:val="000000"/>
+                <w:highlight w:val="yellow"/>
+              </w:rPr>
+              <w:t>vi_data</w:t>
+            </w:r>
+            <w:proofErr w:type="spellEnd"/>
+            <w:r>
+              <w:rPr>
+                <w:b/>
+                <w:color w:val="000000"/>
+                <w:highlight w:val="yellow"/>
+              </w:rPr>
+              <w:t xml:space="preserve"> = </w:t>
+            </w:r>
+            <w:proofErr w:type="spellStart"/>
+            <w:r>
+              <w:rPr>
+                <w:b/>
+                <w:color w:val="000000"/>
+                <w:highlight w:val="yellow"/>
+              </w:rPr>
+              <w:t>lv_</w:t>
+            </w:r>
+            <w:proofErr w:type="gramStart"/>
+            <w:r>
+              <w:rPr>
+                <w:b/>
+                <w:color w:val="000000"/>
+                <w:highlight w:val="yellow"/>
+              </w:rPr>
+              <w:t>data</w:t>
+            </w:r>
+            <w:proofErr w:type="spellEnd"/>
+            <w:r>
+              <w:rPr>
+                <w:b/>
+                <w:color w:val="000000"/>
+                <w:highlight w:val="yellow"/>
+              </w:rPr>
+              <w:t xml:space="preserve"> )</w:t>
+            </w:r>
+            <w:proofErr w:type="gramEnd"/>
+            <w:r>
+              <w:rPr>
+                <w:b/>
+                <w:color w:val="000000"/>
+                <w:highlight w:val="yellow"/>
+              </w:rPr>
+              <w:t>.</w:t>
+            </w:r>
+          </w:p>
+          <w:p>
+            <w:pPr>
+              <w:suppressAutoHyphens w:val="0"/>
+              <w:spacing w:before="240" w:after="240"/>
+              <w:rPr>
+                <w:b/>
+                <w:color w:val="000000"/>
+                <w:highlight w:val="yellow"/>
+              </w:rPr>
+            </w:pPr>
+          </w:p>
+          <w:p>
+            <w:pPr>
+              <w:suppressAutoHyphens w:val="0"/>
+              <w:spacing w:before="240" w:after="240"/>
+              <w:rPr>
+                <w:b/>
+                <w:color w:val="000000"/>
+                <w:highlight w:val="yellow"/>
+                <w:lang w:val="en-US"/>
+              </w:rPr>
+            </w:pPr>
+            <w:r>
+              <w:rPr>
+                <w:b/>
+                <w:color w:val="000000"/>
+                <w:highlight w:val="yellow"/>
+                <w:lang w:val="en-US"/>
+              </w:rPr>
+              <w:t xml:space="preserve">        </w:t>
+            </w:r>
+            <w:proofErr w:type="spellStart"/>
+            <w:r>
+              <w:rPr>
+                <w:b/>
+                <w:color w:val="000000"/>
+                <w:highlight w:val="yellow"/>
+                <w:lang w:val="en-US"/>
+              </w:rPr>
+              <w:t>ls_invfo_condpgt-zfbdt</w:t>
+            </w:r>
+            <w:proofErr w:type="spellEnd"/>
+            <w:r>
+              <w:rPr>
+                <w:b/>
+                <w:color w:val="000000"/>
+                <w:highlight w:val="yellow"/>
+                <w:lang w:val="en-US"/>
+              </w:rPr>
+              <w:t xml:space="preserve"> = COND </w:t>
+            </w:r>
+            <w:proofErr w:type="gramStart"/>
+            <w:r>
+              <w:rPr>
+                <w:b/>
+                <w:color w:val="000000"/>
+                <w:highlight w:val="yellow"/>
+                <w:lang w:val="en-US"/>
+              </w:rPr>
+              <w:t>#( WHEN</w:t>
+            </w:r>
+            <w:proofErr w:type="gramEnd"/>
+            <w:r>
+              <w:rPr>
+                <w:b/>
+                <w:color w:val="000000"/>
+                <w:highlight w:val="yellow"/>
+                <w:lang w:val="en-US"/>
+              </w:rPr>
+              <w:t xml:space="preserve"> lv_data_CONDA013 GT </w:t>
+            </w:r>
+            <w:proofErr w:type="spellStart"/>
+            <w:r>
+              <w:rPr>
+                <w:b/>
+                <w:color w:val="000000"/>
+                <w:highlight w:val="yellow"/>
+                <w:lang w:val="en-US"/>
+              </w:rPr>
+              <w:t>lv_data</w:t>
+            </w:r>
+            <w:proofErr w:type="spellEnd"/>
+            <w:r>
+              <w:rPr>
+                <w:b/>
+                <w:color w:val="000000"/>
+                <w:highlight w:val="yellow"/>
+                <w:lang w:val="en-US"/>
+              </w:rPr>
+              <w:t xml:space="preserve"> THEN lv_data_CONDA013 ELSE </w:t>
+            </w:r>
+            <w:proofErr w:type="spellStart"/>
+            <w:r>
+              <w:rPr>
+                <w:b/>
+                <w:color w:val="000000"/>
+                <w:highlight w:val="yellow"/>
+                <w:lang w:val="en-US"/>
+              </w:rPr>
+              <w:t>lv_</w:t>
+            </w:r>
+            <w:proofErr w:type="gramStart"/>
+            <w:r>
+              <w:rPr>
+                <w:b/>
+                <w:color w:val="000000"/>
+                <w:highlight w:val="yellow"/>
+                <w:lang w:val="en-US"/>
+              </w:rPr>
+              <w:t>data</w:t>
+            </w:r>
+            <w:proofErr w:type="spellEnd"/>
+            <w:r>
+              <w:rPr>
+                <w:b/>
+                <w:color w:val="000000"/>
+                <w:highlight w:val="yellow"/>
+                <w:lang w:val="en-US"/>
+              </w:rPr>
+              <w:t xml:space="preserve"> )</w:t>
+            </w:r>
+            <w:proofErr w:type="gramEnd"/>
+            <w:r>
+              <w:rPr>
+                <w:b/>
+                <w:color w:val="000000"/>
+                <w:highlight w:val="yellow"/>
+                <w:lang w:val="en-US"/>
+              </w:rPr>
+              <w:t>.</w:t>
+            </w:r>
+          </w:p>
+          <w:p>
+            <w:pPr>
+              <w:suppressAutoHyphens w:val="0"/>
+              <w:spacing w:before="240" w:after="240"/>
+              <w:rPr>
+                <w:b/>
+                <w:color w:val="000000"/>
+                <w:highlight w:val="yellow"/>
+                <w:lang w:val="en-US"/>
+              </w:rPr>
+            </w:pPr>
+          </w:p>
+          <w:p>
+            <w:pPr>
+              <w:suppressAutoHyphens w:val="0"/>
+              <w:spacing w:before="240" w:after="240"/>
+              <w:rPr>
+                <w:b/>
+                <w:color w:val="000000"/>
+                <w:highlight w:val="yellow"/>
+              </w:rPr>
+            </w:pPr>
+            <w:r>
+              <w:rPr>
+                <w:b/>
+                <w:color w:val="000000"/>
+                <w:highlight w:val="yellow"/>
+                <w:lang w:val="en-US"/>
+              </w:rPr>
+              <w:t xml:space="preserve">        </w:t>
+            </w:r>
+            <w:r>
+              <w:rPr>
+                <w:b/>
+                <w:color w:val="000000"/>
+                <w:highlight w:val="yellow"/>
+              </w:rPr>
+              <w:t>&lt;</w:t>
+            </w:r>
+            <w:proofErr w:type="spellStart"/>
+            <w:r>
+              <w:rPr>
+                <w:b/>
+                <w:color w:val="000000"/>
+                <w:highlight w:val="yellow"/>
+              </w:rPr>
+              <w:t>fs_invfo_condpgt</w:t>
+            </w:r>
+            <w:proofErr w:type="spellEnd"/>
+            <w:r>
+              <w:rPr>
+                <w:b/>
+                <w:color w:val="000000"/>
+                <w:highlight w:val="yellow"/>
+              </w:rPr>
+              <w:t xml:space="preserve">&gt; = </w:t>
+            </w:r>
+            <w:proofErr w:type="spellStart"/>
+            <w:r>
+              <w:rPr>
+                <w:b/>
+                <w:color w:val="000000"/>
+                <w:highlight w:val="yellow"/>
+              </w:rPr>
+              <w:t>ls_invfo_condpgt</w:t>
+            </w:r>
+            <w:proofErr w:type="spellEnd"/>
+            <w:r>
+              <w:rPr>
+                <w:b/>
+                <w:color w:val="000000"/>
+                <w:highlight w:val="yellow"/>
+              </w:rPr>
+              <w:t>.</w:t>
+            </w:r>
+          </w:p>
+          <w:p>
+            <w:pPr>
+              <w:suppressAutoHyphens w:val="0"/>
+              <w:spacing w:before="240" w:after="240"/>
+              <w:rPr>
+                <w:b/>
+                <w:color w:val="000000"/>
+                <w:highlight w:val="yellow"/>
+              </w:rPr>
+            </w:pPr>
+          </w:p>
+          <w:p>
+            <w:pPr>
+              <w:suppressAutoHyphens w:val="0"/>
+              <w:spacing w:before="240" w:after="240"/>
+              <w:rPr>
+                <w:b/>
+                <w:color w:val="000000"/>
+                <w:highlight w:val="yellow"/>
+              </w:rPr>
+            </w:pPr>
+            <w:r>
+              <w:rPr>
+                <w:b/>
+                <w:color w:val="000000"/>
+                <w:highlight w:val="yellow"/>
+              </w:rPr>
+              <w:t xml:space="preserve">      ENDIF.</w:t>
+            </w:r>
+          </w:p>
+          <w:p>
+            <w:pPr>
+              <w:suppressAutoHyphens w:val="0"/>
+              <w:spacing w:before="240" w:after="240"/>
+              <w:rPr>
+                <w:b/>
+                <w:color w:val="000000"/>
+                <w:highlight w:val="yellow"/>
+              </w:rPr>
+            </w:pPr>
+          </w:p>
+          <w:p>
+            <w:pPr>
+              <w:suppressAutoHyphens w:val="0"/>
+              <w:spacing w:before="240" w:after="240"/>
+              <w:rPr>
+                <w:b/>
+                <w:color w:val="000000"/>
+              </w:rPr>
+            </w:pPr>
+            <w:r>
+              <w:rPr>
+                <w:b/>
+                <w:color w:val="000000"/>
+                <w:highlight w:val="yellow"/>
+              </w:rPr>
+              <w:t xml:space="preserve">    ENDIF.</w:t>
+            </w:r>
+          </w:p>
+          <w:p>
+            <w:pPr>
+              <w:suppressAutoHyphens w:val="0"/>
+              <w:spacing w:before="240" w:after="240"/>
+              <w:rPr>
+                <w:b/>
+                <w:color w:val="000000"/>
+              </w:rPr>
+            </w:pPr>
+            <w:r>
+              <w:rPr>
+                <w:b/>
+                <w:color w:val="000000"/>
+              </w:rPr>
+              <w:t xml:space="preserve">* Fim da </w:t>
+            </w:r>
+            <w:proofErr w:type="spellStart"/>
+            <w:proofErr w:type="gramStart"/>
+            <w:r>
+              <w:rPr>
+                <w:b/>
+                <w:color w:val="000000"/>
+              </w:rPr>
+              <w:t>inclusao</w:t>
+            </w:r>
+            <w:proofErr w:type="spellEnd"/>
+            <w:r>
+              <w:rPr>
+                <w:b/>
+                <w:color w:val="000000"/>
+              </w:rPr>
+              <w:t xml:space="preserve">  16</w:t>
+            </w:r>
+            <w:proofErr w:type="gramEnd"/>
+            <w:r>
+              <w:rPr>
+                <w:b/>
+                <w:color w:val="000000"/>
+              </w:rPr>
+              <w:t>/09/2026 FIN10740</w:t>
+            </w:r>
+          </w:p>
+          <w:p>
+            <w:pPr>
+              <w:suppressAutoHyphens w:val="0"/>
+              <w:spacing w:before="240" w:after="240"/>
+              <w:rPr>
+                <w:b/>
+                <w:color w:val="000000"/>
+              </w:rPr>
+            </w:pPr>
+            <w:r>
+              <w:rPr>
+                <w:b/>
+                <w:color w:val="000000"/>
+              </w:rPr>
+              <w:t xml:space="preserve">  ENDIF.</w:t>
+            </w:r>
+          </w:p>
+          <w:p>
+            <w:pPr>
+              <w:suppressAutoHyphens w:val="0"/>
+              <w:spacing w:before="240" w:after="240"/>
+              <w:rPr>
+                <w:b/>
+                <w:color w:val="000000"/>
+              </w:rPr>
+            </w:pPr>
+            <w:r>
+              <w:rPr>
+                <w:b/>
+                <w:color w:val="000000"/>
+              </w:rPr>
+              <w:t>ENDIF.</w:t>
+            </w:r>
+          </w:p>
+        </w:tc>
+      </w:tr>
+    </w:tbl>
+    <w:p>
+      <w:pPr>
+        <w:suppressAutoHyphens w:val="0"/>
+        <w:spacing w:before="240" w:after="240"/>
+        <w:rPr>
+          <w:b/>
+          <w:color w:val="000000"/>
+        </w:rPr>
+      </w:pPr>
+    </w:p>
+    <w:p>
+      <w:pPr>
+        <w:suppressAutoHyphens w:val="0"/>
+        <w:spacing w:before="240" w:after="240"/>
+        <w:rPr>
+          <w:b/>
+          <w:color w:val="000000"/>
+        </w:rPr>
+      </w:pPr>
     </w:p>
     <w:p>
       <w:pPr>
@@ -5610,12 +10344,37 @@
           <w:szCs w:val="28"/>
         </w:rPr>
       </w:pPr>
+      <w:proofErr w:type="spellStart"/>
       <w:r>
         <w:rPr>
           <w:sz w:val="28"/>
           <w:szCs w:val="28"/>
         </w:rPr>
-        <w:t xml:space="preserve">Request de customizing: </w:t>
+        <w:t>Request</w:t>
+      </w:r>
+      <w:proofErr w:type="spellEnd"/>
+      <w:r>
+        <w:rPr>
+          <w:sz w:val="28"/>
+          <w:szCs w:val="28"/>
+        </w:rPr>
+        <w:t xml:space="preserve"> de </w:t>
+      </w:r>
+      <w:proofErr w:type="spellStart"/>
+      <w:r>
+        <w:rPr>
+          <w:sz w:val="28"/>
+          <w:szCs w:val="28"/>
+        </w:rPr>
+        <w:t>customizing</w:t>
+      </w:r>
+      <w:proofErr w:type="spellEnd"/>
+      <w:r>
+        <w:rPr>
+          <w:sz w:val="28"/>
+          <w:szCs w:val="28"/>
+        </w:rPr>
+        <w:t xml:space="preserve">: </w:t>
       </w:r>
     </w:p>
     <w:p>
@@ -5684,7 +10443,7 @@
 </file>
 
 <file path=word/endnotes.xml><?xml version="1.0" encoding="utf-8"?>
-<w:endnotes xmlns:wpc="http://schemas.microsoft.com/office/word/2010/wordprocessingCanvas" xmlns:cx="http://schemas.microsoft.com/office/drawing/2014/chartex" xmlns:cx1="http://schemas.microsoft.com/office/drawing/2015/9/8/chartex" xmlns:cx2="http://schemas.microsoft.com/office/drawing/2015/10/21/chartex" xmlns:cx3="http://schemas.microsoft.com/office/drawing/2016/5/9/chartex" xmlns:cx4="http://schemas.microsoft.com/office/drawing/2016/5/10/chartex" xmlns:cx5="http://schemas.microsoft.com/office/drawing/2016/5/11/chartex" xmlns:cx6="http://schemas.microsoft.com/office/drawing/2016/5/12/chartex" xmlns:cx7="http://schemas.microsoft.com/office/drawing/2016/5/13/chartex" xmlns:cx8="http://schemas.microsoft.com/office/drawing/2016/5/14/chartex" xmlns:mc="http://schemas.openxmlformats.org/markup-compatibility/2006" xmlns:aink="http://schemas.microsoft.com/office/drawing/2016/ink" xmlns:am3d="http://schemas.microsoft.com/office/drawing/2017/model3d" xmlns:o="urn:schemas-microsoft-com:office:office" xmlns:oel="http://schemas.microsoft.com/office/2019/extlst" xmlns:r="http://schemas.openxmlformats.org/officeDocument/2006/relationships" xmlns:m="http://schemas.openxmlformats.org/officeDocument/2006/math" xmlns:v="urn:schemas-microsoft-com:vml" xmlns:wp14="http://schemas.microsoft.com/office/word/2010/wordprocessingDrawing" xmlns:wp="http://schemas.openxmlformats.org/drawingml/2006/wordprocessingDrawing" xmlns:w10="urn:schemas-microsoft-com:office:word" xmlns:w="http://schemas.openxmlformats.org/wordprocessingml/2006/main" xmlns:w14="http://schemas.microsoft.com/office/word/2010/wordml" xmlns:w15="http://schemas.microsoft.com/office/word/2012/wordml" xmlns:w16cex="http://schemas.microsoft.com/office/word/2018/wordml/cex" xmlns:w16cid="http://schemas.microsoft.com/office/word/2016/wordml/cid" xmlns:w16="http://schemas.microsoft.com/office/word/2018/wordml" xmlns:w16sdtdh="http://schemas.microsoft.com/office/word/2020/wordml/sdtdatahash" xmlns:w16se="http://schemas.microsoft.com/office/word/2015/wordml/symex" xmlns:wpg="http://schemas.microsoft.com/office/word/2010/wordprocessingGroup" xmlns:wpi="http://schemas.microsoft.com/office/word/2010/wordprocessingInk" xmlns:wne="http://schemas.microsoft.com/office/word/2006/wordml" xmlns:wps="http://schemas.microsoft.com/office/word/2010/wordprocessingShape" mc:Ignorable="w14 w15 w16se w16cid w16 w16cex w16sdtdh wp14">
+<w:endnotes xmlns:wpc="http://schemas.microsoft.com/office/word/2010/wordprocessingCanvas" xmlns:cx="http://schemas.microsoft.com/office/drawing/2014/chartex" xmlns:cx1="http://schemas.microsoft.com/office/drawing/2015/9/8/chartex" xmlns:cx2="http://schemas.microsoft.com/office/drawing/2015/10/21/chartex" xmlns:cx3="http://schemas.microsoft.com/office/drawing/2016/5/9/chartex" xmlns:cx4="http://schemas.microsoft.com/office/drawing/2016/5/10/chartex" xmlns:cx5="http://schemas.microsoft.com/office/drawing/2016/5/11/chartex" xmlns:cx6="http://schemas.microsoft.com/office/drawing/2016/5/12/chartex" xmlns:cx7="http://schemas.microsoft.com/office/drawing/2016/5/13/chartex" xmlns:cx8="http://schemas.microsoft.com/office/drawing/2016/5/14/chartex" xmlns:mc="http://schemas.openxmlformats.org/markup-compatibility/2006" xmlns:aink="http://schemas.microsoft.com/office/drawing/2016/ink" xmlns:am3d="http://schemas.microsoft.com/office/drawing/2017/model3d" xmlns:o="urn:schemas-microsoft-com:office:office" xmlns:oel="http://schemas.microsoft.com/office/2019/extlst" xmlns:r="http://schemas.openxmlformats.org/officeDocument/2006/relationships" xmlns:m="http://schemas.openxmlformats.org/officeDocument/2006/math" xmlns:v="urn:schemas-microsoft-com:vml" xmlns:wp14="http://schemas.microsoft.com/office/word/2010/wordprocessingDrawing" xmlns:wp="http://schemas.openxmlformats.org/drawingml/2006/wordprocessingDrawing" xmlns:w10="urn:schemas-microsoft-com:office:word" xmlns:w="http://schemas.openxmlformats.org/wordprocessingml/2006/main" xmlns:w14="http://schemas.microsoft.com/office/word/2010/wordml" xmlns:w15="http://schemas.microsoft.com/office/word/2012/wordml" xmlns:w16cex="http://schemas.microsoft.com/office/word/2018/wordml/cex" xmlns:w16cid="http://schemas.microsoft.com/office/word/2016/wordml/cid" xmlns:w16="http://schemas.microsoft.com/office/word/2018/wordml" xmlns:w16du="http://schemas.microsoft.com/office/word/2023/wordml/word16du" xmlns:w16sdtdh="http://schemas.microsoft.com/office/word/2020/wordml/sdtdatahash" xmlns:w16sdtfl="http://schemas.microsoft.com/office/word/2024/wordml/sdtformatlock" xmlns:w16se="http://schemas.microsoft.com/office/word/2015/wordml/symex" xmlns:wpg="http://schemas.microsoft.com/office/word/2010/wordprocessingGroup" xmlns:wpi="http://schemas.microsoft.com/office/word/2010/wordprocessingInk" xmlns:wne="http://schemas.microsoft.com/office/word/2006/wordml" xmlns:wps="http://schemas.microsoft.com/office/word/2010/wordprocessingShape" mc:Ignorable="w14 w15 w16se w16cid w16 w16cex w16sdtdh w16sdtfl w16du wp14">
   <w:endnote w:type="separator" w:id="-1">
     <w:p>
       <w:r>
@@ -5703,7 +10462,7 @@
 </file>
 
 <file path=word/footer1.xml><?xml version="1.0" encoding="utf-8"?>
-<w:ftr xmlns:wpc="http://schemas.microsoft.com/office/word/2010/wordprocessingCanvas" xmlns:cx="http://schemas.microsoft.com/office/drawing/2014/chartex" xmlns:cx1="http://schemas.microsoft.com/office/drawing/2015/9/8/chartex" xmlns:cx2="http://schemas.microsoft.com/office/drawing/2015/10/21/chartex" xmlns:cx3="http://schemas.microsoft.com/office/drawing/2016/5/9/chartex" xmlns:cx4="http://schemas.microsoft.com/office/drawing/2016/5/10/chartex" xmlns:cx5="http://schemas.microsoft.com/office/drawing/2016/5/11/chartex" xmlns:cx6="http://schemas.microsoft.com/office/drawing/2016/5/12/chartex" xmlns:cx7="http://schemas.microsoft.com/office/drawing/2016/5/13/chartex" xmlns:cx8="http://schemas.microsoft.com/office/drawing/2016/5/14/chartex" xmlns:mc="http://schemas.openxmlformats.org/markup-compatibility/2006" xmlns:aink="http://schemas.microsoft.com/office/drawing/2016/ink" xmlns:am3d="http://schemas.microsoft.com/office/drawing/2017/model3d" xmlns:o="urn:schemas-microsoft-com:office:office" xmlns:oel="http://schemas.microsoft.com/office/2019/extlst" xmlns:r="http://schemas.openxmlformats.org/officeDocument/2006/relationships" xmlns:m="http://schemas.openxmlformats.org/officeDocument/2006/math" xmlns:v="urn:schemas-microsoft-com:vml" xmlns:wp14="http://schemas.microsoft.com/office/word/2010/wordprocessingDrawing" xmlns:wp="http://schemas.openxmlformats.org/drawingml/2006/wordprocessingDrawing" xmlns:w10="urn:schemas-microsoft-com:office:word" xmlns:w="http://schemas.openxmlformats.org/wordprocessingml/2006/main" xmlns:w14="http://schemas.microsoft.com/office/word/2010/wordml" xmlns:w15="http://schemas.microsoft.com/office/word/2012/wordml" xmlns:w16cex="http://schemas.microsoft.com/office/word/2018/wordml/cex" xmlns:w16cid="http://schemas.microsoft.com/office/word/2016/wordml/cid" xmlns:w16="http://schemas.microsoft.com/office/word/2018/wordml" xmlns:w16sdtdh="http://schemas.microsoft.com/office/word/2020/wordml/sdtdatahash" xmlns:w16se="http://schemas.microsoft.com/office/word/2015/wordml/symex" xmlns:wpg="http://schemas.microsoft.com/office/word/2010/wordprocessingGroup" xmlns:wpi="http://schemas.microsoft.com/office/word/2010/wordprocessingInk" xmlns:wne="http://schemas.microsoft.com/office/word/2006/wordml" xmlns:wps="http://schemas.microsoft.com/office/word/2010/wordprocessingShape" mc:Ignorable="w14 w15 w16se w16cid w16 w16cex w16sdtdh wp14">
+<w:ftr xmlns:wpc="http://schemas.microsoft.com/office/word/2010/wordprocessingCanvas" xmlns:cx="http://schemas.microsoft.com/office/drawing/2014/chartex" xmlns:cx1="http://schemas.microsoft.com/office/drawing/2015/9/8/chartex" xmlns:cx2="http://schemas.microsoft.com/office/drawing/2015/10/21/chartex" xmlns:cx3="http://schemas.microsoft.com/office/drawing/2016/5/9/chartex" xmlns:cx4="http://schemas.microsoft.com/office/drawing/2016/5/10/chartex" xmlns:cx5="http://schemas.microsoft.com/office/drawing/2016/5/11/chartex" xmlns:cx6="http://schemas.microsoft.com/office/drawing/2016/5/12/chartex" xmlns:cx7="http://schemas.microsoft.com/office/drawing/2016/5/13/chartex" xmlns:cx8="http://schemas.microsoft.com/office/drawing/2016/5/14/chartex" xmlns:mc="http://schemas.openxmlformats.org/markup-compatibility/2006" xmlns:aink="http://schemas.microsoft.com/office/drawing/2016/ink" xmlns:am3d="http://schemas.microsoft.com/office/drawing/2017/model3d" xmlns:o="urn:schemas-microsoft-com:office:office" xmlns:oel="http://schemas.microsoft.com/office/2019/extlst" xmlns:r="http://schemas.openxmlformats.org/officeDocument/2006/relationships" xmlns:m="http://schemas.openxmlformats.org/officeDocument/2006/math" xmlns:v="urn:schemas-microsoft-com:vml" xmlns:wp14="http://schemas.microsoft.com/office/word/2010/wordprocessingDrawing" xmlns:wp="http://schemas.openxmlformats.org/drawingml/2006/wordprocessingDrawing" xmlns:w10="urn:schemas-microsoft-com:office:word" xmlns:w="http://schemas.openxmlformats.org/wordprocessingml/2006/main" xmlns:w14="http://schemas.microsoft.com/office/word/2010/wordml" xmlns:w15="http://schemas.microsoft.com/office/word/2012/wordml" xmlns:w16cex="http://schemas.microsoft.com/office/word/2018/wordml/cex" xmlns:w16cid="http://schemas.microsoft.com/office/word/2016/wordml/cid" xmlns:w16="http://schemas.microsoft.com/office/word/2018/wordml" xmlns:w16du="http://schemas.microsoft.com/office/word/2023/wordml/word16du" xmlns:w16sdtdh="http://schemas.microsoft.com/office/word/2020/wordml/sdtdatahash" xmlns:w16sdtfl="http://schemas.microsoft.com/office/word/2024/wordml/sdtformatlock" xmlns:w16se="http://schemas.microsoft.com/office/word/2015/wordml/symex" xmlns:wpg="http://schemas.microsoft.com/office/word/2010/wordprocessingGroup" xmlns:wpi="http://schemas.microsoft.com/office/word/2010/wordprocessingInk" xmlns:wne="http://schemas.microsoft.com/office/word/2006/wordml" xmlns:wps="http://schemas.microsoft.com/office/word/2010/wordprocessingShape" mc:Ignorable="w14 w15 w16se w16cid w16 w16cex w16sdtdh w16sdtfl w16du wp14">
   <w:p>
     <w:pPr>
       <w:pStyle w:val="Rodap"/>
@@ -5837,7 +10596,7 @@
 </file>
 
 <file path=word/footnotes.xml><?xml version="1.0" encoding="utf-8"?>
-<w:footnotes xmlns:wpc="http://schemas.microsoft.com/office/word/2010/wordprocessingCanvas" xmlns:cx="http://schemas.microsoft.com/office/drawing/2014/chartex" xmlns:cx1="http://schemas.microsoft.com/office/drawing/2015/9/8/chartex" xmlns:cx2="http://schemas.microsoft.com/office/drawing/2015/10/21/chartex" xmlns:cx3="http://schemas.microsoft.com/office/drawing/2016/5/9/chartex" xmlns:cx4="http://schemas.microsoft.com/office/drawing/2016/5/10/chartex" xmlns:cx5="http://schemas.microsoft.com/office/drawing/2016/5/11/chartex" xmlns:cx6="http://schemas.microsoft.com/office/drawing/2016/5/12/chartex" xmlns:cx7="http://schemas.microsoft.com/office/drawing/2016/5/13/chartex" xmlns:cx8="http://schemas.microsoft.com/office/drawing/2016/5/14/chartex" xmlns:mc="http://schemas.openxmlformats.org/markup-compatibility/2006" xmlns:aink="http://schemas.microsoft.com/office/drawing/2016/ink" xmlns:am3d="http://schemas.microsoft.com/office/drawing/2017/model3d" xmlns:o="urn:schemas-microsoft-com:office:office" xmlns:oel="http://schemas.microsoft.com/office/2019/extlst" xmlns:r="http://schemas.openxmlformats.org/officeDocument/2006/relationships" xmlns:m="http://schemas.openxmlformats.org/officeDocument/2006/math" xmlns:v="urn:schemas-microsoft-com:vml" xmlns:wp14="http://schemas.microsoft.com/office/word/2010/wordprocessingDrawing" xmlns:wp="http://schemas.openxmlformats.org/drawingml/2006/wordprocessingDrawing" xmlns:w10="urn:schemas-microsoft-com:office:word" xmlns:w="http://schemas.openxmlformats.org/wordprocessingml/2006/main" xmlns:w14="http://schemas.microsoft.com/office/word/2010/wordml" xmlns:w15="http://schemas.microsoft.com/office/word/2012/wordml" xmlns:w16cex="http://schemas.microsoft.com/office/word/2018/wordml/cex" xmlns:w16cid="http://schemas.microsoft.com/office/word/2016/wordml/cid" xmlns:w16="http://schemas.microsoft.com/office/word/2018/wordml" xmlns:w16sdtdh="http://schemas.microsoft.com/office/word/2020/wordml/sdtdatahash" xmlns:w16se="http://schemas.microsoft.com/office/word/2015/wordml/symex" xmlns:wpg="http://schemas.microsoft.com/office/word/2010/wordprocessingGroup" xmlns:wpi="http://schemas.microsoft.com/office/word/2010/wordprocessingInk" xmlns:wne="http://schemas.microsoft.com/office/word/2006/wordml" xmlns:wps="http://schemas.microsoft.com/office/word/2010/wordprocessingShape" mc:Ignorable="w14 w15 w16se w16cid w16 w16cex w16sdtdh wp14">
+<w:footnotes xmlns:wpc="http://schemas.microsoft.com/office/word/2010/wordprocessingCanvas" xmlns:cx="http://schemas.microsoft.com/office/drawing/2014/chartex" xmlns:cx1="http://schemas.microsoft.com/office/drawing/2015/9/8/chartex" xmlns:cx2="http://schemas.microsoft.com/office/drawing/2015/10/21/chartex" xmlns:cx3="http://schemas.microsoft.com/office/drawing/2016/5/9/chartex" xmlns:cx4="http://schemas.microsoft.com/office/drawing/2016/5/10/chartex" xmlns:cx5="http://schemas.microsoft.com/office/drawing/2016/5/11/chartex" xmlns:cx6="http://schemas.microsoft.com/office/drawing/2016/5/12/chartex" xmlns:cx7="http://schemas.microsoft.com/office/drawing/2016/5/13/chartex" xmlns:cx8="http://schemas.microsoft.com/office/drawing/2016/5/14/chartex" xmlns:mc="http://schemas.openxmlformats.org/markup-compatibility/2006" xmlns:aink="http://schemas.microsoft.com/office/drawing/2016/ink" xmlns:am3d="http://schemas.microsoft.com/office/drawing/2017/model3d" xmlns:o="urn:schemas-microsoft-com:office:office" xmlns:oel="http://schemas.microsoft.com/office/2019/extlst" xmlns:r="http://schemas.openxmlformats.org/officeDocument/2006/relationships" xmlns:m="http://schemas.openxmlformats.org/officeDocument/2006/math" xmlns:v="urn:schemas-microsoft-com:vml" xmlns:wp14="http://schemas.microsoft.com/office/word/2010/wordprocessingDrawing" xmlns:wp="http://schemas.openxmlformats.org/drawingml/2006/wordprocessingDrawing" xmlns:w10="urn:schemas-microsoft-com:office:word" xmlns:w="http://schemas.openxmlformats.org/wordprocessingml/2006/main" xmlns:w14="http://schemas.microsoft.com/office/word/2010/wordml" xmlns:w15="http://schemas.microsoft.com/office/word/2012/wordml" xmlns:w16cex="http://schemas.microsoft.com/office/word/2018/wordml/cex" xmlns:w16cid="http://schemas.microsoft.com/office/word/2016/wordml/cid" xmlns:w16="http://schemas.microsoft.com/office/word/2018/wordml" xmlns:w16du="http://schemas.microsoft.com/office/word/2023/wordml/word16du" xmlns:w16sdtdh="http://schemas.microsoft.com/office/word/2020/wordml/sdtdatahash" xmlns:w16sdtfl="http://schemas.microsoft.com/office/word/2024/wordml/sdtformatlock" xmlns:w16se="http://schemas.microsoft.com/office/word/2015/wordml/symex" xmlns:wpg="http://schemas.microsoft.com/office/word/2010/wordprocessingGroup" xmlns:wpi="http://schemas.microsoft.com/office/word/2010/wordprocessingInk" xmlns:wne="http://schemas.microsoft.com/office/word/2006/wordml" xmlns:wps="http://schemas.microsoft.com/office/word/2010/wordprocessingShape" mc:Ignorable="w14 w15 w16se w16cid w16 w16cex w16sdtdh w16sdtfl w16du wp14">
   <w:footnote w:type="separator" w:id="-1">
     <w:p>
       <w:r>
@@ -5856,7 +10615,7 @@
 </file>
 
 <file path=word/header1.xml><?xml version="1.0" encoding="utf-8"?>
-<w:hdr xmlns:wpc="http://schemas.microsoft.com/office/word/2010/wordprocessingCanvas" xmlns:cx="http://schemas.microsoft.com/office/drawing/2014/chartex" xmlns:cx1="http://schemas.microsoft.com/office/drawing/2015/9/8/chartex" xmlns:cx2="http://schemas.microsoft.com/office/drawing/2015/10/21/chartex" xmlns:cx3="http://schemas.microsoft.com/office/drawing/2016/5/9/chartex" xmlns:cx4="http://schemas.microsoft.com/office/drawing/2016/5/10/chartex" xmlns:cx5="http://schemas.microsoft.com/office/drawing/2016/5/11/chartex" xmlns:cx6="http://schemas.microsoft.com/office/drawing/2016/5/12/chartex" xmlns:cx7="http://schemas.microsoft.com/office/drawing/2016/5/13/chartex" xmlns:cx8="http://schemas.microsoft.com/office/drawing/2016/5/14/chartex" xmlns:mc="http://schemas.openxmlformats.org/markup-compatibility/2006" xmlns:aink="http://schemas.microsoft.com/office/drawing/2016/ink" xmlns:am3d="http://schemas.microsoft.com/office/drawing/2017/model3d" xmlns:o="urn:schemas-microsoft-com:office:office" xmlns:oel="http://schemas.microsoft.com/office/2019/extlst" xmlns:r="http://schemas.openxmlformats.org/officeDocument/2006/relationships" xmlns:m="http://schemas.openxmlformats.org/officeDocument/2006/math" xmlns:v="urn:schemas-microsoft-com:vml" xmlns:wp14="http://schemas.microsoft.com/office/word/2010/wordprocessingDrawing" xmlns:wp="http://schemas.openxmlformats.org/drawingml/2006/wordprocessingDrawing" xmlns:w10="urn:schemas-microsoft-com:office:word" xmlns:w="http://schemas.openxmlformats.org/wordprocessingml/2006/main" xmlns:w14="http://schemas.microsoft.com/office/word/2010/wordml" xmlns:w15="http://schemas.microsoft.com/office/word/2012/wordml" xmlns:w16cex="http://schemas.microsoft.com/office/word/2018/wordml/cex" xmlns:w16cid="http://schemas.microsoft.com/office/word/2016/wordml/cid" xmlns:w16="http://schemas.microsoft.com/office/word/2018/wordml" xmlns:w16sdtdh="http://schemas.microsoft.com/office/word/2020/wordml/sdtdatahash" xmlns:w16se="http://schemas.microsoft.com/office/word/2015/wordml/symex" xmlns:wpg="http://schemas.microsoft.com/office/word/2010/wordprocessingGroup" xmlns:wpi="http://schemas.microsoft.com/office/word/2010/wordprocessingInk" xmlns:wne="http://schemas.microsoft.com/office/word/2006/wordml" xmlns:wps="http://schemas.microsoft.com/office/word/2010/wordprocessingShape" mc:Ignorable="w14 w15 w16se w16cid w16 w16cex w16sdtdh wp14">
+<w:hdr xmlns:wpc="http://schemas.microsoft.com/office/word/2010/wordprocessingCanvas" xmlns:cx="http://schemas.microsoft.com/office/drawing/2014/chartex" xmlns:cx1="http://schemas.microsoft.com/office/drawing/2015/9/8/chartex" xmlns:cx2="http://schemas.microsoft.com/office/drawing/2015/10/21/chartex" xmlns:cx3="http://schemas.microsoft.com/office/drawing/2016/5/9/chartex" xmlns:cx4="http://schemas.microsoft.com/office/drawing/2016/5/10/chartex" xmlns:cx5="http://schemas.microsoft.com/office/drawing/2016/5/11/chartex" xmlns:cx6="http://schemas.microsoft.com/office/drawing/2016/5/12/chartex" xmlns:cx7="http://schemas.microsoft.com/office/drawing/2016/5/13/chartex" xmlns:cx8="http://schemas.microsoft.com/office/drawing/2016/5/14/chartex" xmlns:mc="http://schemas.openxmlformats.org/markup-compatibility/2006" xmlns:aink="http://schemas.microsoft.com/office/drawing/2016/ink" xmlns:am3d="http://schemas.microsoft.com/office/drawing/2017/model3d" xmlns:o="urn:schemas-microsoft-com:office:office" xmlns:oel="http://schemas.microsoft.com/office/2019/extlst" xmlns:r="http://schemas.openxmlformats.org/officeDocument/2006/relationships" xmlns:m="http://schemas.openxmlformats.org/officeDocument/2006/math" xmlns:v="urn:schemas-microsoft-com:vml" xmlns:wp14="http://schemas.microsoft.com/office/word/2010/wordprocessingDrawing" xmlns:wp="http://schemas.openxmlformats.org/drawingml/2006/wordprocessingDrawing" xmlns:w10="urn:schemas-microsoft-com:office:word" xmlns:w="http://schemas.openxmlformats.org/wordprocessingml/2006/main" xmlns:w14="http://schemas.microsoft.com/office/word/2010/wordml" xmlns:w15="http://schemas.microsoft.com/office/word/2012/wordml" xmlns:w16cex="http://schemas.microsoft.com/office/word/2018/wordml/cex" xmlns:w16cid="http://schemas.microsoft.com/office/word/2016/wordml/cid" xmlns:w16="http://schemas.microsoft.com/office/word/2018/wordml" xmlns:w16du="http://schemas.microsoft.com/office/word/2023/wordml/word16du" xmlns:w16sdtdh="http://schemas.microsoft.com/office/word/2020/wordml/sdtdatahash" xmlns:w16sdtfl="http://schemas.microsoft.com/office/word/2024/wordml/sdtformatlock" xmlns:w16se="http://schemas.microsoft.com/office/word/2015/wordml/symex" xmlns:wpg="http://schemas.microsoft.com/office/word/2010/wordprocessingGroup" xmlns:wpi="http://schemas.microsoft.com/office/word/2010/wordprocessingInk" xmlns:wne="http://schemas.microsoft.com/office/word/2006/wordml" xmlns:wps="http://schemas.microsoft.com/office/word/2010/wordprocessingShape" mc:Ignorable="w14 w15 w16se w16cid w16 w16cex w16sdtdh w16sdtfl w16du wp14">
   <w:tbl>
     <w:tblPr>
       <w:tblW w:w="10632" w:type="dxa"/>
@@ -5895,7 +10654,6 @@
             <w:bottom w:val="single" w:sz="4" w:space="0" w:color="00000A"/>
             <w:right w:val="single" w:sz="4" w:space="0" w:color="00000A"/>
           </w:tcBorders>
-          <w:shd w:val="clear" w:color="auto" w:fill="auto"/>
           <w:tcMar>
             <w:left w:w="66" w:type="dxa"/>
           </w:tcMar>
@@ -5972,7 +10730,6 @@
             <w:top w:val="single" w:sz="6" w:space="0" w:color="00000A"/>
             <w:bottom w:val="single" w:sz="6" w:space="0" w:color="00000A"/>
           </w:tcBorders>
-          <w:shd w:val="clear" w:color="auto" w:fill="auto"/>
         </w:tcPr>
         <w:p>
           <w:pPr>
@@ -6043,7 +10800,6 @@
             <w:bottom w:val="single" w:sz="4" w:space="0" w:color="00000A"/>
             <w:right w:val="single" w:sz="4" w:space="0" w:color="00000A"/>
           </w:tcBorders>
-          <w:shd w:val="clear" w:color="auto" w:fill="auto"/>
           <w:tcMar>
             <w:left w:w="66" w:type="dxa"/>
           </w:tcMar>
@@ -6104,7 +10860,6 @@
             <w:bottom w:val="single" w:sz="4" w:space="0" w:color="00000A"/>
             <w:right w:val="single" w:sz="4" w:space="0" w:color="00000A"/>
           </w:tcBorders>
-          <w:shd w:val="clear" w:color="auto" w:fill="auto"/>
           <w:tcMar>
             <w:left w:w="66" w:type="dxa"/>
           </w:tcMar>
@@ -6122,7 +10877,6 @@
             <w:top w:val="single" w:sz="6" w:space="0" w:color="00000A"/>
             <w:bottom w:val="single" w:sz="6" w:space="0" w:color="00000A"/>
           </w:tcBorders>
-          <w:shd w:val="clear" w:color="auto" w:fill="auto"/>
           <w:vAlign w:val="center"/>
         </w:tcPr>
         <w:p>
@@ -6147,7 +10901,6 @@
             <w:bottom w:val="single" w:sz="4" w:space="0" w:color="00000A"/>
             <w:right w:val="single" w:sz="4" w:space="0" w:color="00000A"/>
           </w:tcBorders>
-          <w:shd w:val="clear" w:color="auto" w:fill="auto"/>
           <w:tcMar>
             <w:left w:w="66" w:type="dxa"/>
           </w:tcMar>
@@ -6172,7 +10925,7 @@
 </file>
 
 <file path=word/numbering.xml><?xml version="1.0" encoding="utf-8"?>
-<w:numbering xmlns:wpc="http://schemas.microsoft.com/office/word/2010/wordprocessingCanvas" xmlns:cx="http://schemas.microsoft.com/office/drawing/2014/chartex" xmlns:cx1="http://schemas.microsoft.com/office/drawing/2015/9/8/chartex" xmlns:cx2="http://schemas.microsoft.com/office/drawing/2015/10/21/chartex" xmlns:cx3="http://schemas.microsoft.com/office/drawing/2016/5/9/chartex" xmlns:cx4="http://schemas.microsoft.com/office/drawing/2016/5/10/chartex" xmlns:cx5="http://schemas.microsoft.com/office/drawing/2016/5/11/chartex" xmlns:cx6="http://schemas.microsoft.com/office/drawing/2016/5/12/chartex" xmlns:cx7="http://schemas.microsoft.com/office/drawing/2016/5/13/chartex" xmlns:cx8="http://schemas.microsoft.com/office/drawing/2016/5/14/chartex" xmlns:mc="http://schemas.openxmlformats.org/markup-compatibility/2006" xmlns:aink="http://schemas.microsoft.com/office/drawing/2016/ink" xmlns:am3d="http://schemas.microsoft.com/office/drawing/2017/model3d" xmlns:o="urn:schemas-microsoft-com:office:office" xmlns:oel="http://schemas.microsoft.com/office/2019/extlst" xmlns:r="http://schemas.openxmlformats.org/officeDocument/2006/relationships" xmlns:m="http://schemas.openxmlformats.org/officeDocument/2006/math" xmlns:v="urn:schemas-microsoft-com:vml" xmlns:wp14="http://schemas.microsoft.com/office/word/2010/wordprocessingDrawing" xmlns:wp="http://schemas.openxmlformats.org/drawingml/2006/wordprocessingDrawing" xmlns:w10="urn:schemas-microsoft-com:office:word" xmlns:w="http://schemas.openxmlformats.org/wordprocessingml/2006/main" xmlns:w14="http://schemas.microsoft.com/office/word/2010/wordml" xmlns:w15="http://schemas.microsoft.com/office/word/2012/wordml" xmlns:w16cex="http://schemas.microsoft.com/office/word/2018/wordml/cex" xmlns:w16cid="http://schemas.microsoft.com/office/word/2016/wordml/cid" xmlns:w16="http://schemas.microsoft.com/office/word/2018/wordml" xmlns:w16sdtdh="http://schemas.microsoft.com/office/word/2020/wordml/sdtdatahash" xmlns:w16se="http://schemas.microsoft.com/office/word/2015/wordml/symex" xmlns:wpg="http://schemas.microsoft.com/office/word/2010/wordprocessingGroup" xmlns:wpi="http://schemas.microsoft.com/office/word/2010/wordprocessingInk" xmlns:wne="http://schemas.microsoft.com/office/word/2006/wordml" xmlns:wps="http://schemas.microsoft.com/office/word/2010/wordprocessingShape" mc:Ignorable="w14 w15 w16se w16cid w16 w16cex w16sdtdh wp14">
+<w:numbering xmlns:wpc="http://schemas.microsoft.com/office/word/2010/wordprocessingCanvas" xmlns:cx="http://schemas.microsoft.com/office/drawing/2014/chartex" xmlns:cx1="http://schemas.microsoft.com/office/drawing/2015/9/8/chartex" xmlns:cx2="http://schemas.microsoft.com/office/drawing/2015/10/21/chartex" xmlns:cx3="http://schemas.microsoft.com/office/drawing/2016/5/9/chartex" xmlns:cx4="http://schemas.microsoft.com/office/drawing/2016/5/10/chartex" xmlns:cx5="http://schemas.microsoft.com/office/drawing/2016/5/11/chartex" xmlns:cx6="http://schemas.microsoft.com/office/drawing/2016/5/12/chartex" xmlns:cx7="http://schemas.microsoft.com/office/drawing/2016/5/13/chartex" xmlns:cx8="http://schemas.microsoft.com/office/drawing/2016/5/14/chartex" xmlns:mc="http://schemas.openxmlformats.org/markup-compatibility/2006" xmlns:aink="http://schemas.microsoft.com/office/drawing/2016/ink" xmlns:am3d="http://schemas.microsoft.com/office/drawing/2017/model3d" xmlns:o="urn:schemas-microsoft-com:office:office" xmlns:oel="http://schemas.microsoft.com/office/2019/extlst" xmlns:r="http://schemas.openxmlformats.org/officeDocument/2006/relationships" xmlns:m="http://schemas.openxmlformats.org/officeDocument/2006/math" xmlns:v="urn:schemas-microsoft-com:vml" xmlns:wp14="http://schemas.microsoft.com/office/word/2010/wordprocessingDrawing" xmlns:wp="http://schemas.openxmlformats.org/drawingml/2006/wordprocessingDrawing" xmlns:w10="urn:schemas-microsoft-com:office:word" xmlns:w="http://schemas.openxmlformats.org/wordprocessingml/2006/main" xmlns:w14="http://schemas.microsoft.com/office/word/2010/wordml" xmlns:w15="http://schemas.microsoft.com/office/word/2012/wordml" xmlns:w16cex="http://schemas.microsoft.com/office/word/2018/wordml/cex" xmlns:w16cid="http://schemas.microsoft.com/office/word/2016/wordml/cid" xmlns:w16="http://schemas.microsoft.com/office/word/2018/wordml" xmlns:w16du="http://schemas.microsoft.com/office/word/2023/wordml/word16du" xmlns:w16sdtdh="http://schemas.microsoft.com/office/word/2020/wordml/sdtdatahash" xmlns:w16sdtfl="http://schemas.microsoft.com/office/word/2024/wordml/sdtformatlock" xmlns:w16se="http://schemas.microsoft.com/office/word/2015/wordml/symex" xmlns:wpg="http://schemas.microsoft.com/office/word/2010/wordprocessingGroup" xmlns:wpi="http://schemas.microsoft.com/office/word/2010/wordprocessingInk" xmlns:wne="http://schemas.microsoft.com/office/word/2006/wordml" xmlns:wps="http://schemas.microsoft.com/office/word/2010/wordprocessingShape" mc:Ignorable="w14 w15 w16se w16cid w16 w16cex w16sdtdh w16sdtfl w16du wp14">
   <w:numPicBullet w:numPicBulletId="0">
     <w:pict>
       <v:shapetype id="_x0000_t75" coordsize="21600,21600" o:spt="75" o:preferrelative="t" path="m@4@5l@4@11@9@11@9@5xe" filled="f" stroked="f">
@@ -6194,7 +10947,7 @@
         <v:path o:extrusionok="f" gradientshapeok="t" o:connecttype="rect"/>
         <o:lock v:ext="edit" aspectratio="t"/>
       </v:shapetype>
-      <v:shape id="_x0000_i1026" type="#_x0000_t75" style="width:11.4pt;height:11.4pt;visibility:visible;mso-wrap-style:square" o:bullet="t">
+      <v:shape id="_x0000_i1025" type="#_x0000_t75" style="width:11.4pt;height:11.4pt;visibility:visible;mso-wrap-style:square" o:bullet="t">
         <v:imagedata r:id="rId1" o:title=""/>
       </v:shape>
     </w:pict>
@@ -8714,6 +13467,148 @@
     </w:lvl>
   </w:abstractNum>
   <w:abstractNum w:abstractNumId="23" w15:restartNumberingAfterBreak="0">
+    <w:nsid w:val="605F596B"/>
+    <w:multiLevelType w:val="multilevel"/>
+    <w:tmpl w:val="7376D790"/>
+    <w:lvl w:ilvl="0">
+      <w:start w:val="1"/>
+      <w:numFmt w:val="bullet"/>
+      <w:lvlText w:val=""/>
+      <w:lvlJc w:val="left"/>
+      <w:pPr>
+        <w:tabs>
+          <w:tab w:val="num" w:pos="390"/>
+        </w:tabs>
+        <w:ind w:left="390" w:hanging="390"/>
+      </w:pPr>
+      <w:rPr>
+        <w:rFonts w:ascii="Symbol" w:hAnsi="Symbol" w:hint="default"/>
+      </w:rPr>
+    </w:lvl>
+    <w:lvl w:ilvl="1">
+      <w:start w:val="1"/>
+      <w:numFmt w:val="decimal"/>
+      <w:lvlText w:val="%1.%2."/>
+      <w:lvlJc w:val="left"/>
+      <w:pPr>
+        <w:tabs>
+          <w:tab w:val="num" w:pos="1110"/>
+        </w:tabs>
+        <w:ind w:left="1110" w:hanging="390"/>
+      </w:pPr>
+      <w:rPr>
+        <w:rFonts w:hint="default"/>
+      </w:rPr>
+    </w:lvl>
+    <w:lvl w:ilvl="2">
+      <w:start w:val="1"/>
+      <w:numFmt w:val="decimal"/>
+      <w:lvlText w:val="%1.%2.%3."/>
+      <w:lvlJc w:val="left"/>
+      <w:pPr>
+        <w:tabs>
+          <w:tab w:val="num" w:pos="2160"/>
+        </w:tabs>
+        <w:ind w:left="2160" w:hanging="720"/>
+      </w:pPr>
+      <w:rPr>
+        <w:rFonts w:hint="default"/>
+        <w:b/>
+        <w:color w:val="auto"/>
+      </w:rPr>
+    </w:lvl>
+    <w:lvl w:ilvl="3">
+      <w:start w:val="1"/>
+      <w:numFmt w:val="decimal"/>
+      <w:lvlText w:val="%1.%2.%3.%4."/>
+      <w:lvlJc w:val="left"/>
+      <w:pPr>
+        <w:tabs>
+          <w:tab w:val="num" w:pos="2880"/>
+        </w:tabs>
+        <w:ind w:left="2880" w:hanging="720"/>
+      </w:pPr>
+      <w:rPr>
+        <w:rFonts w:hint="default"/>
+      </w:rPr>
+    </w:lvl>
+    <w:lvl w:ilvl="4">
+      <w:start w:val="1"/>
+      <w:numFmt w:val="decimal"/>
+      <w:lvlText w:val="%1.%2.%3.%4.%5."/>
+      <w:lvlJc w:val="left"/>
+      <w:pPr>
+        <w:tabs>
+          <w:tab w:val="num" w:pos="2340"/>
+        </w:tabs>
+        <w:ind w:left="2340" w:hanging="1080"/>
+      </w:pPr>
+      <w:rPr>
+        <w:rFonts w:hint="default"/>
+      </w:rPr>
+    </w:lvl>
+    <w:lvl w:ilvl="5">
+      <w:start w:val="1"/>
+      <w:numFmt w:val="decimal"/>
+      <w:lvlText w:val="%1.%2.%3.%4.%5.%6."/>
+      <w:lvlJc w:val="left"/>
+      <w:pPr>
+        <w:tabs>
+          <w:tab w:val="num" w:pos="4680"/>
+        </w:tabs>
+        <w:ind w:left="4680" w:hanging="1080"/>
+      </w:pPr>
+      <w:rPr>
+        <w:rFonts w:hint="default"/>
+      </w:rPr>
+    </w:lvl>
+    <w:lvl w:ilvl="6">
+      <w:start w:val="1"/>
+      <w:numFmt w:val="decimal"/>
+      <w:lvlText w:val="%1.%2.%3.%4.%5.%6.%7."/>
+      <w:lvlJc w:val="left"/>
+      <w:pPr>
+        <w:tabs>
+          <w:tab w:val="num" w:pos="5760"/>
+        </w:tabs>
+        <w:ind w:left="5760" w:hanging="1440"/>
+      </w:pPr>
+      <w:rPr>
+        <w:rFonts w:hint="default"/>
+      </w:rPr>
+    </w:lvl>
+    <w:lvl w:ilvl="7">
+      <w:start w:val="1"/>
+      <w:numFmt w:val="decimal"/>
+      <w:lvlText w:val="%1.%2.%3.%4.%5.%6.%7.%8."/>
+      <w:lvlJc w:val="left"/>
+      <w:pPr>
+        <w:tabs>
+          <w:tab w:val="num" w:pos="6480"/>
+        </w:tabs>
+        <w:ind w:left="6480" w:hanging="1440"/>
+      </w:pPr>
+      <w:rPr>
+        <w:rFonts w:hint="default"/>
+      </w:rPr>
+    </w:lvl>
+    <w:lvl w:ilvl="8">
+      <w:start w:val="1"/>
+      <w:numFmt w:val="decimal"/>
+      <w:lvlText w:val="%1.%2.%3.%4.%5.%6.%7.%8.%9."/>
+      <w:lvlJc w:val="left"/>
+      <w:pPr>
+        <w:tabs>
+          <w:tab w:val="num" w:pos="7560"/>
+        </w:tabs>
+        <w:ind w:left="7560" w:hanging="1800"/>
+      </w:pPr>
+      <w:rPr>
+        <w:rFonts w:hint="default"/>
+      </w:rPr>
+    </w:lvl>
+  </w:abstractNum>
+  <w:abstractNum w:abstractNumId="24" w15:restartNumberingAfterBreak="0">
     <w:nsid w:val="611120C7"/>
     <w:multiLevelType w:val="hybridMultilevel"/>
     <w:tmpl w:val="08DC53B0"/>
@@ -8826,7 +13721,7 @@
       </w:rPr>
     </w:lvl>
   </w:abstractNum>
-  <w:abstractNum w:abstractNumId="24" w15:restartNumberingAfterBreak="0">
+  <w:abstractNum w:abstractNumId="25" w15:restartNumberingAfterBreak="0">
     <w:nsid w:val="61C75E9A"/>
     <w:multiLevelType w:val="hybridMultilevel"/>
     <w:tmpl w:val="23AAB8EA"/>
@@ -8915,7 +13810,7 @@
       </w:pPr>
     </w:lvl>
   </w:abstractNum>
-  <w:abstractNum w:abstractNumId="25" w15:restartNumberingAfterBreak="0">
+  <w:abstractNum w:abstractNumId="26" w15:restartNumberingAfterBreak="0">
     <w:nsid w:val="62150AE6"/>
     <w:multiLevelType w:val="hybridMultilevel"/>
     <w:tmpl w:val="7F1E45FE"/>
@@ -9028,7 +13923,7 @@
       </w:rPr>
     </w:lvl>
   </w:abstractNum>
-  <w:abstractNum w:abstractNumId="26" w15:restartNumberingAfterBreak="0">
+  <w:abstractNum w:abstractNumId="27" w15:restartNumberingAfterBreak="0">
     <w:nsid w:val="6311444E"/>
     <w:multiLevelType w:val="hybridMultilevel"/>
     <w:tmpl w:val="4C98C500"/>
@@ -9117,7 +14012,7 @@
       </w:pPr>
     </w:lvl>
   </w:abstractNum>
-  <w:abstractNum w:abstractNumId="27" w15:restartNumberingAfterBreak="0">
+  <w:abstractNum w:abstractNumId="28" w15:restartNumberingAfterBreak="0">
     <w:nsid w:val="650950A4"/>
     <w:multiLevelType w:val="hybridMultilevel"/>
     <w:tmpl w:val="B896F754"/>
@@ -9206,7 +14101,7 @@
       </w:pPr>
     </w:lvl>
   </w:abstractNum>
-  <w:abstractNum w:abstractNumId="28" w15:restartNumberingAfterBreak="0">
+  <w:abstractNum w:abstractNumId="29" w15:restartNumberingAfterBreak="0">
     <w:nsid w:val="6CF00509"/>
     <w:multiLevelType w:val="hybridMultilevel"/>
     <w:tmpl w:val="A43053D2"/>
@@ -9319,7 +14214,7 @@
       </w:rPr>
     </w:lvl>
   </w:abstractNum>
-  <w:abstractNum w:abstractNumId="29" w15:restartNumberingAfterBreak="0">
+  <w:abstractNum w:abstractNumId="30" w15:restartNumberingAfterBreak="0">
     <w:nsid w:val="6FF84832"/>
     <w:multiLevelType w:val="multilevel"/>
     <w:tmpl w:val="AE2AFD3C"/>
@@ -9432,7 +14327,7 @@
       </w:pPr>
     </w:lvl>
   </w:abstractNum>
-  <w:abstractNum w:abstractNumId="30" w15:restartNumberingAfterBreak="0">
+  <w:abstractNum w:abstractNumId="31" w15:restartNumberingAfterBreak="0">
     <w:nsid w:val="73AD0958"/>
     <w:multiLevelType w:val="hybridMultilevel"/>
     <w:tmpl w:val="5E94E8EA"/>
@@ -9545,7 +14440,7 @@
       </w:rPr>
     </w:lvl>
   </w:abstractNum>
-  <w:abstractNum w:abstractNumId="31" w15:restartNumberingAfterBreak="0">
+  <w:abstractNum w:abstractNumId="32" w15:restartNumberingAfterBreak="0">
     <w:nsid w:val="741F2AB0"/>
     <w:multiLevelType w:val="hybridMultilevel"/>
     <w:tmpl w:val="9FF62AFC"/>
@@ -9658,7 +14553,7 @@
       </w:rPr>
     </w:lvl>
   </w:abstractNum>
-  <w:abstractNum w:abstractNumId="32" w15:restartNumberingAfterBreak="0">
+  <w:abstractNum w:abstractNumId="33" w15:restartNumberingAfterBreak="0">
     <w:nsid w:val="79631A6B"/>
     <w:multiLevelType w:val="hybridMultilevel"/>
     <w:tmpl w:val="F2B6CBC2"/>
@@ -9747,7 +14642,7 @@
       </w:pPr>
     </w:lvl>
   </w:abstractNum>
-  <w:abstractNum w:abstractNumId="33" w15:restartNumberingAfterBreak="0">
+  <w:abstractNum w:abstractNumId="34" w15:restartNumberingAfterBreak="0">
     <w:nsid w:val="79B032A7"/>
     <w:multiLevelType w:val="multilevel"/>
     <w:tmpl w:val="DA268EFE"/>
@@ -9870,7 +14765,7 @@
     <w:abstractNumId w:val="14"/>
   </w:num>
   <w:num w:numId="4" w16cid:durableId="1793160666">
-    <w:abstractNumId w:val="29"/>
+    <w:abstractNumId w:val="30"/>
   </w:num>
   <w:num w:numId="5" w16cid:durableId="1096368889">
     <w:abstractNumId w:val="16"/>
@@ -9879,13 +14774,13 @@
     <w:abstractNumId w:val="15"/>
   </w:num>
   <w:num w:numId="7" w16cid:durableId="542134041">
-    <w:abstractNumId w:val="24"/>
+    <w:abstractNumId w:val="25"/>
   </w:num>
   <w:num w:numId="8" w16cid:durableId="1481845823">
     <w:abstractNumId w:val="0"/>
   </w:num>
   <w:num w:numId="9" w16cid:durableId="1644385101">
-    <w:abstractNumId w:val="26"/>
+    <w:abstractNumId w:val="27"/>
   </w:num>
   <w:num w:numId="10" w16cid:durableId="304239447">
     <w:abstractNumId w:val="5"/>
@@ -9897,7 +14792,7 @@
     <w:abstractNumId w:val="1"/>
   </w:num>
   <w:num w:numId="13" w16cid:durableId="931472924">
-    <w:abstractNumId w:val="27"/>
+    <w:abstractNumId w:val="28"/>
   </w:num>
   <w:num w:numId="14" w16cid:durableId="649946659">
     <w:abstractNumId w:val="8"/>
@@ -9906,7 +14801,7 @@
     <w:abstractNumId w:val="6"/>
   </w:num>
   <w:num w:numId="16" w16cid:durableId="835808903">
-    <w:abstractNumId w:val="30"/>
+    <w:abstractNumId w:val="31"/>
   </w:num>
   <w:num w:numId="17" w16cid:durableId="233858902">
     <w:abstractNumId w:val="4"/>
@@ -9927,13 +14822,13 @@
     <w:abstractNumId w:val="11"/>
   </w:num>
   <w:num w:numId="23" w16cid:durableId="380403138">
-    <w:abstractNumId w:val="23"/>
+    <w:abstractNumId w:val="24"/>
   </w:num>
   <w:num w:numId="24" w16cid:durableId="1169632846">
     <w:abstractNumId w:val="11"/>
   </w:num>
   <w:num w:numId="25" w16cid:durableId="1984851110">
-    <w:abstractNumId w:val="31"/>
+    <w:abstractNumId w:val="32"/>
   </w:num>
   <w:num w:numId="26" w16cid:durableId="698435670">
     <w:abstractNumId w:val="20"/>
@@ -9942,13 +14837,13 @@
     <w:abstractNumId w:val="12"/>
   </w:num>
   <w:num w:numId="28" w16cid:durableId="1059983493">
-    <w:abstractNumId w:val="25"/>
+    <w:abstractNumId w:val="26"/>
   </w:num>
   <w:num w:numId="29" w16cid:durableId="1028139657">
     <w:abstractNumId w:val="22"/>
   </w:num>
   <w:num w:numId="30" w16cid:durableId="820001833">
-    <w:abstractNumId w:val="32"/>
+    <w:abstractNumId w:val="33"/>
   </w:num>
   <w:num w:numId="31" w16cid:durableId="537354250">
     <w:abstractNumId w:val="2"/>
@@ -9957,19 +14852,22 @@
     <w:abstractNumId w:val="18"/>
   </w:num>
   <w:num w:numId="33" w16cid:durableId="24448987">
-    <w:abstractNumId w:val="28"/>
+    <w:abstractNumId w:val="29"/>
   </w:num>
   <w:num w:numId="34" w16cid:durableId="1638804495">
-    <w:abstractNumId w:val="33"/>
+    <w:abstractNumId w:val="34"/>
   </w:num>
   <w:num w:numId="35" w16cid:durableId="64953927">
     <w:abstractNumId w:val="21"/>
+  </w:num>
+  <w:num w:numId="36" w16cid:durableId="453601725">
+    <w:abstractNumId w:val="23"/>
   </w:num>
 </w:numbering>
 </file>
 
 <file path=word/styles.xml><?xml version="1.0" encoding="utf-8"?>
-<w:styles xmlns:mc="http://schemas.openxmlformats.org/markup-compatibility/2006" xmlns:r="http://schemas.openxmlformats.org/officeDocument/2006/relationships" xmlns:w="http://schemas.openxmlformats.org/wordprocessingml/2006/main" xmlns:w14="http://schemas.microsoft.com/office/word/2010/wordml" xmlns:w15="http://schemas.microsoft.com/office/word/2012/wordml" xmlns:w16cex="http://schemas.microsoft.com/office/word/2018/wordml/cex" xmlns:w16cid="http://schemas.microsoft.com/office/word/2016/wordml/cid" xmlns:w16="http://schemas.microsoft.com/office/word/2018/wordml" xmlns:w16sdtdh="http://schemas.microsoft.com/office/word/2020/wordml/sdtdatahash" xmlns:w16se="http://schemas.microsoft.com/office/word/2015/wordml/symex" mc:Ignorable="w14 w15 w16se w16cid w16 w16cex w16sdtdh">
+<w:styles xmlns:mc="http://schemas.openxmlformats.org/markup-compatibility/2006" xmlns:r="http://schemas.openxmlformats.org/officeDocument/2006/relationships" xmlns:w="http://schemas.openxmlformats.org/wordprocessingml/2006/main" xmlns:w14="http://schemas.microsoft.com/office/word/2010/wordml" xmlns:w15="http://schemas.microsoft.com/office/word/2012/wordml" xmlns:w16cex="http://schemas.microsoft.com/office/word/2018/wordml/cex" xmlns:w16cid="http://schemas.microsoft.com/office/word/2016/wordml/cid" xmlns:w16="http://schemas.microsoft.com/office/word/2018/wordml" xmlns:w16du="http://schemas.microsoft.com/office/word/2023/wordml/word16du" xmlns:w16sdtdh="http://schemas.microsoft.com/office/word/2020/wordml/sdtdatahash" xmlns:w16sdtfl="http://schemas.microsoft.com/office/word/2024/wordml/sdtformatlock" xmlns:w16se="http://schemas.microsoft.com/office/word/2015/wordml/symex" mc:Ignorable="w14 w15 w16se w16cid w16 w16cex w16sdtdh w16sdtfl w16du">
   <w:docDefaults>
     <w:rPrDefault>
       <w:rPr>
@@ -10375,7 +15273,7 @@
     <w:name w:val="heading 1"/>
     <w:basedOn w:val="Normal"/>
     <w:next w:val="Normal"/>
-    <w:link w:val="Ttulo1Carter"/>
+    <w:link w:val="Ttulo1Char"/>
     <w:uiPriority w:val="99"/>
     <w:qFormat/>
     <w:rsid w:val="00665A54"/>
@@ -10397,7 +15295,7 @@
     <w:name w:val="heading 2"/>
     <w:basedOn w:val="Normal"/>
     <w:next w:val="Normal"/>
-    <w:link w:val="Ttulo2Carter"/>
+    <w:link w:val="Ttulo2Char"/>
     <w:uiPriority w:val="99"/>
     <w:qFormat/>
     <w:rsid w:val="00665A54"/>
@@ -10414,7 +15312,7 @@
     <w:name w:val="heading 3"/>
     <w:basedOn w:val="Normal"/>
     <w:next w:val="Normal"/>
-    <w:link w:val="Ttulo3Carter"/>
+    <w:link w:val="Ttulo3Char"/>
     <w:uiPriority w:val="99"/>
     <w:qFormat/>
     <w:rsid w:val="00665A54"/>
@@ -10435,7 +15333,7 @@
     <w:name w:val="heading 4"/>
     <w:basedOn w:val="Normal"/>
     <w:next w:val="Normal"/>
-    <w:link w:val="Ttulo4Carter"/>
+    <w:link w:val="Ttulo4Char"/>
     <w:uiPriority w:val="99"/>
     <w:qFormat/>
     <w:rsid w:val="00665A54"/>
@@ -10455,7 +15353,7 @@
     <w:name w:val="heading 8"/>
     <w:basedOn w:val="Normal"/>
     <w:next w:val="Normal"/>
-    <w:link w:val="Ttulo8Carter"/>
+    <w:link w:val="Ttulo8Char"/>
     <w:uiPriority w:val="99"/>
     <w:qFormat/>
     <w:rsid w:val="00665A54"/>
@@ -10471,7 +15369,7 @@
       <w:szCs w:val="20"/>
     </w:rPr>
   </w:style>
-  <w:style w:type="character" w:default="1" w:styleId="Tipodeletrapredefinidodopargrafo">
+  <w:style w:type="character" w:default="1" w:styleId="Fontepargpadro">
     <w:name w:val="Default Paragraph Font"/>
     <w:uiPriority w:val="1"/>
     <w:semiHidden/>
@@ -10498,9 +15396,9 @@
     <w:semiHidden/>
     <w:unhideWhenUsed/>
   </w:style>
-  <w:style w:type="character" w:customStyle="1" w:styleId="Ttulo1Carter">
-    <w:name w:val="Título 1 Caráter"/>
-    <w:basedOn w:val="Tipodeletrapredefinidodopargrafo"/>
+  <w:style w:type="character" w:customStyle="1" w:styleId="Ttulo1Char">
+    <w:name w:val="Título 1 Char"/>
+    <w:basedOn w:val="Fontepargpadro"/>
     <w:link w:val="Ttulo1"/>
     <w:uiPriority w:val="99"/>
     <w:locked/>
@@ -10513,9 +15411,9 @@
       <w:szCs w:val="32"/>
     </w:rPr>
   </w:style>
-  <w:style w:type="character" w:customStyle="1" w:styleId="Ttulo2Carter">
-    <w:name w:val="Título 2 Caráter"/>
-    <w:basedOn w:val="Tipodeletrapredefinidodopargrafo"/>
+  <w:style w:type="character" w:customStyle="1" w:styleId="Ttulo2Char">
+    <w:name w:val="Título 2 Char"/>
+    <w:basedOn w:val="Fontepargpadro"/>
     <w:link w:val="Ttulo2"/>
     <w:uiPriority w:val="99"/>
     <w:semiHidden/>
@@ -10531,9 +15429,9 @@
       <w:szCs w:val="28"/>
     </w:rPr>
   </w:style>
-  <w:style w:type="character" w:customStyle="1" w:styleId="Ttulo3Carter">
-    <w:name w:val="Título 3 Caráter"/>
-    <w:basedOn w:val="Tipodeletrapredefinidodopargrafo"/>
+  <w:style w:type="character" w:customStyle="1" w:styleId="Ttulo3Char">
+    <w:name w:val="Título 3 Char"/>
+    <w:basedOn w:val="Fontepargpadro"/>
     <w:link w:val="Ttulo3"/>
     <w:uiPriority w:val="99"/>
     <w:semiHidden/>
@@ -10547,9 +15445,9 @@
       <w:szCs w:val="26"/>
     </w:rPr>
   </w:style>
-  <w:style w:type="character" w:customStyle="1" w:styleId="Ttulo4Carter">
-    <w:name w:val="Título 4 Caráter"/>
-    <w:basedOn w:val="Tipodeletrapredefinidodopargrafo"/>
+  <w:style w:type="character" w:customStyle="1" w:styleId="Ttulo4Char">
+    <w:name w:val="Título 4 Char"/>
+    <w:basedOn w:val="Fontepargpadro"/>
     <w:link w:val="Ttulo4"/>
     <w:uiPriority w:val="99"/>
     <w:semiHidden/>
@@ -10563,9 +15461,9 @@
       <w:szCs w:val="28"/>
     </w:rPr>
   </w:style>
-  <w:style w:type="character" w:customStyle="1" w:styleId="Ttulo8Carter">
-    <w:name w:val="Título 8 Caráter"/>
-    <w:basedOn w:val="Tipodeletrapredefinidodopargrafo"/>
+  <w:style w:type="character" w:customStyle="1" w:styleId="Ttulo8Char">
+    <w:name w:val="Título 8 Char"/>
+    <w:basedOn w:val="Fontepargpadro"/>
     <w:link w:val="Ttulo8"/>
     <w:uiPriority w:val="99"/>
     <w:semiHidden/>
@@ -10579,9 +15477,9 @@
       <w:szCs w:val="24"/>
     </w:rPr>
   </w:style>
-  <w:style w:type="character" w:customStyle="1" w:styleId="CabealhoCarter">
-    <w:name w:val="Cabeçalho Caráter"/>
-    <w:basedOn w:val="Tipodeletrapredefinidodopargrafo"/>
+  <w:style w:type="character" w:customStyle="1" w:styleId="CabealhoChar">
+    <w:name w:val="Cabeçalho Char"/>
+    <w:basedOn w:val="Fontepargpadro"/>
     <w:link w:val="Cabealho"/>
     <w:locked/>
     <w:rsid w:val="00553E06"/>
@@ -10591,9 +15489,9 @@
       <w:szCs w:val="24"/>
     </w:rPr>
   </w:style>
-  <w:style w:type="character" w:customStyle="1" w:styleId="RodapCarter">
-    <w:name w:val="Rodapé Caráter"/>
-    <w:basedOn w:val="Tipodeletrapredefinidodopargrafo"/>
+  <w:style w:type="character" w:customStyle="1" w:styleId="RodapChar">
+    <w:name w:val="Rodapé Char"/>
+    <w:basedOn w:val="Fontepargpadro"/>
     <w:link w:val="Rodap"/>
     <w:uiPriority w:val="99"/>
     <w:semiHidden/>
@@ -10605,9 +15503,9 @@
       <w:szCs w:val="24"/>
     </w:rPr>
   </w:style>
-  <w:style w:type="character" w:customStyle="1" w:styleId="TextodenotaderodapCarter">
-    <w:name w:val="Texto de nota de rodapé Caráter"/>
-    <w:basedOn w:val="Tipodeletrapredefinidodopargrafo"/>
+  <w:style w:type="character" w:customStyle="1" w:styleId="TextodenotaderodapChar">
+    <w:name w:val="Texto de nota de rodapé Char"/>
+    <w:basedOn w:val="Fontepargpadro"/>
     <w:link w:val="Textodenotaderodap"/>
     <w:uiPriority w:val="99"/>
     <w:semiHidden/>
@@ -10621,7 +15519,7 @@
   </w:style>
   <w:style w:type="character" w:customStyle="1" w:styleId="RecuodecorpodetextoChar">
     <w:name w:val="Recuo de corpo de texto Char"/>
-    <w:basedOn w:val="Tipodeletrapredefinidodopargrafo"/>
+    <w:basedOn w:val="Fontepargpadro"/>
     <w:link w:val="Corpodetextorecuado"/>
     <w:uiPriority w:val="99"/>
     <w:semiHidden/>
@@ -10633,10 +15531,10 @@
       <w:szCs w:val="24"/>
     </w:rPr>
   </w:style>
-  <w:style w:type="character" w:customStyle="1" w:styleId="Avanodecorpodetexto2Carter">
-    <w:name w:val="Avanço de corpo de texto 2 Caráter"/>
-    <w:basedOn w:val="Tipodeletrapredefinidodopargrafo"/>
-    <w:link w:val="Avanodecorpodetexto2"/>
+  <w:style w:type="character" w:customStyle="1" w:styleId="Recuodecorpodetexto2Char">
+    <w:name w:val="Recuo de corpo de texto 2 Char"/>
+    <w:basedOn w:val="Fontepargpadro"/>
+    <w:link w:val="Recuodecorpodetexto2"/>
     <w:uiPriority w:val="99"/>
     <w:semiHidden/>
     <w:locked/>
@@ -10647,10 +15545,10 @@
       <w:szCs w:val="24"/>
     </w:rPr>
   </w:style>
-  <w:style w:type="character" w:customStyle="1" w:styleId="Avanodecorpodetexto3Carter">
-    <w:name w:val="Avanço de corpo de texto 3 Caráter"/>
-    <w:basedOn w:val="Tipodeletrapredefinidodopargrafo"/>
-    <w:link w:val="Avanodecorpodetexto3"/>
+  <w:style w:type="character" w:customStyle="1" w:styleId="Recuodecorpodetexto3Char">
+    <w:name w:val="Recuo de corpo de texto 3 Char"/>
+    <w:basedOn w:val="Fontepargpadro"/>
+    <w:link w:val="Recuodecorpodetexto3"/>
     <w:uiPriority w:val="99"/>
     <w:semiHidden/>
     <w:locked/>
@@ -10663,7 +15561,7 @@
   </w:style>
   <w:style w:type="character" w:styleId="Nmerodepgina">
     <w:name w:val="page number"/>
-    <w:basedOn w:val="Tipodeletrapredefinidodopargrafo"/>
+    <w:basedOn w:val="Fontepargpadro"/>
     <w:uiPriority w:val="99"/>
     <w:rsid w:val="00665A54"/>
     <w:rPr>
@@ -10672,7 +15570,7 @@
   </w:style>
   <w:style w:type="character" w:customStyle="1" w:styleId="CorpodetextoChar">
     <w:name w:val="Corpo de texto Char"/>
-    <w:basedOn w:val="Tipodeletrapredefinidodopargrafo"/>
+    <w:basedOn w:val="Fontepargpadro"/>
     <w:link w:val="Corpodotexto"/>
     <w:uiPriority w:val="99"/>
     <w:semiHidden/>
@@ -10686,7 +15584,7 @@
   </w:style>
   <w:style w:type="character" w:customStyle="1" w:styleId="LinkdaInternet">
     <w:name w:val="Link da Internet"/>
-    <w:basedOn w:val="Tipodeletrapredefinidodopargrafo"/>
+    <w:basedOn w:val="Fontepargpadro"/>
     <w:uiPriority w:val="99"/>
     <w:rsid w:val="00155A93"/>
     <w:rPr>
@@ -10697,7 +15595,7 @@
   </w:style>
   <w:style w:type="character" w:styleId="Forte">
     <w:name w:val="Strong"/>
-    <w:basedOn w:val="Tipodeletrapredefinidodopargrafo"/>
+    <w:basedOn w:val="Fontepargpadro"/>
     <w:uiPriority w:val="99"/>
     <w:qFormat/>
     <w:rsid w:val="00155A93"/>
@@ -10783,7 +15681,7 @@
   </w:style>
   <w:style w:type="character" w:customStyle="1" w:styleId="PWCCharMenuArrow">
     <w:name w:val="PWC_Char_MenuArrow"/>
-    <w:basedOn w:val="Tipodeletrapredefinidodopargrafo"/>
+    <w:basedOn w:val="Fontepargpadro"/>
     <w:uiPriority w:val="99"/>
     <w:rsid w:val="009F5F3D"/>
     <w:rPr>
@@ -10793,9 +15691,9 @@
       <w:lang w:val="pt-BR"/>
     </w:rPr>
   </w:style>
-  <w:style w:type="character" w:customStyle="1" w:styleId="TtuloCarter">
-    <w:name w:val="Título Caráter"/>
-    <w:basedOn w:val="Tipodeletrapredefinidodopargrafo"/>
+  <w:style w:type="character" w:customStyle="1" w:styleId="TtuloChar">
+    <w:name w:val="Título Char"/>
+    <w:basedOn w:val="Fontepargpadro"/>
     <w:link w:val="Ttulo"/>
     <w:uiPriority w:val="99"/>
     <w:locked/>
@@ -10808,9 +15706,9 @@
       <w:lang w:val="en-US" w:eastAsia="pt-BR" w:bidi="ar-SA"/>
     </w:rPr>
   </w:style>
-  <w:style w:type="character" w:customStyle="1" w:styleId="TextodebaloCarter">
-    <w:name w:val="Texto de balão Caráter"/>
-    <w:basedOn w:val="Tipodeletrapredefinidodopargrafo"/>
+  <w:style w:type="character" w:customStyle="1" w:styleId="TextodebaloChar">
+    <w:name w:val="Texto de balão Char"/>
+    <w:basedOn w:val="Fontepargpadro"/>
     <w:link w:val="Textodebalo"/>
     <w:uiPriority w:val="99"/>
     <w:locked/>
@@ -10843,9 +15741,9 @@
       <w:shd w:val="clear" w:color="auto" w:fill="FFFFFF"/>
     </w:rPr>
   </w:style>
-  <w:style w:type="character" w:customStyle="1" w:styleId="CitaoIntensaCarter">
-    <w:name w:val="Citação Intensa Caráter"/>
-    <w:basedOn w:val="Tipodeletrapredefinidodopargrafo"/>
+  <w:style w:type="character" w:customStyle="1" w:styleId="CitaoIntensaChar">
+    <w:name w:val="Citação Intensa Char"/>
+    <w:basedOn w:val="Fontepargpadro"/>
     <w:link w:val="CitaoIntensa"/>
     <w:uiPriority w:val="30"/>
     <w:rsid w:val="00B7268B"/>
@@ -10860,7 +15758,7 @@
   </w:style>
   <w:style w:type="character" w:styleId="nfaseIntensa">
     <w:name w:val="Intense Emphasis"/>
-    <w:basedOn w:val="Tipodeletrapredefinidodopargrafo"/>
+    <w:basedOn w:val="Fontepargpadro"/>
     <w:uiPriority w:val="21"/>
     <w:qFormat/>
     <w:rsid w:val="00952330"/>
@@ -10913,7 +15811,7 @@
     <w:name w:val="Title"/>
     <w:basedOn w:val="Normal"/>
     <w:next w:val="Corpodotexto"/>
-    <w:link w:val="TtuloCarter"/>
+    <w:link w:val="TtuloChar"/>
     <w:pPr>
       <w:keepNext/>
       <w:spacing w:before="240" w:after="120"/>
@@ -10967,7 +15865,7 @@
   <w:style w:type="paragraph" w:styleId="Cabealho">
     <w:name w:val="header"/>
     <w:basedOn w:val="Normal"/>
-    <w:link w:val="CabealhoCarter"/>
+    <w:link w:val="CabealhoChar"/>
     <w:rsid w:val="00665A54"/>
     <w:pPr>
       <w:tabs>
@@ -10979,7 +15877,7 @@
   <w:style w:type="paragraph" w:styleId="Rodap">
     <w:name w:val="footer"/>
     <w:basedOn w:val="Normal"/>
-    <w:link w:val="RodapCarter"/>
+    <w:link w:val="RodapChar"/>
     <w:uiPriority w:val="99"/>
     <w:rsid w:val="00665A54"/>
     <w:pPr>
@@ -10992,7 +15890,7 @@
   <w:style w:type="paragraph" w:styleId="Textodenotaderodap">
     <w:name w:val="footnote text"/>
     <w:basedOn w:val="Normal"/>
-    <w:link w:val="TextodenotaderodapCarter"/>
+    <w:link w:val="TextodenotaderodapChar"/>
     <w:uiPriority w:val="99"/>
     <w:semiHidden/>
     <w:rsid w:val="00665A54"/>
@@ -11002,7 +15900,7 @@
       <w:szCs w:val="20"/>
     </w:rPr>
   </w:style>
-  <w:style w:type="paragraph" w:styleId="Listadecont2">
+  <w:style w:type="paragraph" w:styleId="Listadecontinuao2">
     <w:name w:val="List Continue 2"/>
     <w:uiPriority w:val="99"/>
     <w:rsid w:val="00665A54"/>
@@ -11019,7 +15917,7 @@
       <w:lang w:eastAsia="en-US"/>
     </w:rPr>
   </w:style>
-  <w:style w:type="paragraph" w:styleId="Listadecont">
+  <w:style w:type="paragraph" w:styleId="Listadecontinuao">
     <w:name w:val="List Continue"/>
     <w:basedOn w:val="Normal"/>
     <w:uiPriority w:val="99"/>
@@ -11044,10 +15942,10 @@
       <w:sz w:val="20"/>
     </w:rPr>
   </w:style>
-  <w:style w:type="paragraph" w:styleId="Avanodecorpodetexto2">
+  <w:style w:type="paragraph" w:styleId="Recuodecorpodetexto2">
     <w:name w:val="Body Text Indent 2"/>
     <w:basedOn w:val="Normal"/>
-    <w:link w:val="Avanodecorpodetexto2Carter"/>
+    <w:link w:val="Recuodecorpodetexto2Char"/>
     <w:uiPriority w:val="99"/>
     <w:rsid w:val="00665A54"/>
     <w:pPr>
@@ -11058,10 +15956,10 @@
       <w:sz w:val="20"/>
     </w:rPr>
   </w:style>
-  <w:style w:type="paragraph" w:styleId="Avanodecorpodetexto3">
+  <w:style w:type="paragraph" w:styleId="Recuodecorpodetexto3">
     <w:name w:val="Body Text Indent 3"/>
     <w:basedOn w:val="Normal"/>
-    <w:link w:val="Avanodecorpodetexto3Carter"/>
+    <w:link w:val="Recuodecorpodetexto3Char"/>
     <w:uiPriority w:val="99"/>
     <w:rsid w:val="00665A54"/>
     <w:pPr>
@@ -11128,7 +16026,7 @@
   <w:style w:type="paragraph" w:styleId="Textodebalo">
     <w:name w:val="Balloon Text"/>
     <w:basedOn w:val="Normal"/>
-    <w:link w:val="TextodebaloCarter"/>
+    <w:link w:val="TextodebaloChar"/>
     <w:uiPriority w:val="99"/>
     <w:rsid w:val="00137D63"/>
     <w:rPr>
@@ -11141,7 +16039,7 @@
     <w:name w:val="Intense Quote"/>
     <w:basedOn w:val="Normal"/>
     <w:next w:val="Normal"/>
-    <w:link w:val="CitaoIntensaCarter"/>
+    <w:link w:val="CitaoIntensaChar"/>
     <w:uiPriority w:val="30"/>
     <w:qFormat/>
     <w:rsid w:val="00B7268B"/>
@@ -11172,7 +16070,7 @@
     <w:name w:val="Título de tabela"/>
     <w:basedOn w:val="Contedodatabela"/>
   </w:style>
-  <w:style w:type="table" w:styleId="TabelacomGrelha">
+  <w:style w:type="table" w:styleId="Tabelacomgrade">
     <w:name w:val="Table Grid"/>
     <w:basedOn w:val="Tabelanormal"/>
     <w:uiPriority w:val="99"/>
@@ -11194,7 +16092,7 @@
   <w:style w:type="paragraph" w:styleId="Corpodetexto">
     <w:name w:val="Body Text"/>
     <w:basedOn w:val="Normal"/>
-    <w:link w:val="CorpodetextoCarter"/>
+    <w:link w:val="CorpodetextoChar1"/>
     <w:uiPriority w:val="99"/>
     <w:semiHidden/>
     <w:unhideWhenUsed/>
@@ -11204,9 +16102,9 @@
       <w:spacing w:after="120"/>
     </w:pPr>
   </w:style>
-  <w:style w:type="character" w:customStyle="1" w:styleId="CorpodetextoCarter">
-    <w:name w:val="Corpo de texto Caráter"/>
-    <w:basedOn w:val="Tipodeletrapredefinidodopargrafo"/>
+  <w:style w:type="character" w:customStyle="1" w:styleId="CorpodetextoChar1">
+    <w:name w:val="Corpo de texto Char1"/>
+    <w:basedOn w:val="Fontepargpadro"/>
     <w:link w:val="Corpodetexto"/>
     <w:uiPriority w:val="99"/>
     <w:semiHidden/>
